--- a/PRISMA-ScR-Fillable-Checklist_10Sept2019.docx
+++ b/PRISMA-ScR-Fillable-Checklist_10Sept2019.docx
@@ -1,6 +1,6 @@
 
 <file path=word/document.xml><?xml version="1.0" encoding="utf-8"?>
-<w:document xmlns:wpc="http://schemas.microsoft.com/office/word/2010/wordprocessingCanvas" xmlns:cx="http://schemas.microsoft.com/office/drawing/2014/chartex" xmlns:cx1="http://schemas.microsoft.com/office/drawing/2015/9/8/chartex" xmlns:cx2="http://schemas.microsoft.com/office/drawing/2015/10/21/chartex" xmlns:cx3="http://schemas.microsoft.com/office/drawing/2016/5/9/chartex" xmlns:cx4="http://schemas.microsoft.com/office/drawing/2016/5/10/chartex" xmlns:cx5="http://schemas.microsoft.com/office/drawing/2016/5/11/chartex" xmlns:cx6="http://schemas.microsoft.com/office/drawing/2016/5/12/chartex" xmlns:cx7="http://schemas.microsoft.com/office/drawing/2016/5/13/chartex" xmlns:cx8="http://schemas.microsoft.com/office/drawing/2016/5/14/chartex" xmlns:mc="http://schemas.openxmlformats.org/markup-compatibility/2006" xmlns:aink="http://schemas.microsoft.com/office/drawing/2016/ink" xmlns:am3d="http://schemas.microsoft.com/office/drawing/2017/model3d" xmlns:o="urn:schemas-microsoft-com:office:office" xmlns:r="http://schemas.openxmlformats.org/officeDocument/2006/relationships" xmlns:m="http://schemas.openxmlformats.org/officeDocument/2006/math" xmlns:v="urn:schemas-microsoft-com:vml" xmlns:wp14="http://schemas.microsoft.com/office/word/2010/wordprocessingDrawing" xmlns:wp="http://schemas.openxmlformats.org/drawingml/2006/wordprocessingDrawing" xmlns:w10="urn:schemas-microsoft-com:office:word" xmlns:w="http://schemas.openxmlformats.org/wordprocessingml/2006/main" xmlns:w14="http://schemas.microsoft.com/office/word/2010/wordml" xmlns:w15="http://schemas.microsoft.com/office/word/2012/wordml" xmlns:w16cex="http://schemas.microsoft.com/office/word/2018/wordml/cex" xmlns:w16cid="http://schemas.microsoft.com/office/word/2016/wordml/cid" xmlns:w16="http://schemas.microsoft.com/office/word/2018/wordml" xmlns:w16sdtdh="http://schemas.microsoft.com/office/word/2020/wordml/sdtdatahash" xmlns:w16se="http://schemas.microsoft.com/office/word/2015/wordml/symex" xmlns:wpg="http://schemas.microsoft.com/office/word/2010/wordprocessingGroup" xmlns:wpi="http://schemas.microsoft.com/office/word/2010/wordprocessingInk" xmlns:wne="http://schemas.microsoft.com/office/word/2006/wordml" xmlns:wps="http://schemas.microsoft.com/office/word/2010/wordprocessingShape" mc:Ignorable="w14 w15 w16se w16cid w16 w16cex w16sdtdh wp14">
+<w:document xmlns:wpc="http://schemas.microsoft.com/office/word/2010/wordprocessingCanvas" xmlns:cx="http://schemas.microsoft.com/office/drawing/2014/chartex" xmlns:cx1="http://schemas.microsoft.com/office/drawing/2015/9/8/chartex" xmlns:cx2="http://schemas.microsoft.com/office/drawing/2015/10/21/chartex" xmlns:cx3="http://schemas.microsoft.com/office/drawing/2016/5/9/chartex" xmlns:cx4="http://schemas.microsoft.com/office/drawing/2016/5/10/chartex" xmlns:cx5="http://schemas.microsoft.com/office/drawing/2016/5/11/chartex" xmlns:cx6="http://schemas.microsoft.com/office/drawing/2016/5/12/chartex" xmlns:cx7="http://schemas.microsoft.com/office/drawing/2016/5/13/chartex" xmlns:cx8="http://schemas.microsoft.com/office/drawing/2016/5/14/chartex" xmlns:mc="http://schemas.openxmlformats.org/markup-compatibility/2006" xmlns:aink="http://schemas.microsoft.com/office/drawing/2016/ink" xmlns:am3d="http://schemas.microsoft.com/office/drawing/2017/model3d" xmlns:o="urn:schemas-microsoft-com:office:office" xmlns:oel="http://schemas.microsoft.com/office/2019/extlst" xmlns:r="http://schemas.openxmlformats.org/officeDocument/2006/relationships" xmlns:m="http://schemas.openxmlformats.org/officeDocument/2006/math" xmlns:v="urn:schemas-microsoft-com:vml" xmlns:wp14="http://schemas.microsoft.com/office/word/2010/wordprocessingDrawing" xmlns:wp="http://schemas.openxmlformats.org/drawingml/2006/wordprocessingDrawing" xmlns:w10="urn:schemas-microsoft-com:office:word" xmlns:w="http://schemas.openxmlformats.org/wordprocessingml/2006/main" xmlns:w14="http://schemas.microsoft.com/office/word/2010/wordml" xmlns:w15="http://schemas.microsoft.com/office/word/2012/wordml" xmlns:w16cex="http://schemas.microsoft.com/office/word/2018/wordml/cex" xmlns:w16cid="http://schemas.microsoft.com/office/word/2016/wordml/cid" xmlns:w16="http://schemas.microsoft.com/office/word/2018/wordml" xmlns:w16du="http://schemas.microsoft.com/office/word/2023/wordml/word16du" xmlns:w16sdtdh="http://schemas.microsoft.com/office/word/2020/wordml/sdtdatahash" xmlns:w16se="http://schemas.microsoft.com/office/word/2015/wordml/symex" xmlns:wpg="http://schemas.microsoft.com/office/word/2010/wordprocessingGroup" xmlns:wpi="http://schemas.microsoft.com/office/word/2010/wordprocessingInk" xmlns:wne="http://schemas.microsoft.com/office/word/2006/wordml" xmlns:wps="http://schemas.microsoft.com/office/word/2010/wordprocessingShape" mc:Ignorable="w14 w15 w16se w16cid w16 w16cex w16sdtdh w16du wp14">
   <w:body>
     <w:p>
       <w:pPr>
@@ -63,8 +63,8 @@
       <w:tblGrid>
         <w:gridCol w:w="2141"/>
         <w:gridCol w:w="694"/>
-        <w:gridCol w:w="5262"/>
-        <w:gridCol w:w="1479"/>
+        <w:gridCol w:w="5263"/>
+        <w:gridCol w:w="1478"/>
       </w:tblGrid>
       <w:tr>
         <w:trPr>
@@ -710,7 +710,15 @@
                     <w:sz w:val="20"/>
                     <w:szCs w:val="20"/>
                   </w:rPr>
-                  <w:t>1-4</w:t>
+                  <w:t>1-</w:t>
+                </w:r>
+                <w:r>
+                  <w:rPr>
+                    <w:rFonts w:ascii="Arial" w:hAnsi="Arial" w:cs="Arial"/>
+                    <w:sz w:val="20"/>
+                    <w:szCs w:val="20"/>
+                  </w:rPr>
+                  <w:t>5</w:t>
                 </w:r>
               </w:p>
             </w:tc>
@@ -800,6 +808,180 @@
               <w:szCs w:val="20"/>
             </w:rPr>
             <w:id w:val="-1797599034"/>
+            <w:placeholder>
+              <w:docPart w:val="DefaultPlaceholder_1082065158"/>
+            </w:placeholder>
+          </w:sdtPr>
+          <w:sdtEndPr/>
+          <w:sdtContent>
+            <w:tc>
+              <w:tcPr>
+                <w:tcW w:w="0" w:type="auto"/>
+                <w:vAlign w:val="center"/>
+              </w:tcPr>
+              <w:p>
+                <w:pPr>
+                  <w:jc w:val="center"/>
+                  <w:rPr>
+                    <w:rFonts w:ascii="Arial" w:hAnsi="Arial" w:cs="Arial"/>
+                    <w:sz w:val="20"/>
+                    <w:szCs w:val="20"/>
+                  </w:rPr>
+                </w:pPr>
+                <w:r>
+                  <w:rPr>
+                    <w:rFonts w:ascii="Arial" w:hAnsi="Arial" w:cs="Arial"/>
+                    <w:sz w:val="20"/>
+                    <w:szCs w:val="20"/>
+                  </w:rPr>
+                  <w:t>6-7</w:t>
+                </w:r>
+              </w:p>
+            </w:tc>
+          </w:sdtContent>
+        </w:sdt>
+      </w:tr>
+      <w:tr>
+        <w:tc>
+          <w:tcPr>
+            <w:tcW w:w="0" w:type="auto"/>
+            <w:gridSpan w:val="4"/>
+            <w:shd w:val="clear" w:color="auto" w:fill="CEDEEF" w:themeFill="accent1" w:themeFillTint="33"/>
+            <w:vAlign w:val="center"/>
+          </w:tcPr>
+          <w:p>
+            <w:pPr>
+              <w:rPr>
+                <w:rFonts w:ascii="Arial" w:hAnsi="Arial" w:cs="Arial"/>
+                <w:b/>
+                <w:sz w:val="20"/>
+                <w:szCs w:val="20"/>
+              </w:rPr>
+            </w:pPr>
+            <w:r>
+              <w:rPr>
+                <w:rFonts w:ascii="Arial" w:hAnsi="Arial" w:cs="Arial"/>
+                <w:b/>
+                <w:sz w:val="20"/>
+                <w:szCs w:val="20"/>
+              </w:rPr>
+              <w:t>METHODS</w:t>
+            </w:r>
+          </w:p>
+        </w:tc>
+      </w:tr>
+      <w:tr>
+        <w:tc>
+          <w:tcPr>
+            <w:tcW w:w="0" w:type="auto"/>
+            <w:vAlign w:val="center"/>
+          </w:tcPr>
+          <w:p>
+            <w:pPr>
+              <w:ind w:left="180"/>
+              <w:rPr>
+                <w:rFonts w:ascii="Arial" w:hAnsi="Arial" w:cs="Arial"/>
+                <w:sz w:val="20"/>
+                <w:szCs w:val="20"/>
+              </w:rPr>
+            </w:pPr>
+            <w:r>
+              <w:rPr>
+                <w:rFonts w:ascii="Arial" w:hAnsi="Arial" w:cs="Arial"/>
+                <w:sz w:val="20"/>
+                <w:szCs w:val="20"/>
+              </w:rPr>
+              <w:t>Protocol and registration</w:t>
+            </w:r>
+          </w:p>
+        </w:tc>
+        <w:tc>
+          <w:tcPr>
+            <w:tcW w:w="0" w:type="auto"/>
+            <w:vAlign w:val="center"/>
+          </w:tcPr>
+          <w:p>
+            <w:pPr>
+              <w:jc w:val="center"/>
+              <w:rPr>
+                <w:rFonts w:ascii="Arial" w:hAnsi="Arial" w:cs="Arial"/>
+                <w:sz w:val="20"/>
+                <w:szCs w:val="20"/>
+              </w:rPr>
+            </w:pPr>
+            <w:r>
+              <w:rPr>
+                <w:rFonts w:ascii="Arial" w:hAnsi="Arial" w:cs="Arial"/>
+                <w:sz w:val="20"/>
+                <w:szCs w:val="20"/>
+              </w:rPr>
+              <w:t>5</w:t>
+            </w:r>
+          </w:p>
+        </w:tc>
+        <w:tc>
+          <w:tcPr>
+            <w:tcW w:w="0" w:type="auto"/>
+            <w:vAlign w:val="center"/>
+          </w:tcPr>
+          <w:p>
+            <w:pPr>
+              <w:rPr>
+                <w:rFonts w:ascii="Arial" w:hAnsi="Arial" w:cs="Arial"/>
+                <w:sz w:val="20"/>
+                <w:szCs w:val="20"/>
+              </w:rPr>
+            </w:pPr>
+            <w:r>
+              <w:rPr>
+                <w:rFonts w:ascii="Arial" w:hAnsi="Arial" w:cs="Arial"/>
+                <w:sz w:val="20"/>
+                <w:szCs w:val="20"/>
+              </w:rPr>
+              <w:t>Indicate whether a review protocol exists</w:t>
+            </w:r>
+            <w:r>
+              <w:rPr>
+                <w:rFonts w:ascii="Arial" w:hAnsi="Arial" w:cs="Arial"/>
+                <w:sz w:val="20"/>
+                <w:szCs w:val="20"/>
+              </w:rPr>
+              <w:t>; state</w:t>
+            </w:r>
+            <w:r>
+              <w:rPr>
+                <w:rFonts w:ascii="Arial" w:hAnsi="Arial" w:cs="Arial"/>
+                <w:sz w:val="20"/>
+                <w:szCs w:val="20"/>
+              </w:rPr>
+              <w:t xml:space="preserve"> if and where it can be accessed (e.g., a Web address)</w:t>
+            </w:r>
+            <w:r>
+              <w:rPr>
+                <w:rFonts w:ascii="Arial" w:hAnsi="Arial" w:cs="Arial"/>
+                <w:sz w:val="20"/>
+                <w:szCs w:val="20"/>
+              </w:rPr>
+              <w:t>;</w:t>
+            </w:r>
+            <w:r>
+              <w:rPr>
+                <w:rFonts w:ascii="Arial" w:hAnsi="Arial" w:cs="Arial"/>
+                <w:sz w:val="20"/>
+                <w:szCs w:val="20"/>
+              </w:rPr>
+              <w:t xml:space="preserve"> and if available, provide registration information, including the registration number.</w:t>
+            </w:r>
+          </w:p>
+        </w:tc>
+        <w:sdt>
+          <w:sdtPr>
+            <w:rPr>
+              <w:rFonts w:ascii="Arial" w:hAnsi="Arial" w:cs="Arial"/>
+              <w:sz w:val="20"/>
+              <w:szCs w:val="20"/>
+            </w:rPr>
+            <w:id w:val="-1888323895"/>
             <w:placeholder>
               <w:docPart w:val="DefaultPlaceholder_1082065158"/>
             </w:placeholder>
@@ -837,6 +1019,1028 @@
         <w:tc>
           <w:tcPr>
             <w:tcW w:w="0" w:type="auto"/>
+            <w:vAlign w:val="center"/>
+          </w:tcPr>
+          <w:p>
+            <w:pPr>
+              <w:ind w:left="180"/>
+              <w:rPr>
+                <w:rFonts w:ascii="Arial" w:hAnsi="Arial" w:cs="Arial"/>
+                <w:sz w:val="20"/>
+                <w:szCs w:val="20"/>
+              </w:rPr>
+            </w:pPr>
+            <w:r>
+              <w:rPr>
+                <w:rFonts w:ascii="Arial" w:hAnsi="Arial" w:cs="Arial"/>
+                <w:sz w:val="20"/>
+                <w:szCs w:val="20"/>
+              </w:rPr>
+              <w:t>Eligibility criteria</w:t>
+            </w:r>
+          </w:p>
+        </w:tc>
+        <w:tc>
+          <w:tcPr>
+            <w:tcW w:w="0" w:type="auto"/>
+            <w:vAlign w:val="center"/>
+          </w:tcPr>
+          <w:p>
+            <w:pPr>
+              <w:jc w:val="center"/>
+              <w:rPr>
+                <w:rFonts w:ascii="Arial" w:hAnsi="Arial" w:cs="Arial"/>
+                <w:sz w:val="20"/>
+                <w:szCs w:val="20"/>
+              </w:rPr>
+            </w:pPr>
+            <w:r>
+              <w:rPr>
+                <w:rFonts w:ascii="Arial" w:hAnsi="Arial" w:cs="Arial"/>
+                <w:sz w:val="20"/>
+                <w:szCs w:val="20"/>
+              </w:rPr>
+              <w:t>6</w:t>
+            </w:r>
+          </w:p>
+        </w:tc>
+        <w:tc>
+          <w:tcPr>
+            <w:tcW w:w="0" w:type="auto"/>
+            <w:vAlign w:val="center"/>
+          </w:tcPr>
+          <w:p>
+            <w:pPr>
+              <w:rPr>
+                <w:rFonts w:ascii="Arial" w:hAnsi="Arial" w:cs="Arial"/>
+                <w:sz w:val="20"/>
+                <w:szCs w:val="20"/>
+              </w:rPr>
+            </w:pPr>
+            <w:r>
+              <w:rPr>
+                <w:rFonts w:ascii="Arial" w:hAnsi="Arial" w:cs="Arial"/>
+                <w:sz w:val="20"/>
+                <w:szCs w:val="20"/>
+              </w:rPr>
+              <w:t xml:space="preserve">Specify characteristics of the sources of evidence used as </w:t>
+            </w:r>
+            <w:r>
+              <w:rPr>
+                <w:rFonts w:ascii="Arial" w:hAnsi="Arial" w:cs="Arial"/>
+                <w:sz w:val="20"/>
+                <w:szCs w:val="20"/>
+              </w:rPr>
+              <w:t xml:space="preserve">eligibility </w:t>
+            </w:r>
+            <w:r>
+              <w:rPr>
+                <w:rFonts w:ascii="Arial" w:hAnsi="Arial" w:cs="Arial"/>
+                <w:sz w:val="20"/>
+                <w:szCs w:val="20"/>
+              </w:rPr>
+              <w:t>criteria (e.g., years considered, language, and publication status), and provide a rationale.</w:t>
+            </w:r>
+          </w:p>
+        </w:tc>
+        <w:sdt>
+          <w:sdtPr>
+            <w:rPr>
+              <w:rFonts w:ascii="Arial" w:hAnsi="Arial" w:cs="Arial"/>
+              <w:sz w:val="20"/>
+              <w:szCs w:val="20"/>
+            </w:rPr>
+            <w:id w:val="623510431"/>
+            <w:placeholder>
+              <w:docPart w:val="DefaultPlaceholder_1082065158"/>
+            </w:placeholder>
+          </w:sdtPr>
+          <w:sdtEndPr/>
+          <w:sdtContent>
+            <w:tc>
+              <w:tcPr>
+                <w:tcW w:w="0" w:type="auto"/>
+                <w:vAlign w:val="center"/>
+              </w:tcPr>
+              <w:p>
+                <w:pPr>
+                  <w:jc w:val="center"/>
+                  <w:rPr>
+                    <w:rFonts w:ascii="Arial" w:hAnsi="Arial" w:cs="Arial"/>
+                    <w:sz w:val="20"/>
+                    <w:szCs w:val="20"/>
+                  </w:rPr>
+                </w:pPr>
+                <w:r>
+                  <w:rPr>
+                    <w:rFonts w:ascii="Arial" w:hAnsi="Arial" w:cs="Arial"/>
+                    <w:sz w:val="20"/>
+                    <w:szCs w:val="20"/>
+                  </w:rPr>
+                  <w:t>8</w:t>
+                </w:r>
+              </w:p>
+            </w:tc>
+          </w:sdtContent>
+        </w:sdt>
+      </w:tr>
+      <w:tr>
+        <w:trPr>
+          <w:trHeight w:val="260"/>
+        </w:trPr>
+        <w:tc>
+          <w:tcPr>
+            <w:tcW w:w="0" w:type="auto"/>
+            <w:vAlign w:val="center"/>
+          </w:tcPr>
+          <w:p>
+            <w:pPr>
+              <w:ind w:left="180"/>
+              <w:rPr>
+                <w:rFonts w:ascii="Arial" w:hAnsi="Arial" w:cs="Arial"/>
+                <w:sz w:val="20"/>
+                <w:szCs w:val="20"/>
+              </w:rPr>
+            </w:pPr>
+            <w:r>
+              <w:rPr>
+                <w:rFonts w:ascii="Arial" w:hAnsi="Arial" w:cs="Arial"/>
+                <w:sz w:val="20"/>
+                <w:szCs w:val="20"/>
+              </w:rPr>
+              <w:t>Information sources</w:t>
+            </w:r>
+            <w:r>
+              <w:rPr>
+                <w:rFonts w:ascii="Arial" w:hAnsi="Arial" w:cs="Arial"/>
+                <w:sz w:val="20"/>
+                <w:szCs w:val="20"/>
+              </w:rPr>
+              <w:t>*</w:t>
+            </w:r>
+          </w:p>
+        </w:tc>
+        <w:tc>
+          <w:tcPr>
+            <w:tcW w:w="0" w:type="auto"/>
+            <w:vAlign w:val="center"/>
+          </w:tcPr>
+          <w:p>
+            <w:pPr>
+              <w:jc w:val="center"/>
+              <w:rPr>
+                <w:rFonts w:ascii="Arial" w:hAnsi="Arial" w:cs="Arial"/>
+                <w:sz w:val="20"/>
+                <w:szCs w:val="20"/>
+              </w:rPr>
+            </w:pPr>
+            <w:r>
+              <w:rPr>
+                <w:rFonts w:ascii="Arial" w:hAnsi="Arial" w:cs="Arial"/>
+                <w:sz w:val="20"/>
+                <w:szCs w:val="20"/>
+              </w:rPr>
+              <w:t>7</w:t>
+            </w:r>
+          </w:p>
+        </w:tc>
+        <w:tc>
+          <w:tcPr>
+            <w:tcW w:w="0" w:type="auto"/>
+            <w:vAlign w:val="center"/>
+          </w:tcPr>
+          <w:p>
+            <w:pPr>
+              <w:rPr>
+                <w:rFonts w:ascii="Arial" w:hAnsi="Arial" w:cs="Arial"/>
+                <w:sz w:val="20"/>
+                <w:szCs w:val="20"/>
+              </w:rPr>
+            </w:pPr>
+            <w:r>
+              <w:rPr>
+                <w:rFonts w:ascii="Arial" w:hAnsi="Arial" w:cs="Arial"/>
+                <w:sz w:val="20"/>
+                <w:szCs w:val="20"/>
+              </w:rPr>
+              <w:t>Describe all information sources</w:t>
+            </w:r>
+            <w:r>
+              <w:rPr>
+                <w:rFonts w:ascii="Arial" w:hAnsi="Arial" w:cs="Arial"/>
+                <w:sz w:val="20"/>
+                <w:szCs w:val="20"/>
+              </w:rPr>
+              <w:t xml:space="preserve"> </w:t>
+            </w:r>
+            <w:r>
+              <w:rPr>
+                <w:rFonts w:ascii="Arial" w:hAnsi="Arial" w:cs="Arial"/>
+                <w:sz w:val="20"/>
+                <w:szCs w:val="20"/>
+              </w:rPr>
+              <w:t>in the search (e.g., databases with dates of coverage and contact with authors to identify additional sources), as well as the date the most recent search was executed.</w:t>
+            </w:r>
+          </w:p>
+        </w:tc>
+        <w:sdt>
+          <w:sdtPr>
+            <w:rPr>
+              <w:rFonts w:ascii="Arial" w:hAnsi="Arial" w:cs="Arial"/>
+              <w:sz w:val="20"/>
+              <w:szCs w:val="20"/>
+            </w:rPr>
+            <w:id w:val="1510949160"/>
+            <w:placeholder>
+              <w:docPart w:val="DefaultPlaceholder_1082065158"/>
+            </w:placeholder>
+          </w:sdtPr>
+          <w:sdtEndPr/>
+          <w:sdtContent>
+            <w:tc>
+              <w:tcPr>
+                <w:tcW w:w="0" w:type="auto"/>
+                <w:vAlign w:val="center"/>
+              </w:tcPr>
+              <w:p>
+                <w:pPr>
+                  <w:jc w:val="center"/>
+                  <w:rPr>
+                    <w:rFonts w:ascii="Arial" w:hAnsi="Arial" w:cs="Arial"/>
+                    <w:sz w:val="20"/>
+                    <w:szCs w:val="20"/>
+                  </w:rPr>
+                </w:pPr>
+                <w:r>
+                  <w:rPr>
+                    <w:rFonts w:ascii="Arial" w:hAnsi="Arial" w:cs="Arial"/>
+                    <w:sz w:val="20"/>
+                    <w:szCs w:val="20"/>
+                  </w:rPr>
+                  <w:t>8</w:t>
+                </w:r>
+              </w:p>
+            </w:tc>
+          </w:sdtContent>
+        </w:sdt>
+      </w:tr>
+      <w:tr>
+        <w:tc>
+          <w:tcPr>
+            <w:tcW w:w="0" w:type="auto"/>
+            <w:vAlign w:val="center"/>
+          </w:tcPr>
+          <w:p>
+            <w:pPr>
+              <w:ind w:left="180"/>
+              <w:rPr>
+                <w:rFonts w:ascii="Arial" w:hAnsi="Arial" w:cs="Arial"/>
+                <w:sz w:val="20"/>
+                <w:szCs w:val="20"/>
+              </w:rPr>
+            </w:pPr>
+            <w:r>
+              <w:rPr>
+                <w:rFonts w:ascii="Arial" w:hAnsi="Arial" w:cs="Arial"/>
+                <w:sz w:val="20"/>
+                <w:szCs w:val="20"/>
+              </w:rPr>
+              <w:t>Search</w:t>
+            </w:r>
+          </w:p>
+        </w:tc>
+        <w:tc>
+          <w:tcPr>
+            <w:tcW w:w="0" w:type="auto"/>
+            <w:vAlign w:val="center"/>
+          </w:tcPr>
+          <w:p>
+            <w:pPr>
+              <w:jc w:val="center"/>
+              <w:rPr>
+                <w:rFonts w:ascii="Arial" w:hAnsi="Arial" w:cs="Arial"/>
+                <w:sz w:val="20"/>
+                <w:szCs w:val="20"/>
+              </w:rPr>
+            </w:pPr>
+            <w:r>
+              <w:rPr>
+                <w:rFonts w:ascii="Arial" w:hAnsi="Arial" w:cs="Arial"/>
+                <w:sz w:val="20"/>
+                <w:szCs w:val="20"/>
+              </w:rPr>
+              <w:t>8</w:t>
+            </w:r>
+          </w:p>
+        </w:tc>
+        <w:tc>
+          <w:tcPr>
+            <w:tcW w:w="0" w:type="auto"/>
+            <w:vAlign w:val="center"/>
+          </w:tcPr>
+          <w:p>
+            <w:pPr>
+              <w:rPr>
+                <w:rFonts w:ascii="Arial" w:hAnsi="Arial" w:cs="Arial"/>
+                <w:sz w:val="20"/>
+                <w:szCs w:val="20"/>
+              </w:rPr>
+            </w:pPr>
+            <w:r>
+              <w:rPr>
+                <w:rFonts w:ascii="Arial" w:hAnsi="Arial" w:cs="Arial"/>
+                <w:sz w:val="20"/>
+                <w:szCs w:val="20"/>
+              </w:rPr>
+              <w:t>Present the full electronic search strategy for at least 1 database, including any limits used, such that it could be repeated.</w:t>
+            </w:r>
+          </w:p>
+        </w:tc>
+        <w:sdt>
+          <w:sdtPr>
+            <w:rPr>
+              <w:rFonts w:ascii="Arial" w:hAnsi="Arial" w:cs="Arial"/>
+              <w:sz w:val="20"/>
+              <w:szCs w:val="20"/>
+            </w:rPr>
+            <w:id w:val="964171142"/>
+            <w:placeholder>
+              <w:docPart w:val="DefaultPlaceholder_1082065158"/>
+            </w:placeholder>
+          </w:sdtPr>
+          <w:sdtEndPr/>
+          <w:sdtContent>
+            <w:tc>
+              <w:tcPr>
+                <w:tcW w:w="0" w:type="auto"/>
+                <w:vAlign w:val="center"/>
+              </w:tcPr>
+              <w:p>
+                <w:pPr>
+                  <w:jc w:val="center"/>
+                  <w:rPr>
+                    <w:rFonts w:ascii="Arial" w:hAnsi="Arial" w:cs="Arial"/>
+                    <w:sz w:val="20"/>
+                    <w:szCs w:val="20"/>
+                  </w:rPr>
+                </w:pPr>
+                <w:r>
+                  <w:rPr>
+                    <w:rFonts w:ascii="Arial" w:hAnsi="Arial" w:cs="Arial"/>
+                    <w:sz w:val="20"/>
+                    <w:szCs w:val="20"/>
+                  </w:rPr>
+                  <w:t>8</w:t>
+                </w:r>
+              </w:p>
+            </w:tc>
+          </w:sdtContent>
+        </w:sdt>
+      </w:tr>
+      <w:tr>
+        <w:tc>
+          <w:tcPr>
+            <w:tcW w:w="0" w:type="auto"/>
+            <w:vAlign w:val="center"/>
+          </w:tcPr>
+          <w:p>
+            <w:pPr>
+              <w:ind w:left="180"/>
+              <w:rPr>
+                <w:rFonts w:ascii="Arial" w:hAnsi="Arial" w:cs="Arial"/>
+                <w:sz w:val="20"/>
+                <w:szCs w:val="20"/>
+              </w:rPr>
+            </w:pPr>
+            <w:r>
+              <w:rPr>
+                <w:rFonts w:ascii="Arial" w:hAnsi="Arial" w:cs="Arial"/>
+                <w:sz w:val="20"/>
+                <w:szCs w:val="20"/>
+              </w:rPr>
+              <w:t>Selection of sources of evidence</w:t>
+            </w:r>
+            <w:r>
+              <w:rPr>
+                <w:rFonts w:ascii="Arial" w:hAnsi="Arial" w:cs="Arial"/>
+                <w:sz w:val="20"/>
+                <w:szCs w:val="20"/>
+              </w:rPr>
+              <w:t>†</w:t>
+            </w:r>
+          </w:p>
+        </w:tc>
+        <w:tc>
+          <w:tcPr>
+            <w:tcW w:w="0" w:type="auto"/>
+            <w:vAlign w:val="center"/>
+          </w:tcPr>
+          <w:p>
+            <w:pPr>
+              <w:jc w:val="center"/>
+              <w:rPr>
+                <w:rFonts w:ascii="Arial" w:hAnsi="Arial" w:cs="Arial"/>
+                <w:sz w:val="20"/>
+                <w:szCs w:val="20"/>
+              </w:rPr>
+            </w:pPr>
+            <w:r>
+              <w:rPr>
+                <w:rFonts w:ascii="Arial" w:hAnsi="Arial" w:cs="Arial"/>
+                <w:sz w:val="20"/>
+                <w:szCs w:val="20"/>
+              </w:rPr>
+              <w:t>9</w:t>
+            </w:r>
+          </w:p>
+        </w:tc>
+        <w:tc>
+          <w:tcPr>
+            <w:tcW w:w="0" w:type="auto"/>
+            <w:vAlign w:val="center"/>
+          </w:tcPr>
+          <w:p>
+            <w:pPr>
+              <w:rPr>
+                <w:rFonts w:ascii="Arial" w:hAnsi="Arial" w:cs="Arial"/>
+                <w:sz w:val="20"/>
+                <w:szCs w:val="20"/>
+              </w:rPr>
+            </w:pPr>
+            <w:r>
+              <w:rPr>
+                <w:rFonts w:ascii="Arial" w:hAnsi="Arial" w:cs="Arial"/>
+                <w:sz w:val="20"/>
+                <w:szCs w:val="20"/>
+              </w:rPr>
+              <w:t>State the process for selecting sources of evidence (i.e., screening and eligibility) included in the scoping review.</w:t>
+            </w:r>
+          </w:p>
+        </w:tc>
+        <w:sdt>
+          <w:sdtPr>
+            <w:rPr>
+              <w:rFonts w:ascii="Arial" w:hAnsi="Arial" w:cs="Arial"/>
+              <w:sz w:val="20"/>
+              <w:szCs w:val="20"/>
+            </w:rPr>
+            <w:id w:val="-2090377787"/>
+            <w:placeholder>
+              <w:docPart w:val="DefaultPlaceholder_1082065158"/>
+            </w:placeholder>
+          </w:sdtPr>
+          <w:sdtEndPr/>
+          <w:sdtContent>
+            <w:tc>
+              <w:tcPr>
+                <w:tcW w:w="0" w:type="auto"/>
+                <w:vAlign w:val="center"/>
+              </w:tcPr>
+              <w:p>
+                <w:pPr>
+                  <w:jc w:val="center"/>
+                  <w:rPr>
+                    <w:rFonts w:ascii="Arial" w:hAnsi="Arial" w:cs="Arial"/>
+                    <w:sz w:val="20"/>
+                    <w:szCs w:val="20"/>
+                  </w:rPr>
+                </w:pPr>
+                <w:r>
+                  <w:rPr>
+                    <w:rFonts w:ascii="Arial" w:hAnsi="Arial" w:cs="Arial"/>
+                    <w:sz w:val="20"/>
+                    <w:szCs w:val="20"/>
+                  </w:rPr>
+                  <w:t>8</w:t>
+                </w:r>
+              </w:p>
+            </w:tc>
+          </w:sdtContent>
+        </w:sdt>
+      </w:tr>
+      <w:tr>
+        <w:tc>
+          <w:tcPr>
+            <w:tcW w:w="0" w:type="auto"/>
+            <w:vAlign w:val="center"/>
+          </w:tcPr>
+          <w:p>
+            <w:pPr>
+              <w:ind w:left="180"/>
+              <w:rPr>
+                <w:rFonts w:ascii="Arial" w:hAnsi="Arial" w:cs="Arial"/>
+                <w:sz w:val="20"/>
+                <w:szCs w:val="20"/>
+              </w:rPr>
+            </w:pPr>
+            <w:r>
+              <w:rPr>
+                <w:rFonts w:ascii="Arial" w:hAnsi="Arial" w:cs="Arial"/>
+                <w:sz w:val="20"/>
+                <w:szCs w:val="20"/>
+              </w:rPr>
+              <w:t>Data charting process</w:t>
+            </w:r>
+            <w:r>
+              <w:rPr>
+                <w:rFonts w:ascii="Arial" w:hAnsi="Arial" w:cs="Arial"/>
+                <w:sz w:val="20"/>
+                <w:szCs w:val="20"/>
+              </w:rPr>
+              <w:t>‡</w:t>
+            </w:r>
+          </w:p>
+        </w:tc>
+        <w:tc>
+          <w:tcPr>
+            <w:tcW w:w="0" w:type="auto"/>
+            <w:vAlign w:val="center"/>
+          </w:tcPr>
+          <w:p>
+            <w:pPr>
+              <w:jc w:val="center"/>
+              <w:rPr>
+                <w:rFonts w:ascii="Arial" w:hAnsi="Arial" w:cs="Arial"/>
+                <w:sz w:val="20"/>
+                <w:szCs w:val="20"/>
+              </w:rPr>
+            </w:pPr>
+            <w:r>
+              <w:rPr>
+                <w:rFonts w:ascii="Arial" w:hAnsi="Arial" w:cs="Arial"/>
+                <w:sz w:val="20"/>
+                <w:szCs w:val="20"/>
+              </w:rPr>
+              <w:t>10</w:t>
+            </w:r>
+          </w:p>
+        </w:tc>
+        <w:tc>
+          <w:tcPr>
+            <w:tcW w:w="0" w:type="auto"/>
+            <w:vAlign w:val="center"/>
+          </w:tcPr>
+          <w:p>
+            <w:pPr>
+              <w:rPr>
+                <w:rFonts w:ascii="Arial" w:hAnsi="Arial" w:cs="Arial"/>
+                <w:sz w:val="20"/>
+                <w:szCs w:val="20"/>
+              </w:rPr>
+            </w:pPr>
+            <w:r>
+              <w:rPr>
+                <w:rFonts w:ascii="Arial" w:hAnsi="Arial" w:cs="Arial"/>
+                <w:sz w:val="20"/>
+                <w:szCs w:val="20"/>
+              </w:rPr>
+              <w:t xml:space="preserve">Describe the methods of charting data from the included sources of evidence (e.g., </w:t>
+            </w:r>
+            <w:r>
+              <w:rPr>
+                <w:rFonts w:ascii="Arial" w:hAnsi="Arial" w:cs="Arial"/>
+                <w:sz w:val="20"/>
+                <w:szCs w:val="20"/>
+              </w:rPr>
+              <w:t>calibrated</w:t>
+            </w:r>
+            <w:r>
+              <w:rPr>
+                <w:rFonts w:ascii="Arial" w:hAnsi="Arial" w:cs="Arial"/>
+                <w:sz w:val="20"/>
+                <w:szCs w:val="20"/>
+              </w:rPr>
+              <w:t xml:space="preserve"> forms</w:t>
+            </w:r>
+            <w:r>
+              <w:rPr>
+                <w:rFonts w:ascii="Arial" w:hAnsi="Arial" w:cs="Arial"/>
+                <w:sz w:val="20"/>
+                <w:szCs w:val="20"/>
+              </w:rPr>
+              <w:t xml:space="preserve"> or</w:t>
+            </w:r>
+            <w:r>
+              <w:rPr>
+                <w:rFonts w:ascii="Arial" w:hAnsi="Arial" w:cs="Arial"/>
+                <w:sz w:val="20"/>
+                <w:szCs w:val="20"/>
+              </w:rPr>
+              <w:t xml:space="preserve"> forms that have been tested by the team before their use, and whether data charting was done independently</w:t>
+            </w:r>
+            <w:r>
+              <w:rPr>
+                <w:rFonts w:ascii="Arial" w:hAnsi="Arial" w:cs="Arial"/>
+                <w:sz w:val="20"/>
+                <w:szCs w:val="20"/>
+              </w:rPr>
+              <w:t xml:space="preserve"> or</w:t>
+            </w:r>
+            <w:r>
+              <w:rPr>
+                <w:rFonts w:ascii="Arial" w:hAnsi="Arial" w:cs="Arial"/>
+                <w:sz w:val="20"/>
+                <w:szCs w:val="20"/>
+              </w:rPr>
+              <w:t xml:space="preserve"> in duplicate) and any processes for obtaining and confirming data from investigators.</w:t>
+            </w:r>
+          </w:p>
+        </w:tc>
+        <w:sdt>
+          <w:sdtPr>
+            <w:rPr>
+              <w:rFonts w:ascii="Arial" w:hAnsi="Arial" w:cs="Arial"/>
+              <w:sz w:val="20"/>
+              <w:szCs w:val="20"/>
+            </w:rPr>
+            <w:id w:val="1943252725"/>
+            <w:placeholder>
+              <w:docPart w:val="DefaultPlaceholder_1082065158"/>
+            </w:placeholder>
+          </w:sdtPr>
+          <w:sdtEndPr/>
+          <w:sdtContent>
+            <w:tc>
+              <w:tcPr>
+                <w:tcW w:w="0" w:type="auto"/>
+                <w:vAlign w:val="center"/>
+              </w:tcPr>
+              <w:p>
+                <w:pPr>
+                  <w:jc w:val="center"/>
+                  <w:rPr>
+                    <w:rFonts w:ascii="Arial" w:hAnsi="Arial" w:cs="Arial"/>
+                    <w:sz w:val="20"/>
+                    <w:szCs w:val="20"/>
+                  </w:rPr>
+                </w:pPr>
+                <w:r>
+                  <w:rPr>
+                    <w:rFonts w:ascii="Arial" w:hAnsi="Arial" w:cs="Arial"/>
+                    <w:sz w:val="20"/>
+                    <w:szCs w:val="20"/>
+                  </w:rPr>
+                  <w:t>8</w:t>
+                </w:r>
+              </w:p>
+            </w:tc>
+          </w:sdtContent>
+        </w:sdt>
+      </w:tr>
+      <w:tr>
+        <w:trPr>
+          <w:trHeight w:val="260"/>
+        </w:trPr>
+        <w:tc>
+          <w:tcPr>
+            <w:tcW w:w="0" w:type="auto"/>
+            <w:vAlign w:val="center"/>
+          </w:tcPr>
+          <w:p>
+            <w:pPr>
+              <w:ind w:left="180"/>
+              <w:rPr>
+                <w:rFonts w:ascii="Arial" w:hAnsi="Arial" w:cs="Arial"/>
+                <w:sz w:val="20"/>
+                <w:szCs w:val="20"/>
+              </w:rPr>
+            </w:pPr>
+            <w:r>
+              <w:rPr>
+                <w:rFonts w:ascii="Arial" w:hAnsi="Arial" w:cs="Arial"/>
+                <w:sz w:val="20"/>
+                <w:szCs w:val="20"/>
+              </w:rPr>
+              <w:t>Data items</w:t>
+            </w:r>
+          </w:p>
+        </w:tc>
+        <w:tc>
+          <w:tcPr>
+            <w:tcW w:w="0" w:type="auto"/>
+            <w:vAlign w:val="center"/>
+          </w:tcPr>
+          <w:p>
+            <w:pPr>
+              <w:jc w:val="center"/>
+              <w:rPr>
+                <w:rFonts w:ascii="Arial" w:hAnsi="Arial" w:cs="Arial"/>
+                <w:sz w:val="20"/>
+                <w:szCs w:val="20"/>
+              </w:rPr>
+            </w:pPr>
+            <w:r>
+              <w:rPr>
+                <w:rFonts w:ascii="Arial" w:hAnsi="Arial" w:cs="Arial"/>
+                <w:sz w:val="20"/>
+                <w:szCs w:val="20"/>
+              </w:rPr>
+              <w:t>11</w:t>
+            </w:r>
+          </w:p>
+        </w:tc>
+        <w:tc>
+          <w:tcPr>
+            <w:tcW w:w="0" w:type="auto"/>
+            <w:vAlign w:val="center"/>
+          </w:tcPr>
+          <w:p>
+            <w:pPr>
+              <w:rPr>
+                <w:rFonts w:ascii="Arial" w:hAnsi="Arial" w:cs="Arial"/>
+                <w:sz w:val="20"/>
+                <w:szCs w:val="20"/>
+              </w:rPr>
+            </w:pPr>
+            <w:r>
+              <w:rPr>
+                <w:rFonts w:ascii="Arial" w:hAnsi="Arial" w:cs="Arial"/>
+                <w:sz w:val="20"/>
+                <w:szCs w:val="20"/>
+              </w:rPr>
+              <w:t>List and define all variables for which data were sought and any assumptions and simplifications made.</w:t>
+            </w:r>
+          </w:p>
+        </w:tc>
+        <w:sdt>
+          <w:sdtPr>
+            <w:rPr>
+              <w:rFonts w:ascii="Arial" w:hAnsi="Arial" w:cs="Arial"/>
+              <w:sz w:val="20"/>
+              <w:szCs w:val="20"/>
+            </w:rPr>
+            <w:id w:val="667444934"/>
+            <w:placeholder>
+              <w:docPart w:val="DefaultPlaceholder_1082065158"/>
+            </w:placeholder>
+          </w:sdtPr>
+          <w:sdtEndPr/>
+          <w:sdtContent>
+            <w:tc>
+              <w:tcPr>
+                <w:tcW w:w="0" w:type="auto"/>
+                <w:vAlign w:val="center"/>
+              </w:tcPr>
+              <w:p>
+                <w:pPr>
+                  <w:jc w:val="center"/>
+                  <w:rPr>
+                    <w:rFonts w:ascii="Arial" w:hAnsi="Arial" w:cs="Arial"/>
+                    <w:sz w:val="20"/>
+                    <w:szCs w:val="20"/>
+                  </w:rPr>
+                </w:pPr>
+                <w:r>
+                  <w:rPr>
+                    <w:rFonts w:ascii="Arial" w:hAnsi="Arial" w:cs="Arial"/>
+                    <w:sz w:val="20"/>
+                    <w:szCs w:val="20"/>
+                  </w:rPr>
+                  <w:t>8-9</w:t>
+                </w:r>
+              </w:p>
+            </w:tc>
+          </w:sdtContent>
+        </w:sdt>
+      </w:tr>
+      <w:tr>
+        <w:tc>
+          <w:tcPr>
+            <w:tcW w:w="0" w:type="auto"/>
+            <w:vAlign w:val="center"/>
+          </w:tcPr>
+          <w:p>
+            <w:pPr>
+              <w:ind w:left="180"/>
+              <w:rPr>
+                <w:rFonts w:ascii="Arial" w:hAnsi="Arial" w:cs="Arial"/>
+                <w:sz w:val="20"/>
+                <w:szCs w:val="20"/>
+              </w:rPr>
+            </w:pPr>
+            <w:r>
+              <w:rPr>
+                <w:rFonts w:ascii="Arial" w:hAnsi="Arial" w:cs="Arial"/>
+                <w:sz w:val="20"/>
+                <w:szCs w:val="20"/>
+              </w:rPr>
+              <w:t>Critical appraisal of individual sources of evidence</w:t>
+            </w:r>
+            <w:r>
+              <w:rPr>
+                <w:rFonts w:ascii="Arial" w:hAnsi="Arial" w:cs="Arial"/>
+                <w:sz w:val="20"/>
+                <w:szCs w:val="20"/>
+              </w:rPr>
+              <w:t>§</w:t>
+            </w:r>
+          </w:p>
+        </w:tc>
+        <w:tc>
+          <w:tcPr>
+            <w:tcW w:w="0" w:type="auto"/>
+            <w:vAlign w:val="center"/>
+          </w:tcPr>
+          <w:p>
+            <w:pPr>
+              <w:jc w:val="center"/>
+              <w:rPr>
+                <w:rFonts w:ascii="Arial" w:hAnsi="Arial" w:cs="Arial"/>
+                <w:sz w:val="20"/>
+                <w:szCs w:val="20"/>
+              </w:rPr>
+            </w:pPr>
+            <w:r>
+              <w:rPr>
+                <w:rFonts w:ascii="Arial" w:hAnsi="Arial" w:cs="Arial"/>
+                <w:sz w:val="20"/>
+                <w:szCs w:val="20"/>
+              </w:rPr>
+              <w:t>12</w:t>
+            </w:r>
+          </w:p>
+        </w:tc>
+        <w:tc>
+          <w:tcPr>
+            <w:tcW w:w="0" w:type="auto"/>
+            <w:vAlign w:val="center"/>
+          </w:tcPr>
+          <w:p>
+            <w:pPr>
+              <w:rPr>
+                <w:rFonts w:ascii="Arial" w:hAnsi="Arial" w:cs="Arial"/>
+                <w:sz w:val="20"/>
+                <w:szCs w:val="20"/>
+              </w:rPr>
+            </w:pPr>
+            <w:r>
+              <w:rPr>
+                <w:rFonts w:ascii="Arial" w:hAnsi="Arial" w:cs="Arial"/>
+                <w:sz w:val="20"/>
+                <w:szCs w:val="20"/>
+              </w:rPr>
+              <w:t>If done, provide a rationale for conducting a critical appraisal of included sources of evidence; describe the methods used and how this information was used in any data synthesis (if appropriate).</w:t>
+            </w:r>
+          </w:p>
+        </w:tc>
+        <w:sdt>
+          <w:sdtPr>
+            <w:rPr>
+              <w:rFonts w:ascii="Arial" w:hAnsi="Arial" w:cs="Arial"/>
+              <w:sz w:val="20"/>
+              <w:szCs w:val="20"/>
+            </w:rPr>
+            <w:id w:val="-336618198"/>
+            <w:placeholder>
+              <w:docPart w:val="DefaultPlaceholder_1082065158"/>
+            </w:placeholder>
+          </w:sdtPr>
+          <w:sdtEndPr/>
+          <w:sdtContent>
+            <w:tc>
+              <w:tcPr>
+                <w:tcW w:w="0" w:type="auto"/>
+                <w:vAlign w:val="center"/>
+              </w:tcPr>
+              <w:p>
+                <w:pPr>
+                  <w:jc w:val="center"/>
+                  <w:rPr>
+                    <w:rFonts w:ascii="Arial" w:hAnsi="Arial" w:cs="Arial"/>
+                    <w:sz w:val="20"/>
+                    <w:szCs w:val="20"/>
+                  </w:rPr>
+                </w:pPr>
+                <w:r>
+                  <w:rPr>
+                    <w:rFonts w:ascii="Arial" w:hAnsi="Arial" w:cs="Arial"/>
+                    <w:sz w:val="20"/>
+                    <w:szCs w:val="20"/>
+                  </w:rPr>
+                  <w:t>8-9</w:t>
+                </w:r>
+              </w:p>
+            </w:tc>
+          </w:sdtContent>
+        </w:sdt>
+      </w:tr>
+      <w:tr>
+        <w:tc>
+          <w:tcPr>
+            <w:tcW w:w="0" w:type="auto"/>
+            <w:vAlign w:val="center"/>
+          </w:tcPr>
+          <w:p>
+            <w:pPr>
+              <w:ind w:left="180"/>
+              <w:rPr>
+                <w:rFonts w:ascii="Arial" w:hAnsi="Arial" w:cs="Arial"/>
+                <w:sz w:val="20"/>
+                <w:szCs w:val="20"/>
+              </w:rPr>
+            </w:pPr>
+            <w:r>
+              <w:rPr>
+                <w:rFonts w:ascii="Arial" w:hAnsi="Arial" w:cs="Arial"/>
+                <w:sz w:val="20"/>
+                <w:szCs w:val="20"/>
+              </w:rPr>
+              <w:t>Synthesis of results</w:t>
+            </w:r>
+          </w:p>
+        </w:tc>
+        <w:tc>
+          <w:tcPr>
+            <w:tcW w:w="0" w:type="auto"/>
+            <w:vAlign w:val="center"/>
+          </w:tcPr>
+          <w:p>
+            <w:pPr>
+              <w:jc w:val="center"/>
+              <w:rPr>
+                <w:rFonts w:ascii="Arial" w:hAnsi="Arial" w:cs="Arial"/>
+                <w:sz w:val="20"/>
+                <w:szCs w:val="20"/>
+              </w:rPr>
+            </w:pPr>
+            <w:r>
+              <w:rPr>
+                <w:rFonts w:ascii="Arial" w:hAnsi="Arial" w:cs="Arial"/>
+                <w:sz w:val="20"/>
+                <w:szCs w:val="20"/>
+              </w:rPr>
+              <w:t>13</w:t>
+            </w:r>
+          </w:p>
+        </w:tc>
+        <w:tc>
+          <w:tcPr>
+            <w:tcW w:w="0" w:type="auto"/>
+            <w:vAlign w:val="center"/>
+          </w:tcPr>
+          <w:p>
+            <w:pPr>
+              <w:rPr>
+                <w:rFonts w:ascii="Arial" w:hAnsi="Arial" w:cs="Arial"/>
+                <w:sz w:val="20"/>
+                <w:szCs w:val="20"/>
+              </w:rPr>
+            </w:pPr>
+            <w:r>
+              <w:rPr>
+                <w:rFonts w:ascii="Arial" w:hAnsi="Arial" w:cs="Arial"/>
+                <w:sz w:val="20"/>
+                <w:szCs w:val="20"/>
+              </w:rPr>
+              <w:t>Describe the methods of handling and summarizing the data that were charted.</w:t>
+            </w:r>
+          </w:p>
+        </w:tc>
+        <w:sdt>
+          <w:sdtPr>
+            <w:rPr>
+              <w:rFonts w:ascii="Arial" w:hAnsi="Arial" w:cs="Arial"/>
+              <w:sz w:val="20"/>
+              <w:szCs w:val="20"/>
+            </w:rPr>
+            <w:id w:val="1751841620"/>
+            <w:placeholder>
+              <w:docPart w:val="DefaultPlaceholder_1082065158"/>
+            </w:placeholder>
+          </w:sdtPr>
+          <w:sdtEndPr/>
+          <w:sdtContent>
+            <w:tc>
+              <w:tcPr>
+                <w:tcW w:w="0" w:type="auto"/>
+                <w:vAlign w:val="center"/>
+              </w:tcPr>
+              <w:p>
+                <w:pPr>
+                  <w:jc w:val="center"/>
+                  <w:rPr>
+                    <w:rFonts w:ascii="Arial" w:hAnsi="Arial" w:cs="Arial"/>
+                    <w:sz w:val="20"/>
+                    <w:szCs w:val="20"/>
+                  </w:rPr>
+                </w:pPr>
+                <w:r>
+                  <w:rPr>
+                    <w:rFonts w:ascii="Arial" w:hAnsi="Arial" w:cs="Arial"/>
+                    <w:sz w:val="20"/>
+                    <w:szCs w:val="20"/>
+                  </w:rPr>
+                  <w:t>8-9</w:t>
+                </w:r>
+              </w:p>
+            </w:tc>
+          </w:sdtContent>
+        </w:sdt>
+      </w:tr>
+      <w:tr>
+        <w:tc>
+          <w:tcPr>
+            <w:tcW w:w="0" w:type="auto"/>
             <w:gridSpan w:val="4"/>
             <w:shd w:val="clear" w:color="auto" w:fill="CEDEEF" w:themeFill="accent1" w:themeFillTint="33"/>
             <w:vAlign w:val="center"/>
@@ -857,7 +2061,8 @@
                 <w:sz w:val="20"/>
                 <w:szCs w:val="20"/>
               </w:rPr>
-              <w:t>METHODS</w:t>
+              <w:lastRenderedPageBreak/>
+              <w:t>RESULTS</w:t>
             </w:r>
           </w:p>
         </w:tc>
@@ -883,7 +2088,7 @@
                 <w:sz w:val="20"/>
                 <w:szCs w:val="20"/>
               </w:rPr>
-              <w:t>Protocol and registration</w:t>
+              <w:t>Selection of sources of evidence</w:t>
             </w:r>
           </w:p>
         </w:tc>
@@ -907,7 +2112,7 @@
                 <w:sz w:val="20"/>
                 <w:szCs w:val="20"/>
               </w:rPr>
-              <w:t>5</w:t>
+              <w:t>14</w:t>
             </w:r>
           </w:p>
         </w:tc>
@@ -930,39 +2135,7 @@
                 <w:sz w:val="20"/>
                 <w:szCs w:val="20"/>
               </w:rPr>
-              <w:t>Indicate whether a review protocol exists</w:t>
-            </w:r>
-            <w:r>
-              <w:rPr>
-                <w:rFonts w:ascii="Arial" w:hAnsi="Arial" w:cs="Arial"/>
-                <w:sz w:val="20"/>
-                <w:szCs w:val="20"/>
-              </w:rPr>
-              <w:t>; state</w:t>
-            </w:r>
-            <w:r>
-              <w:rPr>
-                <w:rFonts w:ascii="Arial" w:hAnsi="Arial" w:cs="Arial"/>
-                <w:sz w:val="20"/>
-                <w:szCs w:val="20"/>
-              </w:rPr>
-              <w:t xml:space="preserve"> if and where it can be accessed (e.g., a Web address)</w:t>
-            </w:r>
-            <w:r>
-              <w:rPr>
-                <w:rFonts w:ascii="Arial" w:hAnsi="Arial" w:cs="Arial"/>
-                <w:sz w:val="20"/>
-                <w:szCs w:val="20"/>
-              </w:rPr>
-              <w:t>;</w:t>
-            </w:r>
-            <w:r>
-              <w:rPr>
-                <w:rFonts w:ascii="Arial" w:hAnsi="Arial" w:cs="Arial"/>
-                <w:sz w:val="20"/>
-                <w:szCs w:val="20"/>
-              </w:rPr>
-              <w:t xml:space="preserve"> and if available, provide registration information, including the registration number.</w:t>
+              <w:t>Give numbers of sources of evidence screened, assessed for eligibility, and included in the review, with reasons for exclusions at each stage, ideally using a flow diagram.</w:t>
             </w:r>
           </w:p>
         </w:tc>
@@ -973,11 +2146,381 @@
               <w:sz w:val="20"/>
               <w:szCs w:val="20"/>
             </w:rPr>
-            <w:id w:val="-1888323895"/>
+            <w:id w:val="-83771692"/>
             <w:placeholder>
               <w:docPart w:val="DefaultPlaceholder_1082065158"/>
             </w:placeholder>
-            <w:showingPlcHdr/>
+          </w:sdtPr>
+          <w:sdtEndPr/>
+          <w:sdtContent>
+            <w:tc>
+              <w:tcPr>
+                <w:tcW w:w="0" w:type="auto"/>
+                <w:vAlign w:val="center"/>
+              </w:tcPr>
+              <w:p>
+                <w:pPr>
+                  <w:jc w:val="center"/>
+                  <w:rPr>
+                    <w:rFonts w:ascii="Arial" w:hAnsi="Arial" w:cs="Arial"/>
+                    <w:sz w:val="20"/>
+                    <w:szCs w:val="20"/>
+                  </w:rPr>
+                </w:pPr>
+                <w:r>
+                  <w:rPr>
+                    <w:rFonts w:ascii="Arial" w:hAnsi="Arial" w:cs="Arial"/>
+                    <w:sz w:val="20"/>
+                    <w:szCs w:val="20"/>
+                  </w:rPr>
+                  <w:t>9</w:t>
+                </w:r>
+              </w:p>
+            </w:tc>
+          </w:sdtContent>
+        </w:sdt>
+      </w:tr>
+      <w:tr>
+        <w:tc>
+          <w:tcPr>
+            <w:tcW w:w="0" w:type="auto"/>
+            <w:vAlign w:val="center"/>
+          </w:tcPr>
+          <w:p>
+            <w:pPr>
+              <w:ind w:left="180"/>
+              <w:rPr>
+                <w:rFonts w:ascii="Arial" w:hAnsi="Arial" w:cs="Arial"/>
+                <w:sz w:val="20"/>
+                <w:szCs w:val="20"/>
+              </w:rPr>
+            </w:pPr>
+            <w:r>
+              <w:rPr>
+                <w:rFonts w:ascii="Arial" w:hAnsi="Arial" w:cs="Arial"/>
+                <w:sz w:val="20"/>
+                <w:szCs w:val="20"/>
+              </w:rPr>
+              <w:t>Characteristics of sources of evidence</w:t>
+            </w:r>
+          </w:p>
+        </w:tc>
+        <w:tc>
+          <w:tcPr>
+            <w:tcW w:w="0" w:type="auto"/>
+            <w:vAlign w:val="center"/>
+          </w:tcPr>
+          <w:p>
+            <w:pPr>
+              <w:jc w:val="center"/>
+              <w:rPr>
+                <w:rFonts w:ascii="Arial" w:hAnsi="Arial" w:cs="Arial"/>
+                <w:sz w:val="20"/>
+                <w:szCs w:val="20"/>
+              </w:rPr>
+            </w:pPr>
+            <w:r>
+              <w:rPr>
+                <w:rFonts w:ascii="Arial" w:hAnsi="Arial" w:cs="Arial"/>
+                <w:sz w:val="20"/>
+                <w:szCs w:val="20"/>
+              </w:rPr>
+              <w:t>15</w:t>
+            </w:r>
+          </w:p>
+        </w:tc>
+        <w:tc>
+          <w:tcPr>
+            <w:tcW w:w="0" w:type="auto"/>
+            <w:vAlign w:val="center"/>
+          </w:tcPr>
+          <w:p>
+            <w:pPr>
+              <w:rPr>
+                <w:rFonts w:ascii="Arial" w:hAnsi="Arial" w:cs="Arial"/>
+                <w:sz w:val="20"/>
+                <w:szCs w:val="20"/>
+              </w:rPr>
+            </w:pPr>
+            <w:r>
+              <w:rPr>
+                <w:rFonts w:ascii="Arial" w:hAnsi="Arial" w:cs="Arial"/>
+                <w:sz w:val="20"/>
+                <w:szCs w:val="20"/>
+              </w:rPr>
+              <w:t>For each source of evidence, present characteristics for which data were charted and provide the citations.</w:t>
+            </w:r>
+          </w:p>
+        </w:tc>
+        <w:sdt>
+          <w:sdtPr>
+            <w:rPr>
+              <w:rFonts w:ascii="Arial" w:hAnsi="Arial" w:cs="Arial"/>
+              <w:sz w:val="20"/>
+              <w:szCs w:val="20"/>
+            </w:rPr>
+            <w:id w:val="-137040765"/>
+            <w:placeholder>
+              <w:docPart w:val="DefaultPlaceholder_1082065158"/>
+            </w:placeholder>
+          </w:sdtPr>
+          <w:sdtEndPr/>
+          <w:sdtContent>
+            <w:tc>
+              <w:tcPr>
+                <w:tcW w:w="0" w:type="auto"/>
+                <w:vAlign w:val="center"/>
+              </w:tcPr>
+              <w:p>
+                <w:pPr>
+                  <w:jc w:val="center"/>
+                  <w:rPr>
+                    <w:rFonts w:ascii="Arial" w:hAnsi="Arial" w:cs="Arial"/>
+                    <w:sz w:val="20"/>
+                    <w:szCs w:val="20"/>
+                  </w:rPr>
+                </w:pPr>
+                <w:r>
+                  <w:rPr>
+                    <w:rFonts w:ascii="Arial" w:hAnsi="Arial" w:cs="Arial"/>
+                    <w:sz w:val="20"/>
+                    <w:szCs w:val="20"/>
+                  </w:rPr>
+                  <w:t xml:space="preserve">7 and </w:t>
+                </w:r>
+                <w:r>
+                  <w:rPr>
+                    <w:rFonts w:ascii="Arial" w:hAnsi="Arial" w:cs="Arial"/>
+                    <w:sz w:val="20"/>
+                    <w:szCs w:val="20"/>
+                  </w:rPr>
+                  <w:t>9</w:t>
+                </w:r>
+              </w:p>
+            </w:tc>
+          </w:sdtContent>
+        </w:sdt>
+      </w:tr>
+      <w:tr>
+        <w:tc>
+          <w:tcPr>
+            <w:tcW w:w="0" w:type="auto"/>
+            <w:vAlign w:val="center"/>
+          </w:tcPr>
+          <w:p>
+            <w:pPr>
+              <w:ind w:left="180"/>
+              <w:rPr>
+                <w:rFonts w:ascii="Arial" w:hAnsi="Arial" w:cs="Arial"/>
+                <w:sz w:val="20"/>
+                <w:szCs w:val="20"/>
+              </w:rPr>
+            </w:pPr>
+            <w:r>
+              <w:rPr>
+                <w:rFonts w:ascii="Arial" w:hAnsi="Arial" w:cs="Arial"/>
+                <w:sz w:val="20"/>
+                <w:szCs w:val="20"/>
+              </w:rPr>
+              <w:t>Critical appraisal within sources of evidence</w:t>
+            </w:r>
+          </w:p>
+        </w:tc>
+        <w:tc>
+          <w:tcPr>
+            <w:tcW w:w="0" w:type="auto"/>
+            <w:vAlign w:val="center"/>
+          </w:tcPr>
+          <w:p>
+            <w:pPr>
+              <w:jc w:val="center"/>
+              <w:rPr>
+                <w:rFonts w:ascii="Arial" w:hAnsi="Arial" w:cs="Arial"/>
+                <w:sz w:val="20"/>
+                <w:szCs w:val="20"/>
+              </w:rPr>
+            </w:pPr>
+            <w:r>
+              <w:rPr>
+                <w:rFonts w:ascii="Arial" w:hAnsi="Arial" w:cs="Arial"/>
+                <w:sz w:val="20"/>
+                <w:szCs w:val="20"/>
+              </w:rPr>
+              <w:t>16</w:t>
+            </w:r>
+          </w:p>
+        </w:tc>
+        <w:tc>
+          <w:tcPr>
+            <w:tcW w:w="0" w:type="auto"/>
+            <w:vAlign w:val="center"/>
+          </w:tcPr>
+          <w:p>
+            <w:pPr>
+              <w:rPr>
+                <w:rFonts w:ascii="Arial" w:hAnsi="Arial" w:cs="Arial"/>
+                <w:sz w:val="20"/>
+                <w:szCs w:val="20"/>
+              </w:rPr>
+            </w:pPr>
+            <w:r>
+              <w:rPr>
+                <w:rFonts w:ascii="Arial" w:hAnsi="Arial" w:cs="Arial"/>
+                <w:sz w:val="20"/>
+                <w:szCs w:val="20"/>
+              </w:rPr>
+              <w:t>If done, present data on critical appraisal of included sources of evidence (see item 12).</w:t>
+            </w:r>
+          </w:p>
+        </w:tc>
+        <w:sdt>
+          <w:sdtPr>
+            <w:rPr>
+              <w:rFonts w:ascii="Arial" w:hAnsi="Arial" w:cs="Arial"/>
+              <w:sz w:val="20"/>
+              <w:szCs w:val="20"/>
+            </w:rPr>
+            <w:id w:val="945268124"/>
+            <w:placeholder>
+              <w:docPart w:val="DefaultPlaceholder_1082065158"/>
+            </w:placeholder>
+          </w:sdtPr>
+          <w:sdtEndPr/>
+          <w:sdtContent>
+            <w:tc>
+              <w:tcPr>
+                <w:tcW w:w="0" w:type="auto"/>
+                <w:vAlign w:val="center"/>
+              </w:tcPr>
+              <w:p>
+                <w:pPr>
+                  <w:jc w:val="center"/>
+                  <w:rPr>
+                    <w:rFonts w:ascii="Arial" w:hAnsi="Arial" w:cs="Arial"/>
+                    <w:sz w:val="20"/>
+                    <w:szCs w:val="20"/>
+                  </w:rPr>
+                </w:pPr>
+                <w:r>
+                  <w:rPr>
+                    <w:rFonts w:ascii="Arial" w:hAnsi="Arial" w:cs="Arial"/>
+                    <w:sz w:val="20"/>
+                    <w:szCs w:val="20"/>
+                  </w:rPr>
+                  <w:t>9</w:t>
+                </w:r>
+              </w:p>
+            </w:tc>
+          </w:sdtContent>
+        </w:sdt>
+      </w:tr>
+      <w:tr>
+        <w:tc>
+          <w:tcPr>
+            <w:tcW w:w="0" w:type="auto"/>
+            <w:vAlign w:val="center"/>
+          </w:tcPr>
+          <w:p>
+            <w:pPr>
+              <w:ind w:left="180"/>
+              <w:rPr>
+                <w:rFonts w:ascii="Arial" w:hAnsi="Arial" w:cs="Arial"/>
+                <w:sz w:val="20"/>
+                <w:szCs w:val="20"/>
+              </w:rPr>
+            </w:pPr>
+            <w:r>
+              <w:rPr>
+                <w:rFonts w:ascii="Arial" w:hAnsi="Arial" w:cs="Arial"/>
+                <w:sz w:val="20"/>
+                <w:szCs w:val="20"/>
+              </w:rPr>
+              <w:t>Results of individual sources of evidence</w:t>
+            </w:r>
+          </w:p>
+        </w:tc>
+        <w:tc>
+          <w:tcPr>
+            <w:tcW w:w="0" w:type="auto"/>
+            <w:vAlign w:val="center"/>
+          </w:tcPr>
+          <w:p>
+            <w:pPr>
+              <w:jc w:val="center"/>
+              <w:rPr>
+                <w:rFonts w:ascii="Arial" w:hAnsi="Arial" w:cs="Arial"/>
+                <w:sz w:val="20"/>
+                <w:szCs w:val="20"/>
+              </w:rPr>
+            </w:pPr>
+            <w:r>
+              <w:rPr>
+                <w:rFonts w:ascii="Arial" w:hAnsi="Arial" w:cs="Arial"/>
+                <w:sz w:val="20"/>
+                <w:szCs w:val="20"/>
+              </w:rPr>
+              <w:t>17</w:t>
+            </w:r>
+          </w:p>
+        </w:tc>
+        <w:tc>
+          <w:tcPr>
+            <w:tcW w:w="0" w:type="auto"/>
+            <w:vAlign w:val="center"/>
+          </w:tcPr>
+          <w:p>
+            <w:pPr>
+              <w:rPr>
+                <w:rFonts w:ascii="Arial" w:hAnsi="Arial" w:cs="Arial"/>
+                <w:sz w:val="20"/>
+                <w:szCs w:val="20"/>
+              </w:rPr>
+            </w:pPr>
+            <w:r>
+              <w:rPr>
+                <w:rFonts w:ascii="Arial" w:hAnsi="Arial" w:cs="Arial"/>
+                <w:sz w:val="20"/>
+                <w:szCs w:val="20"/>
+              </w:rPr>
+              <w:t xml:space="preserve">For each included source of evidence, present the relevant data that were </w:t>
+            </w:r>
+            <w:r>
+              <w:rPr>
+                <w:rFonts w:ascii="Arial" w:hAnsi="Arial" w:cs="Arial"/>
+                <w:sz w:val="20"/>
+                <w:szCs w:val="20"/>
+              </w:rPr>
+              <w:t xml:space="preserve">charted </w:t>
+            </w:r>
+            <w:r>
+              <w:rPr>
+                <w:rFonts w:ascii="Arial" w:hAnsi="Arial" w:cs="Arial"/>
+                <w:sz w:val="20"/>
+                <w:szCs w:val="20"/>
+              </w:rPr>
+              <w:t>that</w:t>
+            </w:r>
+            <w:r>
+              <w:rPr>
+                <w:rFonts w:ascii="Arial" w:hAnsi="Arial" w:cs="Arial"/>
+                <w:sz w:val="20"/>
+                <w:szCs w:val="20"/>
+              </w:rPr>
+              <w:t xml:space="preserve"> relate to the review questions and objectives.</w:t>
+            </w:r>
+          </w:p>
+        </w:tc>
+        <w:sdt>
+          <w:sdtPr>
+            <w:rPr>
+              <w:rFonts w:ascii="Arial" w:hAnsi="Arial" w:cs="Arial"/>
+              <w:sz w:val="20"/>
+              <w:szCs w:val="20"/>
+            </w:rPr>
+            <w:id w:val="-1628242984"/>
+            <w:placeholder>
+              <w:docPart w:val="DefaultPlaceholder_1082065158"/>
+            </w:placeholder>
           </w:sdtPr>
           <w:sdtEndPr/>
           <w:sdtContent>
@@ -996,9 +2539,11 @@
                 </w:pPr>
                 <w:r>
                   <w:rPr>
-                    <w:rStyle w:val="Textodelmarcadordeposicin"/>
+                    <w:rFonts w:ascii="Arial" w:hAnsi="Arial" w:cs="Arial"/>
+                    <w:sz w:val="20"/>
+                    <w:szCs w:val="20"/>
                   </w:rPr>
-                  <w:t>Click here to enter text.</w:t>
+                  <w:t>7, 21 and 24</w:t>
                 </w:r>
               </w:p>
             </w:tc>
@@ -1026,7 +2571,7 @@
                 <w:sz w:val="20"/>
                 <w:szCs w:val="20"/>
               </w:rPr>
-              <w:t>Eligibility criteria</w:t>
+              <w:t>Synthesis of results</w:t>
             </w:r>
           </w:p>
         </w:tc>
@@ -1050,7 +2595,7 @@
                 <w:sz w:val="20"/>
                 <w:szCs w:val="20"/>
               </w:rPr>
-              <w:t>6</w:t>
+              <w:t>18</w:t>
             </w:r>
           </w:p>
         </w:tc>
@@ -1073,23 +2618,7 @@
                 <w:sz w:val="20"/>
                 <w:szCs w:val="20"/>
               </w:rPr>
-              <w:t xml:space="preserve">Specify characteristics of the sources of evidence used as </w:t>
-            </w:r>
-            <w:r>
-              <w:rPr>
-                <w:rFonts w:ascii="Arial" w:hAnsi="Arial" w:cs="Arial"/>
-                <w:sz w:val="20"/>
-                <w:szCs w:val="20"/>
-              </w:rPr>
-              <w:t xml:space="preserve">eligibility </w:t>
-            </w:r>
-            <w:r>
-              <w:rPr>
-                <w:rFonts w:ascii="Arial" w:hAnsi="Arial" w:cs="Arial"/>
-                <w:sz w:val="20"/>
-                <w:szCs w:val="20"/>
-              </w:rPr>
-              <w:t>criteria (e.g., years considered, language, and publication status), and provide a rationale.</w:t>
+              <w:t>Summarize and/or present the charting results as they relate to the review questions and objectives.</w:t>
             </w:r>
           </w:p>
         </w:tc>
@@ -1100,11 +2629,10 @@
               <w:sz w:val="20"/>
               <w:szCs w:val="20"/>
             </w:rPr>
-            <w:id w:val="623510431"/>
+            <w:id w:val="547573417"/>
             <w:placeholder>
               <w:docPart w:val="DefaultPlaceholder_1082065158"/>
             </w:placeholder>
-            <w:showingPlcHdr/>
           </w:sdtPr>
           <w:sdtEndPr/>
           <w:sdtContent>
@@ -1115,6 +2643,7 @@
               </w:tcPr>
               <w:p>
                 <w:pPr>
+                  <w:jc w:val="center"/>
                   <w:rPr>
                     <w:rFonts w:ascii="Arial" w:hAnsi="Arial" w:cs="Arial"/>
                     <w:sz w:val="20"/>
@@ -1123,888 +2652,11 @@
                 </w:pPr>
                 <w:r>
                   <w:rPr>
-                    <w:rStyle w:val="Textodelmarcadordeposicin"/>
-                  </w:rPr>
-                  <w:t>Click here to enter text.</w:t>
-                </w:r>
-              </w:p>
-            </w:tc>
-          </w:sdtContent>
-        </w:sdt>
-      </w:tr>
-      <w:tr>
-        <w:trPr>
-          <w:trHeight w:val="260"/>
-        </w:trPr>
-        <w:tc>
-          <w:tcPr>
-            <w:tcW w:w="0" w:type="auto"/>
-            <w:vAlign w:val="center"/>
-          </w:tcPr>
-          <w:p>
-            <w:pPr>
-              <w:ind w:left="180"/>
-              <w:rPr>
-                <w:rFonts w:ascii="Arial" w:hAnsi="Arial" w:cs="Arial"/>
-                <w:sz w:val="20"/>
-                <w:szCs w:val="20"/>
-              </w:rPr>
-            </w:pPr>
-            <w:r>
-              <w:rPr>
-                <w:rFonts w:ascii="Arial" w:hAnsi="Arial" w:cs="Arial"/>
-                <w:sz w:val="20"/>
-                <w:szCs w:val="20"/>
-              </w:rPr>
-              <w:t>Information sources</w:t>
-            </w:r>
-            <w:r>
-              <w:rPr>
-                <w:rFonts w:ascii="Arial" w:hAnsi="Arial" w:cs="Arial"/>
-                <w:sz w:val="20"/>
-                <w:szCs w:val="20"/>
-              </w:rPr>
-              <w:t>*</w:t>
-            </w:r>
-          </w:p>
-        </w:tc>
-        <w:tc>
-          <w:tcPr>
-            <w:tcW w:w="0" w:type="auto"/>
-            <w:vAlign w:val="center"/>
-          </w:tcPr>
-          <w:p>
-            <w:pPr>
-              <w:jc w:val="center"/>
-              <w:rPr>
-                <w:rFonts w:ascii="Arial" w:hAnsi="Arial" w:cs="Arial"/>
-                <w:sz w:val="20"/>
-                <w:szCs w:val="20"/>
-              </w:rPr>
-            </w:pPr>
-            <w:r>
-              <w:rPr>
-                <w:rFonts w:ascii="Arial" w:hAnsi="Arial" w:cs="Arial"/>
-                <w:sz w:val="20"/>
-                <w:szCs w:val="20"/>
-              </w:rPr>
-              <w:t>7</w:t>
-            </w:r>
-          </w:p>
-        </w:tc>
-        <w:tc>
-          <w:tcPr>
-            <w:tcW w:w="0" w:type="auto"/>
-            <w:vAlign w:val="center"/>
-          </w:tcPr>
-          <w:p>
-            <w:pPr>
-              <w:rPr>
-                <w:rFonts w:ascii="Arial" w:hAnsi="Arial" w:cs="Arial"/>
-                <w:sz w:val="20"/>
-                <w:szCs w:val="20"/>
-              </w:rPr>
-            </w:pPr>
-            <w:r>
-              <w:rPr>
-                <w:rFonts w:ascii="Arial" w:hAnsi="Arial" w:cs="Arial"/>
-                <w:sz w:val="20"/>
-                <w:szCs w:val="20"/>
-              </w:rPr>
-              <w:t>Describe all information sources</w:t>
-            </w:r>
-            <w:r>
-              <w:rPr>
-                <w:rFonts w:ascii="Arial" w:hAnsi="Arial" w:cs="Arial"/>
-                <w:sz w:val="20"/>
-                <w:szCs w:val="20"/>
-              </w:rPr>
-              <w:t xml:space="preserve"> </w:t>
-            </w:r>
-            <w:r>
-              <w:rPr>
-                <w:rFonts w:ascii="Arial" w:hAnsi="Arial" w:cs="Arial"/>
-                <w:sz w:val="20"/>
-                <w:szCs w:val="20"/>
-              </w:rPr>
-              <w:t>in the search (e.g., databases with dates of coverage and contact with authors to identify additional sources), as well as the date the most recent search was executed.</w:t>
-            </w:r>
-          </w:p>
-        </w:tc>
-        <w:sdt>
-          <w:sdtPr>
-            <w:rPr>
-              <w:rFonts w:ascii="Arial" w:hAnsi="Arial" w:cs="Arial"/>
-              <w:sz w:val="20"/>
-              <w:szCs w:val="20"/>
-            </w:rPr>
-            <w:id w:val="1510949160"/>
-            <w:placeholder>
-              <w:docPart w:val="DefaultPlaceholder_1082065158"/>
-            </w:placeholder>
-            <w:showingPlcHdr/>
-          </w:sdtPr>
-          <w:sdtEndPr/>
-          <w:sdtContent>
-            <w:tc>
-              <w:tcPr>
-                <w:tcW w:w="0" w:type="auto"/>
-                <w:vAlign w:val="center"/>
-              </w:tcPr>
-              <w:p>
-                <w:pPr>
-                  <w:rPr>
                     <w:rFonts w:ascii="Arial" w:hAnsi="Arial" w:cs="Arial"/>
                     <w:sz w:val="20"/>
                     <w:szCs w:val="20"/>
                   </w:rPr>
-                </w:pPr>
-                <w:r>
-                  <w:rPr>
-                    <w:rStyle w:val="Textodelmarcadordeposicin"/>
-                  </w:rPr>
-                  <w:t>Click here to enter text.</w:t>
-                </w:r>
-              </w:p>
-            </w:tc>
-          </w:sdtContent>
-        </w:sdt>
-      </w:tr>
-      <w:tr>
-        <w:tc>
-          <w:tcPr>
-            <w:tcW w:w="0" w:type="auto"/>
-            <w:vAlign w:val="center"/>
-          </w:tcPr>
-          <w:p>
-            <w:pPr>
-              <w:ind w:left="180"/>
-              <w:rPr>
-                <w:rFonts w:ascii="Arial" w:hAnsi="Arial" w:cs="Arial"/>
-                <w:sz w:val="20"/>
-                <w:szCs w:val="20"/>
-              </w:rPr>
-            </w:pPr>
-            <w:r>
-              <w:rPr>
-                <w:rFonts w:ascii="Arial" w:hAnsi="Arial" w:cs="Arial"/>
-                <w:sz w:val="20"/>
-                <w:szCs w:val="20"/>
-              </w:rPr>
-              <w:t>Search</w:t>
-            </w:r>
-          </w:p>
-        </w:tc>
-        <w:tc>
-          <w:tcPr>
-            <w:tcW w:w="0" w:type="auto"/>
-            <w:vAlign w:val="center"/>
-          </w:tcPr>
-          <w:p>
-            <w:pPr>
-              <w:jc w:val="center"/>
-              <w:rPr>
-                <w:rFonts w:ascii="Arial" w:hAnsi="Arial" w:cs="Arial"/>
-                <w:sz w:val="20"/>
-                <w:szCs w:val="20"/>
-              </w:rPr>
-            </w:pPr>
-            <w:r>
-              <w:rPr>
-                <w:rFonts w:ascii="Arial" w:hAnsi="Arial" w:cs="Arial"/>
-                <w:sz w:val="20"/>
-                <w:szCs w:val="20"/>
-              </w:rPr>
-              <w:t>8</w:t>
-            </w:r>
-          </w:p>
-        </w:tc>
-        <w:tc>
-          <w:tcPr>
-            <w:tcW w:w="0" w:type="auto"/>
-            <w:vAlign w:val="center"/>
-          </w:tcPr>
-          <w:p>
-            <w:pPr>
-              <w:rPr>
-                <w:rFonts w:ascii="Arial" w:hAnsi="Arial" w:cs="Arial"/>
-                <w:sz w:val="20"/>
-                <w:szCs w:val="20"/>
-              </w:rPr>
-            </w:pPr>
-            <w:r>
-              <w:rPr>
-                <w:rFonts w:ascii="Arial" w:hAnsi="Arial" w:cs="Arial"/>
-                <w:sz w:val="20"/>
-                <w:szCs w:val="20"/>
-              </w:rPr>
-              <w:t>Present the full electronic search strategy for at least 1 database, including any limits used, such that it could be repeated.</w:t>
-            </w:r>
-          </w:p>
-        </w:tc>
-        <w:sdt>
-          <w:sdtPr>
-            <w:rPr>
-              <w:rFonts w:ascii="Arial" w:hAnsi="Arial" w:cs="Arial"/>
-              <w:sz w:val="20"/>
-              <w:szCs w:val="20"/>
-            </w:rPr>
-            <w:id w:val="964171142"/>
-            <w:placeholder>
-              <w:docPart w:val="DefaultPlaceholder_1082065158"/>
-            </w:placeholder>
-            <w:showingPlcHdr/>
-          </w:sdtPr>
-          <w:sdtEndPr/>
-          <w:sdtContent>
-            <w:tc>
-              <w:tcPr>
-                <w:tcW w:w="0" w:type="auto"/>
-                <w:vAlign w:val="center"/>
-              </w:tcPr>
-              <w:p>
-                <w:pPr>
-                  <w:rPr>
-                    <w:rFonts w:ascii="Arial" w:hAnsi="Arial" w:cs="Arial"/>
-                    <w:sz w:val="20"/>
-                    <w:szCs w:val="20"/>
-                  </w:rPr>
-                </w:pPr>
-                <w:r>
-                  <w:rPr>
-                    <w:rStyle w:val="Textodelmarcadordeposicin"/>
-                  </w:rPr>
-                  <w:t>Click here to enter text.</w:t>
-                </w:r>
-              </w:p>
-            </w:tc>
-          </w:sdtContent>
-        </w:sdt>
-      </w:tr>
-      <w:tr>
-        <w:tc>
-          <w:tcPr>
-            <w:tcW w:w="0" w:type="auto"/>
-            <w:vAlign w:val="center"/>
-          </w:tcPr>
-          <w:p>
-            <w:pPr>
-              <w:ind w:left="180"/>
-              <w:rPr>
-                <w:rFonts w:ascii="Arial" w:hAnsi="Arial" w:cs="Arial"/>
-                <w:sz w:val="20"/>
-                <w:szCs w:val="20"/>
-              </w:rPr>
-            </w:pPr>
-            <w:r>
-              <w:rPr>
-                <w:rFonts w:ascii="Arial" w:hAnsi="Arial" w:cs="Arial"/>
-                <w:sz w:val="20"/>
-                <w:szCs w:val="20"/>
-              </w:rPr>
-              <w:t>Selection of sources of evidence</w:t>
-            </w:r>
-            <w:r>
-              <w:rPr>
-                <w:rFonts w:ascii="Arial" w:hAnsi="Arial" w:cs="Arial"/>
-                <w:sz w:val="20"/>
-                <w:szCs w:val="20"/>
-              </w:rPr>
-              <w:t>†</w:t>
-            </w:r>
-          </w:p>
-        </w:tc>
-        <w:tc>
-          <w:tcPr>
-            <w:tcW w:w="0" w:type="auto"/>
-            <w:vAlign w:val="center"/>
-          </w:tcPr>
-          <w:p>
-            <w:pPr>
-              <w:jc w:val="center"/>
-              <w:rPr>
-                <w:rFonts w:ascii="Arial" w:hAnsi="Arial" w:cs="Arial"/>
-                <w:sz w:val="20"/>
-                <w:szCs w:val="20"/>
-              </w:rPr>
-            </w:pPr>
-            <w:r>
-              <w:rPr>
-                <w:rFonts w:ascii="Arial" w:hAnsi="Arial" w:cs="Arial"/>
-                <w:sz w:val="20"/>
-                <w:szCs w:val="20"/>
-              </w:rPr>
-              <w:t>9</w:t>
-            </w:r>
-          </w:p>
-        </w:tc>
-        <w:tc>
-          <w:tcPr>
-            <w:tcW w:w="0" w:type="auto"/>
-            <w:vAlign w:val="center"/>
-          </w:tcPr>
-          <w:p>
-            <w:pPr>
-              <w:rPr>
-                <w:rFonts w:ascii="Arial" w:hAnsi="Arial" w:cs="Arial"/>
-                <w:sz w:val="20"/>
-                <w:szCs w:val="20"/>
-              </w:rPr>
-            </w:pPr>
-            <w:r>
-              <w:rPr>
-                <w:rFonts w:ascii="Arial" w:hAnsi="Arial" w:cs="Arial"/>
-                <w:sz w:val="20"/>
-                <w:szCs w:val="20"/>
-              </w:rPr>
-              <w:t>State the process for selecting sources of evidence (i.e., screening and eligibility) included in the scoping review.</w:t>
-            </w:r>
-          </w:p>
-        </w:tc>
-        <w:sdt>
-          <w:sdtPr>
-            <w:rPr>
-              <w:rFonts w:ascii="Arial" w:hAnsi="Arial" w:cs="Arial"/>
-              <w:sz w:val="20"/>
-              <w:szCs w:val="20"/>
-            </w:rPr>
-            <w:id w:val="-2090377787"/>
-            <w:placeholder>
-              <w:docPart w:val="DefaultPlaceholder_1082065158"/>
-            </w:placeholder>
-            <w:showingPlcHdr/>
-          </w:sdtPr>
-          <w:sdtEndPr/>
-          <w:sdtContent>
-            <w:tc>
-              <w:tcPr>
-                <w:tcW w:w="0" w:type="auto"/>
-                <w:vAlign w:val="center"/>
-              </w:tcPr>
-              <w:p>
-                <w:pPr>
-                  <w:rPr>
-                    <w:rFonts w:ascii="Arial" w:hAnsi="Arial" w:cs="Arial"/>
-                    <w:sz w:val="20"/>
-                    <w:szCs w:val="20"/>
-                  </w:rPr>
-                </w:pPr>
-                <w:r>
-                  <w:rPr>
-                    <w:rStyle w:val="Textodelmarcadordeposicin"/>
-                  </w:rPr>
-                  <w:t>Click here to enter text.</w:t>
-                </w:r>
-              </w:p>
-            </w:tc>
-          </w:sdtContent>
-        </w:sdt>
-      </w:tr>
-      <w:tr>
-        <w:tc>
-          <w:tcPr>
-            <w:tcW w:w="0" w:type="auto"/>
-            <w:vAlign w:val="center"/>
-          </w:tcPr>
-          <w:p>
-            <w:pPr>
-              <w:ind w:left="180"/>
-              <w:rPr>
-                <w:rFonts w:ascii="Arial" w:hAnsi="Arial" w:cs="Arial"/>
-                <w:sz w:val="20"/>
-                <w:szCs w:val="20"/>
-              </w:rPr>
-            </w:pPr>
-            <w:r>
-              <w:rPr>
-                <w:rFonts w:ascii="Arial" w:hAnsi="Arial" w:cs="Arial"/>
-                <w:sz w:val="20"/>
-                <w:szCs w:val="20"/>
-              </w:rPr>
-              <w:t>Data charting process</w:t>
-            </w:r>
-            <w:r>
-              <w:rPr>
-                <w:rFonts w:ascii="Arial" w:hAnsi="Arial" w:cs="Arial"/>
-                <w:sz w:val="20"/>
-                <w:szCs w:val="20"/>
-              </w:rPr>
-              <w:t>‡</w:t>
-            </w:r>
-          </w:p>
-        </w:tc>
-        <w:tc>
-          <w:tcPr>
-            <w:tcW w:w="0" w:type="auto"/>
-            <w:vAlign w:val="center"/>
-          </w:tcPr>
-          <w:p>
-            <w:pPr>
-              <w:jc w:val="center"/>
-              <w:rPr>
-                <w:rFonts w:ascii="Arial" w:hAnsi="Arial" w:cs="Arial"/>
-                <w:sz w:val="20"/>
-                <w:szCs w:val="20"/>
-              </w:rPr>
-            </w:pPr>
-            <w:r>
-              <w:rPr>
-                <w:rFonts w:ascii="Arial" w:hAnsi="Arial" w:cs="Arial"/>
-                <w:sz w:val="20"/>
-                <w:szCs w:val="20"/>
-              </w:rPr>
-              <w:t>10</w:t>
-            </w:r>
-          </w:p>
-        </w:tc>
-        <w:tc>
-          <w:tcPr>
-            <w:tcW w:w="0" w:type="auto"/>
-            <w:vAlign w:val="center"/>
-          </w:tcPr>
-          <w:p>
-            <w:pPr>
-              <w:rPr>
-                <w:rFonts w:ascii="Arial" w:hAnsi="Arial" w:cs="Arial"/>
-                <w:sz w:val="20"/>
-                <w:szCs w:val="20"/>
-              </w:rPr>
-            </w:pPr>
-            <w:r>
-              <w:rPr>
-                <w:rFonts w:ascii="Arial" w:hAnsi="Arial" w:cs="Arial"/>
-                <w:sz w:val="20"/>
-                <w:szCs w:val="20"/>
-              </w:rPr>
-              <w:t xml:space="preserve">Describe the methods of charting data from the included sources of evidence (e.g., </w:t>
-            </w:r>
-            <w:r>
-              <w:rPr>
-                <w:rFonts w:ascii="Arial" w:hAnsi="Arial" w:cs="Arial"/>
-                <w:sz w:val="20"/>
-                <w:szCs w:val="20"/>
-              </w:rPr>
-              <w:t>calibrated</w:t>
-            </w:r>
-            <w:r>
-              <w:rPr>
-                <w:rFonts w:ascii="Arial" w:hAnsi="Arial" w:cs="Arial"/>
-                <w:sz w:val="20"/>
-                <w:szCs w:val="20"/>
-              </w:rPr>
-              <w:t xml:space="preserve"> forms</w:t>
-            </w:r>
-            <w:r>
-              <w:rPr>
-                <w:rFonts w:ascii="Arial" w:hAnsi="Arial" w:cs="Arial"/>
-                <w:sz w:val="20"/>
-                <w:szCs w:val="20"/>
-              </w:rPr>
-              <w:t xml:space="preserve"> or</w:t>
-            </w:r>
-            <w:r>
-              <w:rPr>
-                <w:rFonts w:ascii="Arial" w:hAnsi="Arial" w:cs="Arial"/>
-                <w:sz w:val="20"/>
-                <w:szCs w:val="20"/>
-              </w:rPr>
-              <w:t xml:space="preserve"> forms that have been tested by the team before their use, and whether data charting was done independently</w:t>
-            </w:r>
-            <w:r>
-              <w:rPr>
-                <w:rFonts w:ascii="Arial" w:hAnsi="Arial" w:cs="Arial"/>
-                <w:sz w:val="20"/>
-                <w:szCs w:val="20"/>
-              </w:rPr>
-              <w:t xml:space="preserve"> or</w:t>
-            </w:r>
-            <w:r>
-              <w:rPr>
-                <w:rFonts w:ascii="Arial" w:hAnsi="Arial" w:cs="Arial"/>
-                <w:sz w:val="20"/>
-                <w:szCs w:val="20"/>
-              </w:rPr>
-              <w:t xml:space="preserve"> in duplicate) and any processes for obtaining and confirming data from investigators.</w:t>
-            </w:r>
-          </w:p>
-        </w:tc>
-        <w:sdt>
-          <w:sdtPr>
-            <w:rPr>
-              <w:rFonts w:ascii="Arial" w:hAnsi="Arial" w:cs="Arial"/>
-              <w:sz w:val="20"/>
-              <w:szCs w:val="20"/>
-            </w:rPr>
-            <w:id w:val="1943252725"/>
-            <w:placeholder>
-              <w:docPart w:val="DefaultPlaceholder_1082065158"/>
-            </w:placeholder>
-            <w:showingPlcHdr/>
-          </w:sdtPr>
-          <w:sdtEndPr/>
-          <w:sdtContent>
-            <w:tc>
-              <w:tcPr>
-                <w:tcW w:w="0" w:type="auto"/>
-                <w:vAlign w:val="center"/>
-              </w:tcPr>
-              <w:p>
-                <w:pPr>
-                  <w:rPr>
-                    <w:rFonts w:ascii="Arial" w:hAnsi="Arial" w:cs="Arial"/>
-                    <w:sz w:val="20"/>
-                    <w:szCs w:val="20"/>
-                  </w:rPr>
-                </w:pPr>
-                <w:r>
-                  <w:rPr>
-                    <w:rStyle w:val="Textodelmarcadordeposicin"/>
-                  </w:rPr>
-                  <w:t>Click here to enter text.</w:t>
-                </w:r>
-              </w:p>
-            </w:tc>
-          </w:sdtContent>
-        </w:sdt>
-      </w:tr>
-      <w:tr>
-        <w:trPr>
-          <w:trHeight w:val="260"/>
-        </w:trPr>
-        <w:tc>
-          <w:tcPr>
-            <w:tcW w:w="0" w:type="auto"/>
-            <w:vAlign w:val="center"/>
-          </w:tcPr>
-          <w:p>
-            <w:pPr>
-              <w:ind w:left="180"/>
-              <w:rPr>
-                <w:rFonts w:ascii="Arial" w:hAnsi="Arial" w:cs="Arial"/>
-                <w:sz w:val="20"/>
-                <w:szCs w:val="20"/>
-              </w:rPr>
-            </w:pPr>
-            <w:r>
-              <w:rPr>
-                <w:rFonts w:ascii="Arial" w:hAnsi="Arial" w:cs="Arial"/>
-                <w:sz w:val="20"/>
-                <w:szCs w:val="20"/>
-              </w:rPr>
-              <w:t>Data items</w:t>
-            </w:r>
-          </w:p>
-        </w:tc>
-        <w:tc>
-          <w:tcPr>
-            <w:tcW w:w="0" w:type="auto"/>
-            <w:vAlign w:val="center"/>
-          </w:tcPr>
-          <w:p>
-            <w:pPr>
-              <w:jc w:val="center"/>
-              <w:rPr>
-                <w:rFonts w:ascii="Arial" w:hAnsi="Arial" w:cs="Arial"/>
-                <w:sz w:val="20"/>
-                <w:szCs w:val="20"/>
-              </w:rPr>
-            </w:pPr>
-            <w:r>
-              <w:rPr>
-                <w:rFonts w:ascii="Arial" w:hAnsi="Arial" w:cs="Arial"/>
-                <w:sz w:val="20"/>
-                <w:szCs w:val="20"/>
-              </w:rPr>
-              <w:t>11</w:t>
-            </w:r>
-          </w:p>
-        </w:tc>
-        <w:tc>
-          <w:tcPr>
-            <w:tcW w:w="0" w:type="auto"/>
-            <w:vAlign w:val="center"/>
-          </w:tcPr>
-          <w:p>
-            <w:pPr>
-              <w:rPr>
-                <w:rFonts w:ascii="Arial" w:hAnsi="Arial" w:cs="Arial"/>
-                <w:sz w:val="20"/>
-                <w:szCs w:val="20"/>
-              </w:rPr>
-            </w:pPr>
-            <w:r>
-              <w:rPr>
-                <w:rFonts w:ascii="Arial" w:hAnsi="Arial" w:cs="Arial"/>
-                <w:sz w:val="20"/>
-                <w:szCs w:val="20"/>
-              </w:rPr>
-              <w:t>List and define all variables for which data were sought and any assumptions and simplifications made.</w:t>
-            </w:r>
-          </w:p>
-        </w:tc>
-        <w:sdt>
-          <w:sdtPr>
-            <w:rPr>
-              <w:rFonts w:ascii="Arial" w:hAnsi="Arial" w:cs="Arial"/>
-              <w:sz w:val="20"/>
-              <w:szCs w:val="20"/>
-            </w:rPr>
-            <w:id w:val="667444934"/>
-            <w:placeholder>
-              <w:docPart w:val="DefaultPlaceholder_1082065158"/>
-            </w:placeholder>
-            <w:showingPlcHdr/>
-          </w:sdtPr>
-          <w:sdtEndPr/>
-          <w:sdtContent>
-            <w:tc>
-              <w:tcPr>
-                <w:tcW w:w="0" w:type="auto"/>
-                <w:vAlign w:val="center"/>
-              </w:tcPr>
-              <w:p>
-                <w:pPr>
-                  <w:rPr>
-                    <w:rFonts w:ascii="Arial" w:hAnsi="Arial" w:cs="Arial"/>
-                    <w:sz w:val="20"/>
-                    <w:szCs w:val="20"/>
-                  </w:rPr>
-                </w:pPr>
-                <w:r>
-                  <w:rPr>
-                    <w:rStyle w:val="Textodelmarcadordeposicin"/>
-                  </w:rPr>
-                  <w:t>Click here to enter text.</w:t>
-                </w:r>
-              </w:p>
-            </w:tc>
-          </w:sdtContent>
-        </w:sdt>
-      </w:tr>
-      <w:tr>
-        <w:tc>
-          <w:tcPr>
-            <w:tcW w:w="0" w:type="auto"/>
-            <w:vAlign w:val="center"/>
-          </w:tcPr>
-          <w:p>
-            <w:pPr>
-              <w:ind w:left="180"/>
-              <w:rPr>
-                <w:rFonts w:ascii="Arial" w:hAnsi="Arial" w:cs="Arial"/>
-                <w:sz w:val="20"/>
-                <w:szCs w:val="20"/>
-              </w:rPr>
-            </w:pPr>
-            <w:r>
-              <w:rPr>
-                <w:rFonts w:ascii="Arial" w:hAnsi="Arial" w:cs="Arial"/>
-                <w:sz w:val="20"/>
-                <w:szCs w:val="20"/>
-              </w:rPr>
-              <w:t>Critical appraisal of individual sources of evidence</w:t>
-            </w:r>
-            <w:r>
-              <w:rPr>
-                <w:rFonts w:ascii="Arial" w:hAnsi="Arial" w:cs="Arial"/>
-                <w:sz w:val="20"/>
-                <w:szCs w:val="20"/>
-              </w:rPr>
-              <w:t>§</w:t>
-            </w:r>
-          </w:p>
-        </w:tc>
-        <w:tc>
-          <w:tcPr>
-            <w:tcW w:w="0" w:type="auto"/>
-            <w:vAlign w:val="center"/>
-          </w:tcPr>
-          <w:p>
-            <w:pPr>
-              <w:jc w:val="center"/>
-              <w:rPr>
-                <w:rFonts w:ascii="Arial" w:hAnsi="Arial" w:cs="Arial"/>
-                <w:sz w:val="20"/>
-                <w:szCs w:val="20"/>
-              </w:rPr>
-            </w:pPr>
-            <w:r>
-              <w:rPr>
-                <w:rFonts w:ascii="Arial" w:hAnsi="Arial" w:cs="Arial"/>
-                <w:sz w:val="20"/>
-                <w:szCs w:val="20"/>
-              </w:rPr>
-              <w:t>12</w:t>
-            </w:r>
-          </w:p>
-        </w:tc>
-        <w:tc>
-          <w:tcPr>
-            <w:tcW w:w="0" w:type="auto"/>
-            <w:vAlign w:val="center"/>
-          </w:tcPr>
-          <w:p>
-            <w:pPr>
-              <w:rPr>
-                <w:rFonts w:ascii="Arial" w:hAnsi="Arial" w:cs="Arial"/>
-                <w:sz w:val="20"/>
-                <w:szCs w:val="20"/>
-              </w:rPr>
-            </w:pPr>
-            <w:r>
-              <w:rPr>
-                <w:rFonts w:ascii="Arial" w:hAnsi="Arial" w:cs="Arial"/>
-                <w:sz w:val="20"/>
-                <w:szCs w:val="20"/>
-              </w:rPr>
-              <w:t>If done, provide a rationale for conducting a critical appraisal of included sources of evidence; describe the methods used and how this information was used in any data synthesis (if appropriate).</w:t>
-            </w:r>
-          </w:p>
-        </w:tc>
-        <w:sdt>
-          <w:sdtPr>
-            <w:rPr>
-              <w:rFonts w:ascii="Arial" w:hAnsi="Arial" w:cs="Arial"/>
-              <w:sz w:val="20"/>
-              <w:szCs w:val="20"/>
-            </w:rPr>
-            <w:id w:val="-336618198"/>
-            <w:placeholder>
-              <w:docPart w:val="DefaultPlaceholder_1082065158"/>
-            </w:placeholder>
-            <w:showingPlcHdr/>
-          </w:sdtPr>
-          <w:sdtEndPr/>
-          <w:sdtContent>
-            <w:tc>
-              <w:tcPr>
-                <w:tcW w:w="0" w:type="auto"/>
-                <w:vAlign w:val="center"/>
-              </w:tcPr>
-              <w:p>
-                <w:pPr>
-                  <w:rPr>
-                    <w:rFonts w:ascii="Arial" w:hAnsi="Arial" w:cs="Arial"/>
-                    <w:sz w:val="20"/>
-                    <w:szCs w:val="20"/>
-                  </w:rPr>
-                </w:pPr>
-                <w:r>
-                  <w:rPr>
-                    <w:rStyle w:val="Textodelmarcadordeposicin"/>
-                  </w:rPr>
-                  <w:t>Click here to enter text.</w:t>
-                </w:r>
-              </w:p>
-            </w:tc>
-          </w:sdtContent>
-        </w:sdt>
-      </w:tr>
-      <w:tr>
-        <w:tc>
-          <w:tcPr>
-            <w:tcW w:w="0" w:type="auto"/>
-            <w:vAlign w:val="center"/>
-          </w:tcPr>
-          <w:p>
-            <w:pPr>
-              <w:ind w:left="180"/>
-              <w:rPr>
-                <w:rFonts w:ascii="Arial" w:hAnsi="Arial" w:cs="Arial"/>
-                <w:sz w:val="20"/>
-                <w:szCs w:val="20"/>
-              </w:rPr>
-            </w:pPr>
-            <w:r>
-              <w:rPr>
-                <w:rFonts w:ascii="Arial" w:hAnsi="Arial" w:cs="Arial"/>
-                <w:sz w:val="20"/>
-                <w:szCs w:val="20"/>
-              </w:rPr>
-              <w:t>Synthesis of results</w:t>
-            </w:r>
-          </w:p>
-        </w:tc>
-        <w:tc>
-          <w:tcPr>
-            <w:tcW w:w="0" w:type="auto"/>
-            <w:vAlign w:val="center"/>
-          </w:tcPr>
-          <w:p>
-            <w:pPr>
-              <w:jc w:val="center"/>
-              <w:rPr>
-                <w:rFonts w:ascii="Arial" w:hAnsi="Arial" w:cs="Arial"/>
-                <w:sz w:val="20"/>
-                <w:szCs w:val="20"/>
-              </w:rPr>
-            </w:pPr>
-            <w:r>
-              <w:rPr>
-                <w:rFonts w:ascii="Arial" w:hAnsi="Arial" w:cs="Arial"/>
-                <w:sz w:val="20"/>
-                <w:szCs w:val="20"/>
-              </w:rPr>
-              <w:t>13</w:t>
-            </w:r>
-          </w:p>
-        </w:tc>
-        <w:tc>
-          <w:tcPr>
-            <w:tcW w:w="0" w:type="auto"/>
-            <w:vAlign w:val="center"/>
-          </w:tcPr>
-          <w:p>
-            <w:pPr>
-              <w:rPr>
-                <w:rFonts w:ascii="Arial" w:hAnsi="Arial" w:cs="Arial"/>
-                <w:sz w:val="20"/>
-                <w:szCs w:val="20"/>
-              </w:rPr>
-            </w:pPr>
-            <w:r>
-              <w:rPr>
-                <w:rFonts w:ascii="Arial" w:hAnsi="Arial" w:cs="Arial"/>
-                <w:sz w:val="20"/>
-                <w:szCs w:val="20"/>
-              </w:rPr>
-              <w:t>Describe the methods of handling and summarizing the data that were charted.</w:t>
-            </w:r>
-          </w:p>
-        </w:tc>
-        <w:sdt>
-          <w:sdtPr>
-            <w:rPr>
-              <w:rFonts w:ascii="Arial" w:hAnsi="Arial" w:cs="Arial"/>
-              <w:sz w:val="20"/>
-              <w:szCs w:val="20"/>
-            </w:rPr>
-            <w:id w:val="1751841620"/>
-            <w:placeholder>
-              <w:docPart w:val="DefaultPlaceholder_1082065158"/>
-            </w:placeholder>
-            <w:showingPlcHdr/>
-          </w:sdtPr>
-          <w:sdtEndPr/>
-          <w:sdtContent>
-            <w:tc>
-              <w:tcPr>
-                <w:tcW w:w="0" w:type="auto"/>
-                <w:vAlign w:val="center"/>
-              </w:tcPr>
-              <w:p>
-                <w:pPr>
-                  <w:rPr>
-                    <w:rFonts w:ascii="Arial" w:hAnsi="Arial" w:cs="Arial"/>
-                    <w:sz w:val="20"/>
-                    <w:szCs w:val="20"/>
-                  </w:rPr>
-                </w:pPr>
-                <w:r>
-                  <w:rPr>
-                    <w:rStyle w:val="Textodelmarcadordeposicin"/>
-                  </w:rPr>
-                  <w:t>Click here to enter text.</w:t>
+                  <w:t>9</w:t>
                 </w:r>
               </w:p>
             </w:tc>
@@ -2035,8 +2687,7 @@
                 <w:sz w:val="20"/>
                 <w:szCs w:val="20"/>
               </w:rPr>
-              <w:lastRenderedPageBreak/>
-              <w:t>RESULTS</w:t>
+              <w:t>DISCUSSION</w:t>
             </w:r>
           </w:p>
         </w:tc>
@@ -2062,7 +2713,7 @@
                 <w:sz w:val="20"/>
                 <w:szCs w:val="20"/>
               </w:rPr>
-              <w:t>Selection of sources of evidence</w:t>
+              <w:t>Summary of evidence</w:t>
             </w:r>
           </w:p>
         </w:tc>
@@ -2086,7 +2737,7 @@
                 <w:sz w:val="20"/>
                 <w:szCs w:val="20"/>
               </w:rPr>
-              <w:t>14</w:t>
+              <w:t>19</w:t>
             </w:r>
           </w:p>
         </w:tc>
@@ -2109,7 +2760,23 @@
                 <w:sz w:val="20"/>
                 <w:szCs w:val="20"/>
               </w:rPr>
-              <w:t>Give numbers of sources of evidence screened, assessed for eligibility, and included in the review, with reasons for exclusions at each stage, ideally using a flow diagram.</w:t>
+              <w:t xml:space="preserve">Summarize the main results (including an overview of concepts, themes, and types of evidence available), </w:t>
+            </w:r>
+            <w:r>
+              <w:rPr>
+                <w:rFonts w:ascii="Arial" w:hAnsi="Arial" w:cs="Arial"/>
+                <w:sz w:val="20"/>
+                <w:szCs w:val="20"/>
+              </w:rPr>
+              <w:t>link</w:t>
+            </w:r>
+            <w:r>
+              <w:rPr>
+                <w:rFonts w:ascii="Arial" w:hAnsi="Arial" w:cs="Arial"/>
+                <w:sz w:val="20"/>
+                <w:szCs w:val="20"/>
+              </w:rPr>
+              <w:t xml:space="preserve"> to the review questions and objectives, and consider the relevance to key groups.</w:t>
             </w:r>
           </w:p>
         </w:tc>
@@ -2120,11 +2787,10 @@
               <w:sz w:val="20"/>
               <w:szCs w:val="20"/>
             </w:rPr>
-            <w:id w:val="-83771692"/>
+            <w:id w:val="1890606668"/>
             <w:placeholder>
               <w:docPart w:val="DefaultPlaceholder_1082065158"/>
             </w:placeholder>
-            <w:showingPlcHdr/>
           </w:sdtPr>
           <w:sdtEndPr/>
           <w:sdtContent>
@@ -2135,6 +2801,7 @@
               </w:tcPr>
               <w:p>
                 <w:pPr>
+                  <w:jc w:val="center"/>
                   <w:rPr>
                     <w:rFonts w:ascii="Arial" w:hAnsi="Arial" w:cs="Arial"/>
                     <w:sz w:val="20"/>
@@ -2143,9 +2810,11 @@
                 </w:pPr>
                 <w:r>
                   <w:rPr>
-                    <w:rStyle w:val="Textodelmarcadordeposicin"/>
+                    <w:rFonts w:ascii="Arial" w:hAnsi="Arial" w:cs="Arial"/>
+                    <w:sz w:val="20"/>
+                    <w:szCs w:val="20"/>
                   </w:rPr>
-                  <w:t>Click here to enter text.</w:t>
+                  <w:t>9-25</w:t>
                 </w:r>
               </w:p>
             </w:tc>
@@ -2173,7 +2842,7 @@
                 <w:sz w:val="20"/>
                 <w:szCs w:val="20"/>
               </w:rPr>
-              <w:t>Characteristics of sources of evidence</w:t>
+              <w:t>Limitations</w:t>
             </w:r>
           </w:p>
         </w:tc>
@@ -2197,7 +2866,7 @@
                 <w:sz w:val="20"/>
                 <w:szCs w:val="20"/>
               </w:rPr>
-              <w:t>15</w:t>
+              <w:t>20</w:t>
             </w:r>
           </w:p>
         </w:tc>
@@ -2210,6 +2879,8 @@
             <w:pPr>
               <w:rPr>
                 <w:rFonts w:ascii="Arial" w:hAnsi="Arial" w:cs="Arial"/>
+                <w:b/>
+                <w:i/>
                 <w:sz w:val="20"/>
                 <w:szCs w:val="20"/>
               </w:rPr>
@@ -2220,7 +2891,7 @@
                 <w:sz w:val="20"/>
                 <w:szCs w:val="20"/>
               </w:rPr>
-              <w:t>For each source of evidence, present characteristics for which data were charted and provide the citations.</w:t>
+              <w:t>Discuss the limitations of the scoping review process.</w:t>
             </w:r>
           </w:p>
         </w:tc>
@@ -2231,11 +2902,10 @@
               <w:sz w:val="20"/>
               <w:szCs w:val="20"/>
             </w:rPr>
-            <w:id w:val="-137040765"/>
+            <w:id w:val="-1476291050"/>
             <w:placeholder>
               <w:docPart w:val="DefaultPlaceholder_1082065158"/>
             </w:placeholder>
-            <w:showingPlcHdr/>
           </w:sdtPr>
           <w:sdtEndPr/>
           <w:sdtContent>
@@ -2246,6 +2916,7 @@
               </w:tcPr>
               <w:p>
                 <w:pPr>
+                  <w:jc w:val="center"/>
                   <w:rPr>
                     <w:rFonts w:ascii="Arial" w:hAnsi="Arial" w:cs="Arial"/>
                     <w:sz w:val="20"/>
@@ -2254,9 +2925,11 @@
                 </w:pPr>
                 <w:r>
                   <w:rPr>
-                    <w:rStyle w:val="Textodelmarcadordeposicin"/>
+                    <w:rFonts w:ascii="Arial" w:hAnsi="Arial" w:cs="Arial"/>
+                    <w:sz w:val="20"/>
+                    <w:szCs w:val="20"/>
                   </w:rPr>
-                  <w:t>Click here to enter text.</w:t>
+                  <w:t>25</w:t>
                 </w:r>
               </w:p>
             </w:tc>
@@ -2284,7 +2957,7 @@
                 <w:sz w:val="20"/>
                 <w:szCs w:val="20"/>
               </w:rPr>
-              <w:t>Critical appraisal within sources of evidence</w:t>
+              <w:t>Conclusions</w:t>
             </w:r>
           </w:p>
         </w:tc>
@@ -2308,7 +2981,7 @@
                 <w:sz w:val="20"/>
                 <w:szCs w:val="20"/>
               </w:rPr>
-              <w:t>16</w:t>
+              <w:t>21</w:t>
             </w:r>
           </w:p>
         </w:tc>
@@ -2331,7 +3004,7 @@
                 <w:sz w:val="20"/>
                 <w:szCs w:val="20"/>
               </w:rPr>
-              <w:t>If done, present data on critical appraisal of included sources of evidence (see item 12).</w:t>
+              <w:t>Provide a general interpretation of the results with respect to the review questions and objectives, as well as potential implications and/or next steps.</w:t>
             </w:r>
           </w:p>
         </w:tc>
@@ -2342,11 +3015,10 @@
               <w:sz w:val="20"/>
               <w:szCs w:val="20"/>
             </w:rPr>
-            <w:id w:val="945268124"/>
+            <w:id w:val="-1052302124"/>
             <w:placeholder>
               <w:docPart w:val="DefaultPlaceholder_1082065158"/>
             </w:placeholder>
-            <w:showingPlcHdr/>
           </w:sdtPr>
           <w:sdtEndPr/>
           <w:sdtContent>
@@ -2357,6 +3029,7 @@
               </w:tcPr>
               <w:p>
                 <w:pPr>
+                  <w:jc w:val="center"/>
                   <w:rPr>
                     <w:rFonts w:ascii="Arial" w:hAnsi="Arial" w:cs="Arial"/>
                     <w:sz w:val="20"/>
@@ -2365,255 +3038,11 @@
                 </w:pPr>
                 <w:r>
                   <w:rPr>
-                    <w:rStyle w:val="Textodelmarcadordeposicin"/>
-                  </w:rPr>
-                  <w:t>Click here to enter text.</w:t>
-                </w:r>
-              </w:p>
-            </w:tc>
-          </w:sdtContent>
-        </w:sdt>
-      </w:tr>
-      <w:tr>
-        <w:tc>
-          <w:tcPr>
-            <w:tcW w:w="0" w:type="auto"/>
-            <w:vAlign w:val="center"/>
-          </w:tcPr>
-          <w:p>
-            <w:pPr>
-              <w:ind w:left="180"/>
-              <w:rPr>
-                <w:rFonts w:ascii="Arial" w:hAnsi="Arial" w:cs="Arial"/>
-                <w:sz w:val="20"/>
-                <w:szCs w:val="20"/>
-              </w:rPr>
-            </w:pPr>
-            <w:r>
-              <w:rPr>
-                <w:rFonts w:ascii="Arial" w:hAnsi="Arial" w:cs="Arial"/>
-                <w:sz w:val="20"/>
-                <w:szCs w:val="20"/>
-              </w:rPr>
-              <w:t>Results of individual sources of evidence</w:t>
-            </w:r>
-          </w:p>
-        </w:tc>
-        <w:tc>
-          <w:tcPr>
-            <w:tcW w:w="0" w:type="auto"/>
-            <w:vAlign w:val="center"/>
-          </w:tcPr>
-          <w:p>
-            <w:pPr>
-              <w:jc w:val="center"/>
-              <w:rPr>
-                <w:rFonts w:ascii="Arial" w:hAnsi="Arial" w:cs="Arial"/>
-                <w:sz w:val="20"/>
-                <w:szCs w:val="20"/>
-              </w:rPr>
-            </w:pPr>
-            <w:r>
-              <w:rPr>
-                <w:rFonts w:ascii="Arial" w:hAnsi="Arial" w:cs="Arial"/>
-                <w:sz w:val="20"/>
-                <w:szCs w:val="20"/>
-              </w:rPr>
-              <w:t>17</w:t>
-            </w:r>
-          </w:p>
-        </w:tc>
-        <w:tc>
-          <w:tcPr>
-            <w:tcW w:w="0" w:type="auto"/>
-            <w:vAlign w:val="center"/>
-          </w:tcPr>
-          <w:p>
-            <w:pPr>
-              <w:rPr>
-                <w:rFonts w:ascii="Arial" w:hAnsi="Arial" w:cs="Arial"/>
-                <w:sz w:val="20"/>
-                <w:szCs w:val="20"/>
-              </w:rPr>
-            </w:pPr>
-            <w:r>
-              <w:rPr>
-                <w:rFonts w:ascii="Arial" w:hAnsi="Arial" w:cs="Arial"/>
-                <w:sz w:val="20"/>
-                <w:szCs w:val="20"/>
-              </w:rPr>
-              <w:t xml:space="preserve">For each included source of evidence, present the relevant data that were </w:t>
-            </w:r>
-            <w:r>
-              <w:rPr>
-                <w:rFonts w:ascii="Arial" w:hAnsi="Arial" w:cs="Arial"/>
-                <w:sz w:val="20"/>
-                <w:szCs w:val="20"/>
-              </w:rPr>
-              <w:t xml:space="preserve">charted </w:t>
-            </w:r>
-            <w:r>
-              <w:rPr>
-                <w:rFonts w:ascii="Arial" w:hAnsi="Arial" w:cs="Arial"/>
-                <w:sz w:val="20"/>
-                <w:szCs w:val="20"/>
-              </w:rPr>
-              <w:t>that</w:t>
-            </w:r>
-            <w:r>
-              <w:rPr>
-                <w:rFonts w:ascii="Arial" w:hAnsi="Arial" w:cs="Arial"/>
-                <w:sz w:val="20"/>
-                <w:szCs w:val="20"/>
-              </w:rPr>
-              <w:t xml:space="preserve"> relate to the review questions and objectives.</w:t>
-            </w:r>
-          </w:p>
-        </w:tc>
-        <w:sdt>
-          <w:sdtPr>
-            <w:rPr>
-              <w:rFonts w:ascii="Arial" w:hAnsi="Arial" w:cs="Arial"/>
-              <w:sz w:val="20"/>
-              <w:szCs w:val="20"/>
-            </w:rPr>
-            <w:id w:val="-1628242984"/>
-            <w:placeholder>
-              <w:docPart w:val="DefaultPlaceholder_1082065158"/>
-            </w:placeholder>
-            <w:showingPlcHdr/>
-          </w:sdtPr>
-          <w:sdtEndPr/>
-          <w:sdtContent>
-            <w:tc>
-              <w:tcPr>
-                <w:tcW w:w="0" w:type="auto"/>
-                <w:vAlign w:val="center"/>
-              </w:tcPr>
-              <w:p>
-                <w:pPr>
-                  <w:rPr>
                     <w:rFonts w:ascii="Arial" w:hAnsi="Arial" w:cs="Arial"/>
                     <w:sz w:val="20"/>
                     <w:szCs w:val="20"/>
                   </w:rPr>
-                </w:pPr>
-                <w:r>
-                  <w:rPr>
-                    <w:rStyle w:val="Textodelmarcadordeposicin"/>
-                  </w:rPr>
-                  <w:t>Click here to enter text.</w:t>
-                </w:r>
-              </w:p>
-            </w:tc>
-          </w:sdtContent>
-        </w:sdt>
-      </w:tr>
-      <w:tr>
-        <w:tc>
-          <w:tcPr>
-            <w:tcW w:w="0" w:type="auto"/>
-            <w:vAlign w:val="center"/>
-          </w:tcPr>
-          <w:p>
-            <w:pPr>
-              <w:ind w:left="180"/>
-              <w:rPr>
-                <w:rFonts w:ascii="Arial" w:hAnsi="Arial" w:cs="Arial"/>
-                <w:sz w:val="20"/>
-                <w:szCs w:val="20"/>
-              </w:rPr>
-            </w:pPr>
-            <w:r>
-              <w:rPr>
-                <w:rFonts w:ascii="Arial" w:hAnsi="Arial" w:cs="Arial"/>
-                <w:sz w:val="20"/>
-                <w:szCs w:val="20"/>
-              </w:rPr>
-              <w:t>Synthesis of results</w:t>
-            </w:r>
-          </w:p>
-        </w:tc>
-        <w:tc>
-          <w:tcPr>
-            <w:tcW w:w="0" w:type="auto"/>
-            <w:vAlign w:val="center"/>
-          </w:tcPr>
-          <w:p>
-            <w:pPr>
-              <w:jc w:val="center"/>
-              <w:rPr>
-                <w:rFonts w:ascii="Arial" w:hAnsi="Arial" w:cs="Arial"/>
-                <w:sz w:val="20"/>
-                <w:szCs w:val="20"/>
-              </w:rPr>
-            </w:pPr>
-            <w:r>
-              <w:rPr>
-                <w:rFonts w:ascii="Arial" w:hAnsi="Arial" w:cs="Arial"/>
-                <w:sz w:val="20"/>
-                <w:szCs w:val="20"/>
-              </w:rPr>
-              <w:t>18</w:t>
-            </w:r>
-          </w:p>
-        </w:tc>
-        <w:tc>
-          <w:tcPr>
-            <w:tcW w:w="0" w:type="auto"/>
-            <w:vAlign w:val="center"/>
-          </w:tcPr>
-          <w:p>
-            <w:pPr>
-              <w:rPr>
-                <w:rFonts w:ascii="Arial" w:hAnsi="Arial" w:cs="Arial"/>
-                <w:sz w:val="20"/>
-                <w:szCs w:val="20"/>
-              </w:rPr>
-            </w:pPr>
-            <w:r>
-              <w:rPr>
-                <w:rFonts w:ascii="Arial" w:hAnsi="Arial" w:cs="Arial"/>
-                <w:sz w:val="20"/>
-                <w:szCs w:val="20"/>
-              </w:rPr>
-              <w:t>Summarize and/or present the charting results as they relate to the review questions and objectives.</w:t>
-            </w:r>
-          </w:p>
-        </w:tc>
-        <w:sdt>
-          <w:sdtPr>
-            <w:rPr>
-              <w:rFonts w:ascii="Arial" w:hAnsi="Arial" w:cs="Arial"/>
-              <w:sz w:val="20"/>
-              <w:szCs w:val="20"/>
-            </w:rPr>
-            <w:id w:val="547573417"/>
-            <w:placeholder>
-              <w:docPart w:val="DefaultPlaceholder_1082065158"/>
-            </w:placeholder>
-            <w:showingPlcHdr/>
-          </w:sdtPr>
-          <w:sdtEndPr/>
-          <w:sdtContent>
-            <w:tc>
-              <w:tcPr>
-                <w:tcW w:w="0" w:type="auto"/>
-                <w:vAlign w:val="center"/>
-              </w:tcPr>
-              <w:p>
-                <w:pPr>
-                  <w:rPr>
-                    <w:rFonts w:ascii="Arial" w:hAnsi="Arial" w:cs="Arial"/>
-                    <w:sz w:val="20"/>
-                    <w:szCs w:val="20"/>
-                  </w:rPr>
-                </w:pPr>
-                <w:r>
-                  <w:rPr>
-                    <w:rStyle w:val="Textodelmarcadordeposicin"/>
-                  </w:rPr>
-                  <w:t>Click here to enter text.</w:t>
+                  <w:t>25-26</w:t>
                 </w:r>
               </w:p>
             </w:tc>
@@ -2644,386 +3073,6 @@
                 <w:sz w:val="20"/>
                 <w:szCs w:val="20"/>
               </w:rPr>
-              <w:t>DISCUSSION</w:t>
-            </w:r>
-          </w:p>
-        </w:tc>
-      </w:tr>
-      <w:tr>
-        <w:tc>
-          <w:tcPr>
-            <w:tcW w:w="0" w:type="auto"/>
-            <w:vAlign w:val="center"/>
-          </w:tcPr>
-          <w:p>
-            <w:pPr>
-              <w:ind w:left="180"/>
-              <w:rPr>
-                <w:rFonts w:ascii="Arial" w:hAnsi="Arial" w:cs="Arial"/>
-                <w:sz w:val="20"/>
-                <w:szCs w:val="20"/>
-              </w:rPr>
-            </w:pPr>
-            <w:r>
-              <w:rPr>
-                <w:rFonts w:ascii="Arial" w:hAnsi="Arial" w:cs="Arial"/>
-                <w:sz w:val="20"/>
-                <w:szCs w:val="20"/>
-              </w:rPr>
-              <w:t>Summary of evidence</w:t>
-            </w:r>
-          </w:p>
-        </w:tc>
-        <w:tc>
-          <w:tcPr>
-            <w:tcW w:w="0" w:type="auto"/>
-            <w:vAlign w:val="center"/>
-          </w:tcPr>
-          <w:p>
-            <w:pPr>
-              <w:jc w:val="center"/>
-              <w:rPr>
-                <w:rFonts w:ascii="Arial" w:hAnsi="Arial" w:cs="Arial"/>
-                <w:sz w:val="20"/>
-                <w:szCs w:val="20"/>
-              </w:rPr>
-            </w:pPr>
-            <w:r>
-              <w:rPr>
-                <w:rFonts w:ascii="Arial" w:hAnsi="Arial" w:cs="Arial"/>
-                <w:sz w:val="20"/>
-                <w:szCs w:val="20"/>
-              </w:rPr>
-              <w:t>19</w:t>
-            </w:r>
-          </w:p>
-        </w:tc>
-        <w:tc>
-          <w:tcPr>
-            <w:tcW w:w="0" w:type="auto"/>
-            <w:vAlign w:val="center"/>
-          </w:tcPr>
-          <w:p>
-            <w:pPr>
-              <w:rPr>
-                <w:rFonts w:ascii="Arial" w:hAnsi="Arial" w:cs="Arial"/>
-                <w:sz w:val="20"/>
-                <w:szCs w:val="20"/>
-              </w:rPr>
-            </w:pPr>
-            <w:r>
-              <w:rPr>
-                <w:rFonts w:ascii="Arial" w:hAnsi="Arial" w:cs="Arial"/>
-                <w:sz w:val="20"/>
-                <w:szCs w:val="20"/>
-              </w:rPr>
-              <w:t xml:space="preserve">Summarize the main results (including an overview of concepts, themes, and types of evidence available), </w:t>
-            </w:r>
-            <w:r>
-              <w:rPr>
-                <w:rFonts w:ascii="Arial" w:hAnsi="Arial" w:cs="Arial"/>
-                <w:sz w:val="20"/>
-                <w:szCs w:val="20"/>
-              </w:rPr>
-              <w:t>link</w:t>
-            </w:r>
-            <w:r>
-              <w:rPr>
-                <w:rFonts w:ascii="Arial" w:hAnsi="Arial" w:cs="Arial"/>
-                <w:sz w:val="20"/>
-                <w:szCs w:val="20"/>
-              </w:rPr>
-              <w:t xml:space="preserve"> to the review questions and objectives, and consider the relevance to key groups.</w:t>
-            </w:r>
-          </w:p>
-        </w:tc>
-        <w:sdt>
-          <w:sdtPr>
-            <w:rPr>
-              <w:rFonts w:ascii="Arial" w:hAnsi="Arial" w:cs="Arial"/>
-              <w:sz w:val="20"/>
-              <w:szCs w:val="20"/>
-            </w:rPr>
-            <w:id w:val="1890606668"/>
-            <w:placeholder>
-              <w:docPart w:val="DefaultPlaceholder_1082065158"/>
-            </w:placeholder>
-            <w:showingPlcHdr/>
-          </w:sdtPr>
-          <w:sdtEndPr/>
-          <w:sdtContent>
-            <w:tc>
-              <w:tcPr>
-                <w:tcW w:w="0" w:type="auto"/>
-                <w:vAlign w:val="center"/>
-              </w:tcPr>
-              <w:p>
-                <w:pPr>
-                  <w:rPr>
-                    <w:rFonts w:ascii="Arial" w:hAnsi="Arial" w:cs="Arial"/>
-                    <w:sz w:val="20"/>
-                    <w:szCs w:val="20"/>
-                  </w:rPr>
-                </w:pPr>
-                <w:r>
-                  <w:rPr>
-                    <w:rStyle w:val="Textodelmarcadordeposicin"/>
-                  </w:rPr>
-                  <w:t>Click here to enter text.</w:t>
-                </w:r>
-              </w:p>
-            </w:tc>
-          </w:sdtContent>
-        </w:sdt>
-      </w:tr>
-      <w:tr>
-        <w:tc>
-          <w:tcPr>
-            <w:tcW w:w="0" w:type="auto"/>
-            <w:vAlign w:val="center"/>
-          </w:tcPr>
-          <w:p>
-            <w:pPr>
-              <w:ind w:left="180"/>
-              <w:rPr>
-                <w:rFonts w:ascii="Arial" w:hAnsi="Arial" w:cs="Arial"/>
-                <w:sz w:val="20"/>
-                <w:szCs w:val="20"/>
-              </w:rPr>
-            </w:pPr>
-            <w:r>
-              <w:rPr>
-                <w:rFonts w:ascii="Arial" w:hAnsi="Arial" w:cs="Arial"/>
-                <w:sz w:val="20"/>
-                <w:szCs w:val="20"/>
-              </w:rPr>
-              <w:t>Limitations</w:t>
-            </w:r>
-          </w:p>
-        </w:tc>
-        <w:tc>
-          <w:tcPr>
-            <w:tcW w:w="0" w:type="auto"/>
-            <w:vAlign w:val="center"/>
-          </w:tcPr>
-          <w:p>
-            <w:pPr>
-              <w:jc w:val="center"/>
-              <w:rPr>
-                <w:rFonts w:ascii="Arial" w:hAnsi="Arial" w:cs="Arial"/>
-                <w:sz w:val="20"/>
-                <w:szCs w:val="20"/>
-              </w:rPr>
-            </w:pPr>
-            <w:r>
-              <w:rPr>
-                <w:rFonts w:ascii="Arial" w:hAnsi="Arial" w:cs="Arial"/>
-                <w:sz w:val="20"/>
-                <w:szCs w:val="20"/>
-              </w:rPr>
-              <w:t>20</w:t>
-            </w:r>
-          </w:p>
-        </w:tc>
-        <w:tc>
-          <w:tcPr>
-            <w:tcW w:w="0" w:type="auto"/>
-            <w:vAlign w:val="center"/>
-          </w:tcPr>
-          <w:p>
-            <w:pPr>
-              <w:rPr>
-                <w:rFonts w:ascii="Arial" w:hAnsi="Arial" w:cs="Arial"/>
-                <w:b/>
-                <w:i/>
-                <w:sz w:val="20"/>
-                <w:szCs w:val="20"/>
-              </w:rPr>
-            </w:pPr>
-            <w:r>
-              <w:rPr>
-                <w:rFonts w:ascii="Arial" w:hAnsi="Arial" w:cs="Arial"/>
-                <w:sz w:val="20"/>
-                <w:szCs w:val="20"/>
-              </w:rPr>
-              <w:t>Discuss the limitations of the scoping review process.</w:t>
-            </w:r>
-          </w:p>
-        </w:tc>
-        <w:sdt>
-          <w:sdtPr>
-            <w:rPr>
-              <w:rFonts w:ascii="Arial" w:hAnsi="Arial" w:cs="Arial"/>
-              <w:sz w:val="20"/>
-              <w:szCs w:val="20"/>
-            </w:rPr>
-            <w:id w:val="-1476291050"/>
-            <w:placeholder>
-              <w:docPart w:val="DefaultPlaceholder_1082065158"/>
-            </w:placeholder>
-            <w:showingPlcHdr/>
-          </w:sdtPr>
-          <w:sdtEndPr/>
-          <w:sdtContent>
-            <w:tc>
-              <w:tcPr>
-                <w:tcW w:w="0" w:type="auto"/>
-                <w:vAlign w:val="center"/>
-              </w:tcPr>
-              <w:p>
-                <w:pPr>
-                  <w:rPr>
-                    <w:rFonts w:ascii="Arial" w:hAnsi="Arial" w:cs="Arial"/>
-                    <w:sz w:val="20"/>
-                    <w:szCs w:val="20"/>
-                  </w:rPr>
-                </w:pPr>
-                <w:r>
-                  <w:rPr>
-                    <w:rStyle w:val="Textodelmarcadordeposicin"/>
-                  </w:rPr>
-                  <w:t>Click here to enter text.</w:t>
-                </w:r>
-              </w:p>
-            </w:tc>
-          </w:sdtContent>
-        </w:sdt>
-      </w:tr>
-      <w:tr>
-        <w:tc>
-          <w:tcPr>
-            <w:tcW w:w="0" w:type="auto"/>
-            <w:vAlign w:val="center"/>
-          </w:tcPr>
-          <w:p>
-            <w:pPr>
-              <w:ind w:left="180"/>
-              <w:rPr>
-                <w:rFonts w:ascii="Arial" w:hAnsi="Arial" w:cs="Arial"/>
-                <w:sz w:val="20"/>
-                <w:szCs w:val="20"/>
-              </w:rPr>
-            </w:pPr>
-            <w:r>
-              <w:rPr>
-                <w:rFonts w:ascii="Arial" w:hAnsi="Arial" w:cs="Arial"/>
-                <w:sz w:val="20"/>
-                <w:szCs w:val="20"/>
-              </w:rPr>
-              <w:t>Conclusions</w:t>
-            </w:r>
-          </w:p>
-        </w:tc>
-        <w:tc>
-          <w:tcPr>
-            <w:tcW w:w="0" w:type="auto"/>
-            <w:vAlign w:val="center"/>
-          </w:tcPr>
-          <w:p>
-            <w:pPr>
-              <w:jc w:val="center"/>
-              <w:rPr>
-                <w:rFonts w:ascii="Arial" w:hAnsi="Arial" w:cs="Arial"/>
-                <w:sz w:val="20"/>
-                <w:szCs w:val="20"/>
-              </w:rPr>
-            </w:pPr>
-            <w:r>
-              <w:rPr>
-                <w:rFonts w:ascii="Arial" w:hAnsi="Arial" w:cs="Arial"/>
-                <w:sz w:val="20"/>
-                <w:szCs w:val="20"/>
-              </w:rPr>
-              <w:t>21</w:t>
-            </w:r>
-          </w:p>
-        </w:tc>
-        <w:tc>
-          <w:tcPr>
-            <w:tcW w:w="0" w:type="auto"/>
-            <w:vAlign w:val="center"/>
-          </w:tcPr>
-          <w:p>
-            <w:pPr>
-              <w:rPr>
-                <w:rFonts w:ascii="Arial" w:hAnsi="Arial" w:cs="Arial"/>
-                <w:sz w:val="20"/>
-                <w:szCs w:val="20"/>
-              </w:rPr>
-            </w:pPr>
-            <w:r>
-              <w:rPr>
-                <w:rFonts w:ascii="Arial" w:hAnsi="Arial" w:cs="Arial"/>
-                <w:sz w:val="20"/>
-                <w:szCs w:val="20"/>
-              </w:rPr>
-              <w:t>Provide a general interpretation of the results with respect to the review questions and objectives, as well as potential implications and/or next steps.</w:t>
-            </w:r>
-          </w:p>
-        </w:tc>
-        <w:sdt>
-          <w:sdtPr>
-            <w:rPr>
-              <w:rFonts w:ascii="Arial" w:hAnsi="Arial" w:cs="Arial"/>
-              <w:sz w:val="20"/>
-              <w:szCs w:val="20"/>
-            </w:rPr>
-            <w:id w:val="-1052302124"/>
-            <w:placeholder>
-              <w:docPart w:val="DefaultPlaceholder_1082065158"/>
-            </w:placeholder>
-            <w:showingPlcHdr/>
-          </w:sdtPr>
-          <w:sdtEndPr/>
-          <w:sdtContent>
-            <w:tc>
-              <w:tcPr>
-                <w:tcW w:w="0" w:type="auto"/>
-                <w:vAlign w:val="center"/>
-              </w:tcPr>
-              <w:p>
-                <w:pPr>
-                  <w:rPr>
-                    <w:rFonts w:ascii="Arial" w:hAnsi="Arial" w:cs="Arial"/>
-                    <w:sz w:val="20"/>
-                    <w:szCs w:val="20"/>
-                  </w:rPr>
-                </w:pPr>
-                <w:r>
-                  <w:rPr>
-                    <w:rStyle w:val="Textodelmarcadordeposicin"/>
-                  </w:rPr>
-                  <w:t>Click here to enter text.</w:t>
-                </w:r>
-              </w:p>
-            </w:tc>
-          </w:sdtContent>
-        </w:sdt>
-      </w:tr>
-      <w:tr>
-        <w:tc>
-          <w:tcPr>
-            <w:tcW w:w="0" w:type="auto"/>
-            <w:gridSpan w:val="4"/>
-            <w:shd w:val="clear" w:color="auto" w:fill="CEDEEF" w:themeFill="accent1" w:themeFillTint="33"/>
-            <w:vAlign w:val="center"/>
-          </w:tcPr>
-          <w:p>
-            <w:pPr>
-              <w:rPr>
-                <w:rFonts w:ascii="Arial" w:hAnsi="Arial" w:cs="Arial"/>
-                <w:b/>
-                <w:sz w:val="20"/>
-                <w:szCs w:val="20"/>
-              </w:rPr>
-            </w:pPr>
-            <w:r>
-              <w:rPr>
-                <w:rFonts w:ascii="Arial" w:hAnsi="Arial" w:cs="Arial"/>
-                <w:b/>
-                <w:sz w:val="20"/>
-                <w:szCs w:val="20"/>
-              </w:rPr>
               <w:t>FUNDING</w:t>
             </w:r>
           </w:p>
@@ -3112,7 +3161,6 @@
             <w:placeholder>
               <w:docPart w:val="DefaultPlaceholder_1082065158"/>
             </w:placeholder>
-            <w:showingPlcHdr/>
           </w:sdtPr>
           <w:sdtEndPr/>
           <w:sdtContent>
@@ -3123,6 +3171,7 @@
               </w:tcPr>
               <w:p>
                 <w:pPr>
+                  <w:jc w:val="center"/>
                   <w:rPr>
                     <w:rFonts w:ascii="Arial" w:hAnsi="Arial" w:cs="Arial"/>
                     <w:sz w:val="20"/>
@@ -3131,9 +3180,11 @@
                 </w:pPr>
                 <w:r>
                   <w:rPr>
-                    <w:rStyle w:val="Textodelmarcadordeposicin"/>
+                    <w:rFonts w:ascii="Arial" w:hAnsi="Arial" w:cs="Arial"/>
+                    <w:sz w:val="20"/>
+                    <w:szCs w:val="20"/>
                   </w:rPr>
-                  <w:t>Click here to enter text.</w:t>
+                  <w:t>26</w:t>
                 </w:r>
               </w:p>
             </w:tc>
@@ -3262,25 +3313,7 @@
           <w:sz w:val="18"/>
           <w:szCs w:val="20"/>
         </w:rPr>
-        <w:t xml:space="preserve">‡ The frameworks by Arksey and O’Malley (6) and </w:t>
-      </w:r>
-      <w:proofErr w:type="spellStart"/>
-      <w:r>
-        <w:rPr>
-          <w:rFonts w:ascii="Arial" w:hAnsi="Arial" w:cs="Arial"/>
-          <w:sz w:val="18"/>
-          <w:szCs w:val="20"/>
-        </w:rPr>
-        <w:t>Levac</w:t>
-      </w:r>
-      <w:proofErr w:type="spellEnd"/>
-      <w:r>
-        <w:rPr>
-          <w:rFonts w:ascii="Arial" w:hAnsi="Arial" w:cs="Arial"/>
-          <w:sz w:val="18"/>
-          <w:szCs w:val="20"/>
-        </w:rPr>
-        <w:t xml:space="preserve"> and colleagues (7) and the JBI guidance (4, 5) refer to the process of data extraction in a scoping review as data charting</w:t>
+        <w:t>‡ The frameworks by Arksey and O’Malley (6) and Levac and colleagues (7) and the JBI guidance (4, 5) refer to the process of data extraction in a scoping review as data charting</w:t>
       </w:r>
       <w:r>
         <w:rPr>
@@ -3383,23 +3416,7 @@
           <w:sz w:val="16"/>
           <w:szCs w:val="16"/>
         </w:rPr>
-        <w:t xml:space="preserve">Tricco AC, Lillie E, Zarin W, O'Brien KK, Colquhoun H, </w:t>
-      </w:r>
-      <w:proofErr w:type="spellStart"/>
-      <w:r>
-        <w:rPr>
-          <w:sz w:val="16"/>
-          <w:szCs w:val="16"/>
-        </w:rPr>
-        <w:t>Levac</w:t>
-      </w:r>
-      <w:proofErr w:type="spellEnd"/>
-      <w:r>
-        <w:rPr>
-          <w:sz w:val="16"/>
-          <w:szCs w:val="16"/>
-        </w:rPr>
-        <w:t xml:space="preserve"> D, et al. PRISMA Extension for Scoping Reviews (</w:t>
+        <w:t>Tricco AC, Lillie E, Zarin W, O'Brien KK, Colquhoun H, Levac D, et al. PRISMA Extension for Scoping Reviews (</w:t>
       </w:r>
       <w:proofErr w:type="spellStart"/>
       <w:r>
@@ -3483,7 +3500,7 @@
 </file>
 
 <file path=word/endnotes.xml><?xml version="1.0" encoding="utf-8"?>
-<w:endnotes xmlns:wpc="http://schemas.microsoft.com/office/word/2010/wordprocessingCanvas" xmlns:cx="http://schemas.microsoft.com/office/drawing/2014/chartex" xmlns:cx1="http://schemas.microsoft.com/office/drawing/2015/9/8/chartex" xmlns:cx2="http://schemas.microsoft.com/office/drawing/2015/10/21/chartex" xmlns:cx3="http://schemas.microsoft.com/office/drawing/2016/5/9/chartex" xmlns:cx4="http://schemas.microsoft.com/office/drawing/2016/5/10/chartex" xmlns:cx5="http://schemas.microsoft.com/office/drawing/2016/5/11/chartex" xmlns:cx6="http://schemas.microsoft.com/office/drawing/2016/5/12/chartex" xmlns:cx7="http://schemas.microsoft.com/office/drawing/2016/5/13/chartex" xmlns:cx8="http://schemas.microsoft.com/office/drawing/2016/5/14/chartex" xmlns:mc="http://schemas.openxmlformats.org/markup-compatibility/2006" xmlns:aink="http://schemas.microsoft.com/office/drawing/2016/ink" xmlns:am3d="http://schemas.microsoft.com/office/drawing/2017/model3d" xmlns:o="urn:schemas-microsoft-com:office:office" xmlns:r="http://schemas.openxmlformats.org/officeDocument/2006/relationships" xmlns:m="http://schemas.openxmlformats.org/officeDocument/2006/math" xmlns:v="urn:schemas-microsoft-com:vml" xmlns:wp14="http://schemas.microsoft.com/office/word/2010/wordprocessingDrawing" xmlns:wp="http://schemas.openxmlformats.org/drawingml/2006/wordprocessingDrawing" xmlns:w10="urn:schemas-microsoft-com:office:word" xmlns:w="http://schemas.openxmlformats.org/wordprocessingml/2006/main" xmlns:w14="http://schemas.microsoft.com/office/word/2010/wordml" xmlns:w15="http://schemas.microsoft.com/office/word/2012/wordml" xmlns:w16cex="http://schemas.microsoft.com/office/word/2018/wordml/cex" xmlns:w16cid="http://schemas.microsoft.com/office/word/2016/wordml/cid" xmlns:w16="http://schemas.microsoft.com/office/word/2018/wordml" xmlns:w16sdtdh="http://schemas.microsoft.com/office/word/2020/wordml/sdtdatahash" xmlns:w16se="http://schemas.microsoft.com/office/word/2015/wordml/symex" xmlns:wpg="http://schemas.microsoft.com/office/word/2010/wordprocessingGroup" xmlns:wpi="http://schemas.microsoft.com/office/word/2010/wordprocessingInk" xmlns:wne="http://schemas.microsoft.com/office/word/2006/wordml" xmlns:wps="http://schemas.microsoft.com/office/word/2010/wordprocessingShape" mc:Ignorable="w14 w15 w16se w16cid w16 w16cex w16sdtdh wp14">
+<w:endnotes xmlns:wpc="http://schemas.microsoft.com/office/word/2010/wordprocessingCanvas" xmlns:cx="http://schemas.microsoft.com/office/drawing/2014/chartex" xmlns:cx1="http://schemas.microsoft.com/office/drawing/2015/9/8/chartex" xmlns:cx2="http://schemas.microsoft.com/office/drawing/2015/10/21/chartex" xmlns:cx3="http://schemas.microsoft.com/office/drawing/2016/5/9/chartex" xmlns:cx4="http://schemas.microsoft.com/office/drawing/2016/5/10/chartex" xmlns:cx5="http://schemas.microsoft.com/office/drawing/2016/5/11/chartex" xmlns:cx6="http://schemas.microsoft.com/office/drawing/2016/5/12/chartex" xmlns:cx7="http://schemas.microsoft.com/office/drawing/2016/5/13/chartex" xmlns:cx8="http://schemas.microsoft.com/office/drawing/2016/5/14/chartex" xmlns:mc="http://schemas.openxmlformats.org/markup-compatibility/2006" xmlns:aink="http://schemas.microsoft.com/office/drawing/2016/ink" xmlns:am3d="http://schemas.microsoft.com/office/drawing/2017/model3d" xmlns:o="urn:schemas-microsoft-com:office:office" xmlns:oel="http://schemas.microsoft.com/office/2019/extlst" xmlns:r="http://schemas.openxmlformats.org/officeDocument/2006/relationships" xmlns:m="http://schemas.openxmlformats.org/officeDocument/2006/math" xmlns:v="urn:schemas-microsoft-com:vml" xmlns:wp14="http://schemas.microsoft.com/office/word/2010/wordprocessingDrawing" xmlns:wp="http://schemas.openxmlformats.org/drawingml/2006/wordprocessingDrawing" xmlns:w10="urn:schemas-microsoft-com:office:word" xmlns:w="http://schemas.openxmlformats.org/wordprocessingml/2006/main" xmlns:w14="http://schemas.microsoft.com/office/word/2010/wordml" xmlns:w15="http://schemas.microsoft.com/office/word/2012/wordml" xmlns:w16cex="http://schemas.microsoft.com/office/word/2018/wordml/cex" xmlns:w16cid="http://schemas.microsoft.com/office/word/2016/wordml/cid" xmlns:w16="http://schemas.microsoft.com/office/word/2018/wordml" xmlns:w16du="http://schemas.microsoft.com/office/word/2023/wordml/word16du" xmlns:w16sdtdh="http://schemas.microsoft.com/office/word/2020/wordml/sdtdatahash" xmlns:w16se="http://schemas.microsoft.com/office/word/2015/wordml/symex" xmlns:wpg="http://schemas.microsoft.com/office/word/2010/wordprocessingGroup" xmlns:wpi="http://schemas.microsoft.com/office/word/2010/wordprocessingInk" xmlns:wne="http://schemas.microsoft.com/office/word/2006/wordml" xmlns:wps="http://schemas.microsoft.com/office/word/2010/wordprocessingShape" mc:Ignorable="w14 w15 w16se w16cid w16 w16cex w16sdtdh w16du wp14">
   <w:endnote w:type="separator" w:id="-1">
     <w:p>
       <w:pPr>
@@ -3508,7 +3525,7 @@
 </file>
 
 <file path=word/footer1.xml><?xml version="1.0" encoding="utf-8"?>
-<w:ftr xmlns:wpc="http://schemas.microsoft.com/office/word/2010/wordprocessingCanvas" xmlns:cx="http://schemas.microsoft.com/office/drawing/2014/chartex" xmlns:cx1="http://schemas.microsoft.com/office/drawing/2015/9/8/chartex" xmlns:cx2="http://schemas.microsoft.com/office/drawing/2015/10/21/chartex" xmlns:cx3="http://schemas.microsoft.com/office/drawing/2016/5/9/chartex" xmlns:cx4="http://schemas.microsoft.com/office/drawing/2016/5/10/chartex" xmlns:cx5="http://schemas.microsoft.com/office/drawing/2016/5/11/chartex" xmlns:cx6="http://schemas.microsoft.com/office/drawing/2016/5/12/chartex" xmlns:cx7="http://schemas.microsoft.com/office/drawing/2016/5/13/chartex" xmlns:cx8="http://schemas.microsoft.com/office/drawing/2016/5/14/chartex" xmlns:mc="http://schemas.openxmlformats.org/markup-compatibility/2006" xmlns:aink="http://schemas.microsoft.com/office/drawing/2016/ink" xmlns:am3d="http://schemas.microsoft.com/office/drawing/2017/model3d" xmlns:o="urn:schemas-microsoft-com:office:office" xmlns:r="http://schemas.openxmlformats.org/officeDocument/2006/relationships" xmlns:m="http://schemas.openxmlformats.org/officeDocument/2006/math" xmlns:v="urn:schemas-microsoft-com:vml" xmlns:wp14="http://schemas.microsoft.com/office/word/2010/wordprocessingDrawing" xmlns:wp="http://schemas.openxmlformats.org/drawingml/2006/wordprocessingDrawing" xmlns:w10="urn:schemas-microsoft-com:office:word" xmlns:w="http://schemas.openxmlformats.org/wordprocessingml/2006/main" xmlns:w14="http://schemas.microsoft.com/office/word/2010/wordml" xmlns:w15="http://schemas.microsoft.com/office/word/2012/wordml" xmlns:w16cex="http://schemas.microsoft.com/office/word/2018/wordml/cex" xmlns:w16cid="http://schemas.microsoft.com/office/word/2016/wordml/cid" xmlns:w16="http://schemas.microsoft.com/office/word/2018/wordml" xmlns:w16sdtdh="http://schemas.microsoft.com/office/word/2020/wordml/sdtdatahash" xmlns:w16se="http://schemas.microsoft.com/office/word/2015/wordml/symex" xmlns:wpg="http://schemas.microsoft.com/office/word/2010/wordprocessingGroup" xmlns:wpi="http://schemas.microsoft.com/office/word/2010/wordprocessingInk" xmlns:wne="http://schemas.microsoft.com/office/word/2006/wordml" xmlns:wps="http://schemas.microsoft.com/office/word/2010/wordprocessingShape" mc:Ignorable="w14 w15 w16se w16cid w16 w16cex w16sdtdh wp14">
+<w:ftr xmlns:wpc="http://schemas.microsoft.com/office/word/2010/wordprocessingCanvas" xmlns:cx="http://schemas.microsoft.com/office/drawing/2014/chartex" xmlns:cx1="http://schemas.microsoft.com/office/drawing/2015/9/8/chartex" xmlns:cx2="http://schemas.microsoft.com/office/drawing/2015/10/21/chartex" xmlns:cx3="http://schemas.microsoft.com/office/drawing/2016/5/9/chartex" xmlns:cx4="http://schemas.microsoft.com/office/drawing/2016/5/10/chartex" xmlns:cx5="http://schemas.microsoft.com/office/drawing/2016/5/11/chartex" xmlns:cx6="http://schemas.microsoft.com/office/drawing/2016/5/12/chartex" xmlns:cx7="http://schemas.microsoft.com/office/drawing/2016/5/13/chartex" xmlns:cx8="http://schemas.microsoft.com/office/drawing/2016/5/14/chartex" xmlns:mc="http://schemas.openxmlformats.org/markup-compatibility/2006" xmlns:aink="http://schemas.microsoft.com/office/drawing/2016/ink" xmlns:am3d="http://schemas.microsoft.com/office/drawing/2017/model3d" xmlns:o="urn:schemas-microsoft-com:office:office" xmlns:oel="http://schemas.microsoft.com/office/2019/extlst" xmlns:r="http://schemas.openxmlformats.org/officeDocument/2006/relationships" xmlns:m="http://schemas.openxmlformats.org/officeDocument/2006/math" xmlns:v="urn:schemas-microsoft-com:vml" xmlns:wp14="http://schemas.microsoft.com/office/word/2010/wordprocessingDrawing" xmlns:wp="http://schemas.openxmlformats.org/drawingml/2006/wordprocessingDrawing" xmlns:w10="urn:schemas-microsoft-com:office:word" xmlns:w="http://schemas.openxmlformats.org/wordprocessingml/2006/main" xmlns:w14="http://schemas.microsoft.com/office/word/2010/wordml" xmlns:w15="http://schemas.microsoft.com/office/word/2012/wordml" xmlns:w16cex="http://schemas.microsoft.com/office/word/2018/wordml/cex" xmlns:w16cid="http://schemas.microsoft.com/office/word/2016/wordml/cid" xmlns:w16="http://schemas.microsoft.com/office/word/2018/wordml" xmlns:w16du="http://schemas.microsoft.com/office/word/2023/wordml/word16du" xmlns:w16sdtdh="http://schemas.microsoft.com/office/word/2020/wordml/sdtdatahash" xmlns:w16se="http://schemas.microsoft.com/office/word/2015/wordml/symex" xmlns:wpg="http://schemas.microsoft.com/office/word/2010/wordprocessingGroup" xmlns:wpi="http://schemas.microsoft.com/office/word/2010/wordprocessingInk" xmlns:wne="http://schemas.microsoft.com/office/word/2006/wordml" xmlns:wps="http://schemas.microsoft.com/office/word/2010/wordprocessingShape" mc:Ignorable="w14 w15 w16se w16cid w16 w16cex w16sdtdh w16du wp14">
   <w:p>
     <w:pPr>
       <w:pStyle w:val="Piedepgina"/>
@@ -3667,7 +3684,7 @@
                   <v:stroke joinstyle="miter"/>
                   <v:path gradientshapeok="t" o:connecttype="rect"/>
                 </v:shapetype>
-                <v:shape id="Text Box 95" o:spid="_x0000_s1026" type="#_x0000_t202" style="position:absolute;margin-left:18pt;margin-top:-1.7pt;width:106.5pt;height:46.5pt;z-index:251676672;visibility:visible;mso-wrap-style:square;mso-width-percent:0;mso-height-percent:0;mso-wrap-distance-left:9pt;mso-wrap-distance-top:0;mso-wrap-distance-right:9pt;mso-wrap-distance-bottom:0;mso-position-horizontal:absolute;mso-position-horizontal-relative:text;mso-position-vertical:absolute;mso-position-vertical-relative:text;mso-width-percent:0;mso-height-percent:0;mso-width-relative:margin;mso-height-relative:margin;v-text-anchor:top" o:gfxdata="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" fillcolor="white [3201]" stroked="f" strokeweight=".5pt">
+                <v:shape id="Text Box 95" o:spid="_x0000_s1026" type="#_x0000_t202" style="position:absolute;margin-left:18pt;margin-top:-1.7pt;width:106.5pt;height:46.5pt;z-index:251676672;visibility:visible;mso-wrap-style:square;mso-width-percent:0;mso-height-percent:0;mso-wrap-distance-left:9pt;mso-wrap-distance-top:0;mso-wrap-distance-right:9pt;mso-wrap-distance-bottom:0;mso-position-horizontal:absolute;mso-position-horizontal-relative:text;mso-position-vertical:absolute;mso-position-vertical-relative:text;mso-width-percent:0;mso-height-percent:0;mso-width-relative:margin;mso-height-relative:margin;v-text-anchor:top" o:gfxdata="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" fillcolor="white [3201]" stroked="f" strokeweight=".5pt">
                   <v:textbox>
                     <w:txbxContent>
                       <w:p>
@@ -3984,7 +4001,7 @@
         </mc:Choice>
         <mc:Fallback>
           <w:pict>
-            <v:shape w14:anchorId="74467FCE" id="Rectangle 12" o:spid="_x0000_s1026" style="position:absolute;margin-left:-120.85pt;margin-top:53.6pt;width:778.45pt;height:18pt;z-index:251678720;visibility:visible;mso-wrap-style:square;mso-wrap-distance-left:9pt;mso-wrap-distance-top:0;mso-wrap-distance-right:9pt;mso-wrap-distance-bottom:0;mso-position-horizontal:absolute;mso-position-horizontal-relative:text;mso-position-vertical:absolute;mso-position-vertical-relative:text;v-text-anchor:middle" coordsize="8686896,228844" o:gfxdata="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" path="m861333,244r7825563,l8686896,228844,96,228844c-10536,227072,861333,-8617,861333,244xe" fillcolor="#3e7dbc [3206]" stroked="f" strokeweight="2pt">
+            <v:shape w14:anchorId="14417FCE" id="Rectangle 12" o:spid="_x0000_s1026" style="position:absolute;margin-left:-120.85pt;margin-top:53.6pt;width:778.45pt;height:18pt;z-index:251678720;visibility:visible;mso-wrap-style:square;mso-wrap-distance-left:9pt;mso-wrap-distance-top:0;mso-wrap-distance-right:9pt;mso-wrap-distance-bottom:0;mso-position-horizontal:absolute;mso-position-horizontal-relative:text;mso-position-vertical:absolute;mso-position-vertical-relative:text;v-text-anchor:middle" coordsize="8686896,228844" o:gfxdata="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" path="m861333,244r7825563,l8686896,228844,96,228844c-10536,227072,861333,-8617,861333,244xe" fillcolor="#3e7dbc [3206]" stroked="f" strokeweight="2pt">
               <v:fill color2="#2e5d8c [2406]" rotate="t" focus="100%" type="gradientRadial"/>
               <v:path arrowok="t" o:connecttype="custom" o:connectlocs="980259,244;9886315,244;9886315,228600;109,228600;980259,244" o:connectangles="0,0,0,0,0"/>
             </v:shape>
@@ -4018,7 +4035,7 @@
 </file>
 
 <file path=word/footnotes.xml><?xml version="1.0" encoding="utf-8"?>
-<w:footnotes xmlns:wpc="http://schemas.microsoft.com/office/word/2010/wordprocessingCanvas" xmlns:cx="http://schemas.microsoft.com/office/drawing/2014/chartex" xmlns:cx1="http://schemas.microsoft.com/office/drawing/2015/9/8/chartex" xmlns:cx2="http://schemas.microsoft.com/office/drawing/2015/10/21/chartex" xmlns:cx3="http://schemas.microsoft.com/office/drawing/2016/5/9/chartex" xmlns:cx4="http://schemas.microsoft.com/office/drawing/2016/5/10/chartex" xmlns:cx5="http://schemas.microsoft.com/office/drawing/2016/5/11/chartex" xmlns:cx6="http://schemas.microsoft.com/office/drawing/2016/5/12/chartex" xmlns:cx7="http://schemas.microsoft.com/office/drawing/2016/5/13/chartex" xmlns:cx8="http://schemas.microsoft.com/office/drawing/2016/5/14/chartex" xmlns:mc="http://schemas.openxmlformats.org/markup-compatibility/2006" xmlns:aink="http://schemas.microsoft.com/office/drawing/2016/ink" xmlns:am3d="http://schemas.microsoft.com/office/drawing/2017/model3d" xmlns:o="urn:schemas-microsoft-com:office:office" xmlns:r="http://schemas.openxmlformats.org/officeDocument/2006/relationships" xmlns:m="http://schemas.openxmlformats.org/officeDocument/2006/math" xmlns:v="urn:schemas-microsoft-com:vml" xmlns:wp14="http://schemas.microsoft.com/office/word/2010/wordprocessingDrawing" xmlns:wp="http://schemas.openxmlformats.org/drawingml/2006/wordprocessingDrawing" xmlns:w10="urn:schemas-microsoft-com:office:word" xmlns:w="http://schemas.openxmlformats.org/wordprocessingml/2006/main" xmlns:w14="http://schemas.microsoft.com/office/word/2010/wordml" xmlns:w15="http://schemas.microsoft.com/office/word/2012/wordml" xmlns:w16cex="http://schemas.microsoft.com/office/word/2018/wordml/cex" xmlns:w16cid="http://schemas.microsoft.com/office/word/2016/wordml/cid" xmlns:w16="http://schemas.microsoft.com/office/word/2018/wordml" xmlns:w16sdtdh="http://schemas.microsoft.com/office/word/2020/wordml/sdtdatahash" xmlns:w16se="http://schemas.microsoft.com/office/word/2015/wordml/symex" xmlns:wpg="http://schemas.microsoft.com/office/word/2010/wordprocessingGroup" xmlns:wpi="http://schemas.microsoft.com/office/word/2010/wordprocessingInk" xmlns:wne="http://schemas.microsoft.com/office/word/2006/wordml" xmlns:wps="http://schemas.microsoft.com/office/word/2010/wordprocessingShape" mc:Ignorable="w14 w15 w16se w16cid w16 w16cex w16sdtdh wp14">
+<w:footnotes xmlns:wpc="http://schemas.microsoft.com/office/word/2010/wordprocessingCanvas" xmlns:cx="http://schemas.microsoft.com/office/drawing/2014/chartex" xmlns:cx1="http://schemas.microsoft.com/office/drawing/2015/9/8/chartex" xmlns:cx2="http://schemas.microsoft.com/office/drawing/2015/10/21/chartex" xmlns:cx3="http://schemas.microsoft.com/office/drawing/2016/5/9/chartex" xmlns:cx4="http://schemas.microsoft.com/office/drawing/2016/5/10/chartex" xmlns:cx5="http://schemas.microsoft.com/office/drawing/2016/5/11/chartex" xmlns:cx6="http://schemas.microsoft.com/office/drawing/2016/5/12/chartex" xmlns:cx7="http://schemas.microsoft.com/office/drawing/2016/5/13/chartex" xmlns:cx8="http://schemas.microsoft.com/office/drawing/2016/5/14/chartex" xmlns:mc="http://schemas.openxmlformats.org/markup-compatibility/2006" xmlns:aink="http://schemas.microsoft.com/office/drawing/2016/ink" xmlns:am3d="http://schemas.microsoft.com/office/drawing/2017/model3d" xmlns:o="urn:schemas-microsoft-com:office:office" xmlns:oel="http://schemas.microsoft.com/office/2019/extlst" xmlns:r="http://schemas.openxmlformats.org/officeDocument/2006/relationships" xmlns:m="http://schemas.openxmlformats.org/officeDocument/2006/math" xmlns:v="urn:schemas-microsoft-com:vml" xmlns:wp14="http://schemas.microsoft.com/office/word/2010/wordprocessingDrawing" xmlns:wp="http://schemas.openxmlformats.org/drawingml/2006/wordprocessingDrawing" xmlns:w10="urn:schemas-microsoft-com:office:word" xmlns:w="http://schemas.openxmlformats.org/wordprocessingml/2006/main" xmlns:w14="http://schemas.microsoft.com/office/word/2010/wordml" xmlns:w15="http://schemas.microsoft.com/office/word/2012/wordml" xmlns:w16cex="http://schemas.microsoft.com/office/word/2018/wordml/cex" xmlns:w16cid="http://schemas.microsoft.com/office/word/2016/wordml/cid" xmlns:w16="http://schemas.microsoft.com/office/word/2018/wordml" xmlns:w16du="http://schemas.microsoft.com/office/word/2023/wordml/word16du" xmlns:w16sdtdh="http://schemas.microsoft.com/office/word/2020/wordml/sdtdatahash" xmlns:w16se="http://schemas.microsoft.com/office/word/2015/wordml/symex" xmlns:wpg="http://schemas.microsoft.com/office/word/2010/wordprocessingGroup" xmlns:wpi="http://schemas.microsoft.com/office/word/2010/wordprocessingInk" xmlns:wne="http://schemas.microsoft.com/office/word/2006/wordml" xmlns:wps="http://schemas.microsoft.com/office/word/2010/wordprocessingShape" mc:Ignorable="w14 w15 w16se w16cid w16 w16cex w16sdtdh w16du wp14">
   <w:footnote w:type="separator" w:id="-1">
     <w:p>
       <w:pPr>
@@ -4043,7 +4060,7 @@
 </file>
 
 <file path=word/header1.xml><?xml version="1.0" encoding="utf-8"?>
-<w:hdr xmlns:wpc="http://schemas.microsoft.com/office/word/2010/wordprocessingCanvas" xmlns:cx="http://schemas.microsoft.com/office/drawing/2014/chartex" xmlns:cx1="http://schemas.microsoft.com/office/drawing/2015/9/8/chartex" xmlns:cx2="http://schemas.microsoft.com/office/drawing/2015/10/21/chartex" xmlns:cx3="http://schemas.microsoft.com/office/drawing/2016/5/9/chartex" xmlns:cx4="http://schemas.microsoft.com/office/drawing/2016/5/10/chartex" xmlns:cx5="http://schemas.microsoft.com/office/drawing/2016/5/11/chartex" xmlns:cx6="http://schemas.microsoft.com/office/drawing/2016/5/12/chartex" xmlns:cx7="http://schemas.microsoft.com/office/drawing/2016/5/13/chartex" xmlns:cx8="http://schemas.microsoft.com/office/drawing/2016/5/14/chartex" xmlns:mc="http://schemas.openxmlformats.org/markup-compatibility/2006" xmlns:aink="http://schemas.microsoft.com/office/drawing/2016/ink" xmlns:am3d="http://schemas.microsoft.com/office/drawing/2017/model3d" xmlns:o="urn:schemas-microsoft-com:office:office" xmlns:r="http://schemas.openxmlformats.org/officeDocument/2006/relationships" xmlns:m="http://schemas.openxmlformats.org/officeDocument/2006/math" xmlns:v="urn:schemas-microsoft-com:vml" xmlns:wp14="http://schemas.microsoft.com/office/word/2010/wordprocessingDrawing" xmlns:wp="http://schemas.openxmlformats.org/drawingml/2006/wordprocessingDrawing" xmlns:w10="urn:schemas-microsoft-com:office:word" xmlns:w="http://schemas.openxmlformats.org/wordprocessingml/2006/main" xmlns:w14="http://schemas.microsoft.com/office/word/2010/wordml" xmlns:w15="http://schemas.microsoft.com/office/word/2012/wordml" xmlns:w16cex="http://schemas.microsoft.com/office/word/2018/wordml/cex" xmlns:w16cid="http://schemas.microsoft.com/office/word/2016/wordml/cid" xmlns:w16="http://schemas.microsoft.com/office/word/2018/wordml" xmlns:w16sdtdh="http://schemas.microsoft.com/office/word/2020/wordml/sdtdatahash" xmlns:w16se="http://schemas.microsoft.com/office/word/2015/wordml/symex" xmlns:wpg="http://schemas.microsoft.com/office/word/2010/wordprocessingGroup" xmlns:wpi="http://schemas.microsoft.com/office/word/2010/wordprocessingInk" xmlns:wne="http://schemas.microsoft.com/office/word/2006/wordml" xmlns:wps="http://schemas.microsoft.com/office/word/2010/wordprocessingShape" mc:Ignorable="w14 w15 w16se w16cid w16 w16cex w16sdtdh wp14">
+<w:hdr xmlns:wpc="http://schemas.microsoft.com/office/word/2010/wordprocessingCanvas" xmlns:cx="http://schemas.microsoft.com/office/drawing/2014/chartex" xmlns:cx1="http://schemas.microsoft.com/office/drawing/2015/9/8/chartex" xmlns:cx2="http://schemas.microsoft.com/office/drawing/2015/10/21/chartex" xmlns:cx3="http://schemas.microsoft.com/office/drawing/2016/5/9/chartex" xmlns:cx4="http://schemas.microsoft.com/office/drawing/2016/5/10/chartex" xmlns:cx5="http://schemas.microsoft.com/office/drawing/2016/5/11/chartex" xmlns:cx6="http://schemas.microsoft.com/office/drawing/2016/5/12/chartex" xmlns:cx7="http://schemas.microsoft.com/office/drawing/2016/5/13/chartex" xmlns:cx8="http://schemas.microsoft.com/office/drawing/2016/5/14/chartex" xmlns:mc="http://schemas.openxmlformats.org/markup-compatibility/2006" xmlns:aink="http://schemas.microsoft.com/office/drawing/2016/ink" xmlns:am3d="http://schemas.microsoft.com/office/drawing/2017/model3d" xmlns:o="urn:schemas-microsoft-com:office:office" xmlns:oel="http://schemas.microsoft.com/office/2019/extlst" xmlns:r="http://schemas.openxmlformats.org/officeDocument/2006/relationships" xmlns:m="http://schemas.openxmlformats.org/officeDocument/2006/math" xmlns:v="urn:schemas-microsoft-com:vml" xmlns:wp14="http://schemas.microsoft.com/office/word/2010/wordprocessingDrawing" xmlns:wp="http://schemas.openxmlformats.org/drawingml/2006/wordprocessingDrawing" xmlns:w10="urn:schemas-microsoft-com:office:word" xmlns:w="http://schemas.openxmlformats.org/wordprocessingml/2006/main" xmlns:w14="http://schemas.microsoft.com/office/word/2010/wordml" xmlns:w15="http://schemas.microsoft.com/office/word/2012/wordml" xmlns:w16cex="http://schemas.microsoft.com/office/word/2018/wordml/cex" xmlns:w16cid="http://schemas.microsoft.com/office/word/2016/wordml/cid" xmlns:w16="http://schemas.microsoft.com/office/word/2018/wordml" xmlns:w16du="http://schemas.microsoft.com/office/word/2023/wordml/word16du" xmlns:w16sdtdh="http://schemas.microsoft.com/office/word/2020/wordml/sdtdatahash" xmlns:w16se="http://schemas.microsoft.com/office/word/2015/wordml/symex" xmlns:wpg="http://schemas.microsoft.com/office/word/2010/wordprocessingGroup" xmlns:wpi="http://schemas.microsoft.com/office/word/2010/wordprocessingInk" xmlns:wne="http://schemas.microsoft.com/office/word/2006/wordml" xmlns:wps="http://schemas.microsoft.com/office/word/2010/wordprocessingShape" mc:Ignorable="w14 w15 w16se w16cid w16 w16cex w16sdtdh w16du wp14">
   <w:p>
     <w:pPr>
       <w:pStyle w:val="Encabezado"/>
@@ -4129,7 +4146,7 @@
         </mc:Choice>
         <mc:Fallback>
           <w:pict>
-            <v:rect w14:anchorId="02683568" id="Rectangle 11" o:spid="_x0000_s1026" style="position:absolute;margin-left:-72.5pt;margin-top:-36.3pt;width:821.35pt;height:18pt;z-index:251680768;visibility:visible;mso-wrap-style:square;mso-wrap-distance-left:9pt;mso-wrap-distance-top:0;mso-wrap-distance-right:9pt;mso-wrap-distance-bottom:0;mso-position-horizontal:absolute;mso-position-horizontal-relative:text;mso-position-vertical:absolute;mso-position-vertical-relative:text;v-text-anchor:middle" o:gfxdata="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" fillcolor="#2e5d8b [3204]" stroked="f" strokeweight="2pt">
+            <v:rect w14:anchorId="2C90B0AC" id="Rectangle 11" o:spid="_x0000_s1026" style="position:absolute;margin-left:-72.5pt;margin-top:-36.3pt;width:821.35pt;height:18pt;z-index:251680768;visibility:visible;mso-wrap-style:square;mso-wrap-distance-left:9pt;mso-wrap-distance-top:0;mso-wrap-distance-right:9pt;mso-wrap-distance-bottom:0;mso-position-horizontal:absolute;mso-position-horizontal-relative:text;mso-position-vertical:absolute;mso-position-vertical-relative:text;v-text-anchor:middle" o:gfxdata="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" fillcolor="#2e5d8b [3204]" stroked="f" strokeweight="2pt">
               <v:fill color2="#172e45 [1604]" focusposition="1,1" focussize="" focus="100%" type="gradientRadial"/>
             </v:rect>
           </w:pict>
@@ -4301,7 +4318,7 @@
         </mc:Choice>
         <mc:Fallback>
           <w:pict>
-            <v:shape w14:anchorId="177BB523" id="Rectangle 12" o:spid="_x0000_s1026" style="position:absolute;margin-left:-31.6pt;margin-top:-36.3pt;width:778.45pt;height:18pt;z-index:251681792;visibility:visible;mso-wrap-style:square;mso-wrap-distance-left:9pt;mso-wrap-distance-top:0;mso-wrap-distance-right:9pt;mso-wrap-distance-bottom:0;mso-position-horizontal:absolute;mso-position-horizontal-relative:text;mso-position-vertical:absolute;mso-position-vertical-relative:text;v-text-anchor:middle" coordsize="8686896,228844" o:gfxdata="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" path="m861333,244r7825563,l8686896,228844,96,228844c-10536,227072,861333,-8617,861333,244xe" fillcolor="#3e7dbc [3206]" stroked="f" strokeweight="2pt">
+            <v:shape w14:anchorId="220C84CB" id="Rectangle 12" o:spid="_x0000_s1026" style="position:absolute;margin-left:-31.6pt;margin-top:-36.3pt;width:778.45pt;height:18pt;z-index:251681792;visibility:visible;mso-wrap-style:square;mso-wrap-distance-left:9pt;mso-wrap-distance-top:0;mso-wrap-distance-right:9pt;mso-wrap-distance-bottom:0;mso-position-horizontal:absolute;mso-position-horizontal-relative:text;mso-position-vertical:absolute;mso-position-vertical-relative:text;v-text-anchor:middle" coordsize="8686896,228844" o:gfxdata="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" path="m861333,244r7825563,l8686896,228844,96,228844c-10536,227072,861333,-8617,861333,244xe" fillcolor="#3e7dbc [3206]" stroked="f" strokeweight="2pt">
               <v:fill color2="#2e5d8c [2406]" rotate="t" focus="100%" type="gradientRadial"/>
               <v:path arrowok="t" o:connecttype="custom" o:connectlocs="980259,244;9886315,244;9886315,228600;109,228600;980259,244" o:connectangles="0,0,0,0,0"/>
             </v:shape>
@@ -4314,7 +4331,7 @@
 </file>
 
 <file path=word/numbering.xml><?xml version="1.0" encoding="utf-8"?>
-<w:numbering xmlns:wpc="http://schemas.microsoft.com/office/word/2010/wordprocessingCanvas" xmlns:cx="http://schemas.microsoft.com/office/drawing/2014/chartex" xmlns:cx1="http://schemas.microsoft.com/office/drawing/2015/9/8/chartex" xmlns:cx2="http://schemas.microsoft.com/office/drawing/2015/10/21/chartex" xmlns:cx3="http://schemas.microsoft.com/office/drawing/2016/5/9/chartex" xmlns:cx4="http://schemas.microsoft.com/office/drawing/2016/5/10/chartex" xmlns:cx5="http://schemas.microsoft.com/office/drawing/2016/5/11/chartex" xmlns:cx6="http://schemas.microsoft.com/office/drawing/2016/5/12/chartex" xmlns:cx7="http://schemas.microsoft.com/office/drawing/2016/5/13/chartex" xmlns:cx8="http://schemas.microsoft.com/office/drawing/2016/5/14/chartex" xmlns:mc="http://schemas.openxmlformats.org/markup-compatibility/2006" xmlns:aink="http://schemas.microsoft.com/office/drawing/2016/ink" xmlns:am3d="http://schemas.microsoft.com/office/drawing/2017/model3d" xmlns:o="urn:schemas-microsoft-com:office:office" xmlns:r="http://schemas.openxmlformats.org/officeDocument/2006/relationships" xmlns:m="http://schemas.openxmlformats.org/officeDocument/2006/math" xmlns:v="urn:schemas-microsoft-com:vml" xmlns:wp14="http://schemas.microsoft.com/office/word/2010/wordprocessingDrawing" xmlns:wp="http://schemas.openxmlformats.org/drawingml/2006/wordprocessingDrawing" xmlns:w10="urn:schemas-microsoft-com:office:word" xmlns:w="http://schemas.openxmlformats.org/wordprocessingml/2006/main" xmlns:w14="http://schemas.microsoft.com/office/word/2010/wordml" xmlns:w15="http://schemas.microsoft.com/office/word/2012/wordml" xmlns:w16cex="http://schemas.microsoft.com/office/word/2018/wordml/cex" xmlns:w16cid="http://schemas.microsoft.com/office/word/2016/wordml/cid" xmlns:w16="http://schemas.microsoft.com/office/word/2018/wordml" xmlns:w16sdtdh="http://schemas.microsoft.com/office/word/2020/wordml/sdtdatahash" xmlns:w16se="http://schemas.microsoft.com/office/word/2015/wordml/symex" xmlns:wpg="http://schemas.microsoft.com/office/word/2010/wordprocessingGroup" xmlns:wpi="http://schemas.microsoft.com/office/word/2010/wordprocessingInk" xmlns:wne="http://schemas.microsoft.com/office/word/2006/wordml" xmlns:wps="http://schemas.microsoft.com/office/word/2010/wordprocessingShape" mc:Ignorable="w14 w15 w16se w16cid w16 w16cex w16sdtdh wp14">
+<w:numbering xmlns:wpc="http://schemas.microsoft.com/office/word/2010/wordprocessingCanvas" xmlns:cx="http://schemas.microsoft.com/office/drawing/2014/chartex" xmlns:cx1="http://schemas.microsoft.com/office/drawing/2015/9/8/chartex" xmlns:cx2="http://schemas.microsoft.com/office/drawing/2015/10/21/chartex" xmlns:cx3="http://schemas.microsoft.com/office/drawing/2016/5/9/chartex" xmlns:cx4="http://schemas.microsoft.com/office/drawing/2016/5/10/chartex" xmlns:cx5="http://schemas.microsoft.com/office/drawing/2016/5/11/chartex" xmlns:cx6="http://schemas.microsoft.com/office/drawing/2016/5/12/chartex" xmlns:cx7="http://schemas.microsoft.com/office/drawing/2016/5/13/chartex" xmlns:cx8="http://schemas.microsoft.com/office/drawing/2016/5/14/chartex" xmlns:mc="http://schemas.openxmlformats.org/markup-compatibility/2006" xmlns:aink="http://schemas.microsoft.com/office/drawing/2016/ink" xmlns:am3d="http://schemas.microsoft.com/office/drawing/2017/model3d" xmlns:o="urn:schemas-microsoft-com:office:office" xmlns:oel="http://schemas.microsoft.com/office/2019/extlst" xmlns:r="http://schemas.openxmlformats.org/officeDocument/2006/relationships" xmlns:m="http://schemas.openxmlformats.org/officeDocument/2006/math" xmlns:v="urn:schemas-microsoft-com:vml" xmlns:wp14="http://schemas.microsoft.com/office/word/2010/wordprocessingDrawing" xmlns:wp="http://schemas.openxmlformats.org/drawingml/2006/wordprocessingDrawing" xmlns:w10="urn:schemas-microsoft-com:office:word" xmlns:w="http://schemas.openxmlformats.org/wordprocessingml/2006/main" xmlns:w14="http://schemas.microsoft.com/office/word/2010/wordml" xmlns:w15="http://schemas.microsoft.com/office/word/2012/wordml" xmlns:w16cex="http://schemas.microsoft.com/office/word/2018/wordml/cex" xmlns:w16cid="http://schemas.microsoft.com/office/word/2016/wordml/cid" xmlns:w16="http://schemas.microsoft.com/office/word/2018/wordml" xmlns:w16du="http://schemas.microsoft.com/office/word/2023/wordml/word16du" xmlns:w16sdtdh="http://schemas.microsoft.com/office/word/2020/wordml/sdtdatahash" xmlns:w16se="http://schemas.microsoft.com/office/word/2015/wordml/symex" xmlns:wpg="http://schemas.microsoft.com/office/word/2010/wordprocessingGroup" xmlns:wpi="http://schemas.microsoft.com/office/word/2010/wordprocessingInk" xmlns:wne="http://schemas.microsoft.com/office/word/2006/wordml" xmlns:wps="http://schemas.microsoft.com/office/word/2010/wordprocessingShape" mc:Ignorable="w14 w15 w16se w16cid w16 w16cex w16sdtdh w16du wp14">
   <w:abstractNum w:abstractNumId="0" w15:restartNumberingAfterBreak="0">
     <w:nsid w:val="025F1504"/>
     <w:multiLevelType w:val="hybridMultilevel"/>
@@ -5235,16 +5252,16 @@
       </w:rPr>
     </w:lvl>
   </w:abstractNum>
-  <w:num w:numId="1">
+  <w:num w:numId="1" w16cid:durableId="1173952432">
     <w:abstractNumId w:val="4"/>
   </w:num>
-  <w:num w:numId="2">
+  <w:num w:numId="2" w16cid:durableId="2040078890">
     <w:abstractNumId w:val="5"/>
   </w:num>
-  <w:num w:numId="3">
+  <w:num w:numId="3" w16cid:durableId="606620096">
     <w:abstractNumId w:val="7"/>
   </w:num>
-  <w:num w:numId="4">
+  <w:num w:numId="4" w16cid:durableId="2100708711">
     <w:abstractNumId w:val="1"/>
     <w:lvlOverride w:ilvl="0">
       <w:startOverride w:val="1"/>
@@ -5274,29 +5291,29 @@
       <w:startOverride w:val="1"/>
     </w:lvlOverride>
   </w:num>
-  <w:num w:numId="5">
+  <w:num w:numId="5" w16cid:durableId="2118596218">
     <w:abstractNumId w:val="9"/>
   </w:num>
-  <w:num w:numId="6">
+  <w:num w:numId="6" w16cid:durableId="1201555448">
     <w:abstractNumId w:val="8"/>
   </w:num>
-  <w:num w:numId="7">
+  <w:num w:numId="7" w16cid:durableId="578296317">
     <w:abstractNumId w:val="0"/>
   </w:num>
-  <w:num w:numId="8">
+  <w:num w:numId="8" w16cid:durableId="1695881299">
     <w:abstractNumId w:val="6"/>
   </w:num>
-  <w:num w:numId="9">
+  <w:num w:numId="9" w16cid:durableId="646933655">
     <w:abstractNumId w:val="2"/>
   </w:num>
-  <w:num w:numId="10">
+  <w:num w:numId="10" w16cid:durableId="595863198">
     <w:abstractNumId w:val="3"/>
   </w:num>
 </w:numbering>
 </file>
 
 <file path=word/styles.xml><?xml version="1.0" encoding="utf-8"?>
-<w:styles xmlns:mc="http://schemas.openxmlformats.org/markup-compatibility/2006" xmlns:r="http://schemas.openxmlformats.org/officeDocument/2006/relationships" xmlns:w="http://schemas.openxmlformats.org/wordprocessingml/2006/main" xmlns:w14="http://schemas.microsoft.com/office/word/2010/wordml" xmlns:w15="http://schemas.microsoft.com/office/word/2012/wordml" xmlns:w16cex="http://schemas.microsoft.com/office/word/2018/wordml/cex" xmlns:w16cid="http://schemas.microsoft.com/office/word/2016/wordml/cid" xmlns:w16="http://schemas.microsoft.com/office/word/2018/wordml" xmlns:w16sdtdh="http://schemas.microsoft.com/office/word/2020/wordml/sdtdatahash" xmlns:w16se="http://schemas.microsoft.com/office/word/2015/wordml/symex" mc:Ignorable="w14 w15 w16se w16cid w16 w16cex w16sdtdh">
+<w:styles xmlns:mc="http://schemas.openxmlformats.org/markup-compatibility/2006" xmlns:r="http://schemas.openxmlformats.org/officeDocument/2006/relationships" xmlns:w="http://schemas.openxmlformats.org/wordprocessingml/2006/main" xmlns:w14="http://schemas.microsoft.com/office/word/2010/wordml" xmlns:w15="http://schemas.microsoft.com/office/word/2012/wordml" xmlns:w16cex="http://schemas.microsoft.com/office/word/2018/wordml/cex" xmlns:w16cid="http://schemas.microsoft.com/office/word/2016/wordml/cid" xmlns:w16="http://schemas.microsoft.com/office/word/2018/wordml" xmlns:w16du="http://schemas.microsoft.com/office/word/2023/wordml/word16du" xmlns:w16sdtdh="http://schemas.microsoft.com/office/word/2020/wordml/sdtdatahash" xmlns:w16se="http://schemas.microsoft.com/office/word/2015/wordml/symex" mc:Ignorable="w14 w15 w16se w16cid w16 w16cex w16sdtdh w16du">
   <w:docDefaults>
     <w:rPrDefault>
       <w:rPr>
@@ -5467,7 +5484,7 @@
     <w:lsdException w:name="Table Web 2" w:semiHidden="1" w:unhideWhenUsed="1"/>
     <w:lsdException w:name="Table Web 3" w:semiHidden="1" w:unhideWhenUsed="1"/>
     <w:lsdException w:name="Balloon Text" w:semiHidden="1" w:unhideWhenUsed="1"/>
-    <w:lsdException w:name="Table Grid" w:semiHidden="1" w:uiPriority="59" w:unhideWhenUsed="1"/>
+    <w:lsdException w:name="Table Grid" w:uiPriority="59"/>
     <w:lsdException w:name="Table Theme" w:semiHidden="1" w:unhideWhenUsed="1"/>
     <w:lsdException w:name="Placeholder Text" w:semiHidden="1"/>
     <w:lsdException w:name="No Spacing" w:uiPriority="1" w:qFormat="1"/>
@@ -6810,7 +6827,7 @@
 </file>
 
 <file path=word/glossary/document.xml><?xml version="1.0" encoding="utf-8"?>
-<w:glossaryDocument xmlns:wpc="http://schemas.microsoft.com/office/word/2010/wordprocessingCanvas" xmlns:cx="http://schemas.microsoft.com/office/drawing/2014/chartex" xmlns:cx1="http://schemas.microsoft.com/office/drawing/2015/9/8/chartex" xmlns:cx2="http://schemas.microsoft.com/office/drawing/2015/10/21/chartex" xmlns:cx3="http://schemas.microsoft.com/office/drawing/2016/5/9/chartex" xmlns:cx4="http://schemas.microsoft.com/office/drawing/2016/5/10/chartex" xmlns:cx5="http://schemas.microsoft.com/office/drawing/2016/5/11/chartex" xmlns:cx6="http://schemas.microsoft.com/office/drawing/2016/5/12/chartex" xmlns:cx7="http://schemas.microsoft.com/office/drawing/2016/5/13/chartex" xmlns:cx8="http://schemas.microsoft.com/office/drawing/2016/5/14/chartex" xmlns:mc="http://schemas.openxmlformats.org/markup-compatibility/2006" xmlns:aink="http://schemas.microsoft.com/office/drawing/2016/ink" xmlns:am3d="http://schemas.microsoft.com/office/drawing/2017/model3d" xmlns:o="urn:schemas-microsoft-com:office:office" xmlns:r="http://schemas.openxmlformats.org/officeDocument/2006/relationships" xmlns:m="http://schemas.openxmlformats.org/officeDocument/2006/math" xmlns:v="urn:schemas-microsoft-com:vml" xmlns:wp14="http://schemas.microsoft.com/office/word/2010/wordprocessingDrawing" xmlns:wp="http://schemas.openxmlformats.org/drawingml/2006/wordprocessingDrawing" xmlns:w10="urn:schemas-microsoft-com:office:word" xmlns:w="http://schemas.openxmlformats.org/wordprocessingml/2006/main" xmlns:w14="http://schemas.microsoft.com/office/word/2010/wordml" xmlns:w15="http://schemas.microsoft.com/office/word/2012/wordml" xmlns:w16cex="http://schemas.microsoft.com/office/word/2018/wordml/cex" xmlns:w16cid="http://schemas.microsoft.com/office/word/2016/wordml/cid" xmlns:w16="http://schemas.microsoft.com/office/word/2018/wordml" xmlns:w16sdtdh="http://schemas.microsoft.com/office/word/2020/wordml/sdtdatahash" xmlns:w16se="http://schemas.microsoft.com/office/word/2015/wordml/symex" xmlns:wpg="http://schemas.microsoft.com/office/word/2010/wordprocessingGroup" xmlns:wpi="http://schemas.microsoft.com/office/word/2010/wordprocessingInk" xmlns:wne="http://schemas.microsoft.com/office/word/2006/wordml" xmlns:wps="http://schemas.microsoft.com/office/word/2010/wordprocessingShape" mc:Ignorable="w14 w15 w16se w16cid w16 w16cex w16sdtdh wp14">
+<w:glossaryDocument xmlns:wpc="http://schemas.microsoft.com/office/word/2010/wordprocessingCanvas" xmlns:cx="http://schemas.microsoft.com/office/drawing/2014/chartex" xmlns:cx1="http://schemas.microsoft.com/office/drawing/2015/9/8/chartex" xmlns:cx2="http://schemas.microsoft.com/office/drawing/2015/10/21/chartex" xmlns:cx3="http://schemas.microsoft.com/office/drawing/2016/5/9/chartex" xmlns:cx4="http://schemas.microsoft.com/office/drawing/2016/5/10/chartex" xmlns:cx5="http://schemas.microsoft.com/office/drawing/2016/5/11/chartex" xmlns:cx6="http://schemas.microsoft.com/office/drawing/2016/5/12/chartex" xmlns:cx7="http://schemas.microsoft.com/office/drawing/2016/5/13/chartex" xmlns:cx8="http://schemas.microsoft.com/office/drawing/2016/5/14/chartex" xmlns:mc="http://schemas.openxmlformats.org/markup-compatibility/2006" xmlns:aink="http://schemas.microsoft.com/office/drawing/2016/ink" xmlns:am3d="http://schemas.microsoft.com/office/drawing/2017/model3d" xmlns:o="urn:schemas-microsoft-com:office:office" xmlns:oel="http://schemas.microsoft.com/office/2019/extlst" xmlns:r="http://schemas.openxmlformats.org/officeDocument/2006/relationships" xmlns:m="http://schemas.openxmlformats.org/officeDocument/2006/math" xmlns:v="urn:schemas-microsoft-com:vml" xmlns:wp14="http://schemas.microsoft.com/office/word/2010/wordprocessingDrawing" xmlns:wp="http://schemas.openxmlformats.org/drawingml/2006/wordprocessingDrawing" xmlns:w10="urn:schemas-microsoft-com:office:word" xmlns:w="http://schemas.openxmlformats.org/wordprocessingml/2006/main" xmlns:w14="http://schemas.microsoft.com/office/word/2010/wordml" xmlns:w15="http://schemas.microsoft.com/office/word/2012/wordml" xmlns:w16cex="http://schemas.microsoft.com/office/word/2018/wordml/cex" xmlns:w16cid="http://schemas.microsoft.com/office/word/2016/wordml/cid" xmlns:w16="http://schemas.microsoft.com/office/word/2018/wordml" xmlns:w16du="http://schemas.microsoft.com/office/word/2023/wordml/word16du" xmlns:w16sdtdh="http://schemas.microsoft.com/office/word/2020/wordml/sdtdatahash" xmlns:w16se="http://schemas.microsoft.com/office/word/2015/wordml/symex" xmlns:wpg="http://schemas.microsoft.com/office/word/2010/wordprocessingGroup" xmlns:wpi="http://schemas.microsoft.com/office/word/2010/wordprocessingInk" xmlns:wne="http://schemas.microsoft.com/office/word/2006/wordml" xmlns:wps="http://schemas.microsoft.com/office/word/2010/wordprocessingShape" mc:Ignorable="w14 w15 w16se w16cid w16 w16cex w16sdtdh w16du wp14">
   <w:docParts>
     <w:docPart>
       <w:docPartPr>
@@ -6843,7 +6860,7 @@
 </file>
 
 <file path=word/glossary/fontTable.xml><?xml version="1.0" encoding="utf-8"?>
-<w:fonts xmlns:mc="http://schemas.openxmlformats.org/markup-compatibility/2006" xmlns:r="http://schemas.openxmlformats.org/officeDocument/2006/relationships" xmlns:w="http://schemas.openxmlformats.org/wordprocessingml/2006/main" xmlns:w14="http://schemas.microsoft.com/office/word/2010/wordml" xmlns:w15="http://schemas.microsoft.com/office/word/2012/wordml" xmlns:w16cex="http://schemas.microsoft.com/office/word/2018/wordml/cex" xmlns:w16cid="http://schemas.microsoft.com/office/word/2016/wordml/cid" xmlns:w16="http://schemas.microsoft.com/office/word/2018/wordml" xmlns:w16sdtdh="http://schemas.microsoft.com/office/word/2020/wordml/sdtdatahash" xmlns:w16se="http://schemas.microsoft.com/office/word/2015/wordml/symex" mc:Ignorable="w14 w15 w16se w16cid w16 w16cex w16sdtdh">
+<w:fonts xmlns:mc="http://schemas.openxmlformats.org/markup-compatibility/2006" xmlns:r="http://schemas.openxmlformats.org/officeDocument/2006/relationships" xmlns:w="http://schemas.openxmlformats.org/wordprocessingml/2006/main" xmlns:w14="http://schemas.microsoft.com/office/word/2010/wordml" xmlns:w15="http://schemas.microsoft.com/office/word/2012/wordml" xmlns:w16cex="http://schemas.microsoft.com/office/word/2018/wordml/cex" xmlns:w16cid="http://schemas.microsoft.com/office/word/2016/wordml/cid" xmlns:w16="http://schemas.microsoft.com/office/word/2018/wordml" xmlns:w16du="http://schemas.microsoft.com/office/word/2023/wordml/word16du" xmlns:w16sdtdh="http://schemas.microsoft.com/office/word/2020/wordml/sdtdatahash" xmlns:w16se="http://schemas.microsoft.com/office/word/2015/wordml/symex" mc:Ignorable="w14 w15 w16se w16cid w16 w16cex w16sdtdh w16du">
   <w:font w:name="Times New Roman">
     <w:panose1 w:val="02020603050405020304"/>
     <w:charset w:val="00"/>
@@ -6887,25 +6904,23 @@
     <w:pitch w:val="variable"/>
     <w:sig w:usb0="00000003" w:usb1="00000000" w:usb2="00000000" w:usb3="00000000" w:csb0="00000001" w:csb1="00000000"/>
   </w:font>
-  <w:font w:name="Calibri">
-    <w:panose1 w:val="020F0502020204030204"/>
+  <w:font w:name="Aptos">
     <w:charset w:val="00"/>
     <w:family w:val="swiss"/>
     <w:pitch w:val="variable"/>
-    <w:sig w:usb0="E4002EFF" w:usb1="C200247B" w:usb2="00000009" w:usb3="00000000" w:csb0="000001FF" w:csb1="00000000"/>
+    <w:sig w:usb0="20000287" w:usb1="00000003" w:usb2="00000000" w:usb3="00000000" w:csb0="0000019F" w:csb1="00000000"/>
   </w:font>
-  <w:font w:name="Calibri Light">
-    <w:panose1 w:val="020F0302020204030204"/>
+  <w:font w:name="Aptos Display">
     <w:charset w:val="00"/>
     <w:family w:val="swiss"/>
     <w:pitch w:val="variable"/>
-    <w:sig w:usb0="E4002EFF" w:usb1="C200247B" w:usb2="00000009" w:usb3="00000000" w:csb0="000001FF" w:csb1="00000000"/>
+    <w:sig w:usb0="20000287" w:usb1="00000003" w:usb2="00000000" w:usb3="00000000" w:csb0="0000019F" w:csb1="00000000"/>
   </w:font>
 </w:fonts>
 </file>
 
 <file path=word/glossary/settings.xml><?xml version="1.0" encoding="utf-8"?>
-<w:settings xmlns:mc="http://schemas.openxmlformats.org/markup-compatibility/2006" xmlns:o="urn:schemas-microsoft-com:office:office" xmlns:r="http://schemas.openxmlformats.org/officeDocument/2006/relationships" xmlns:m="http://schemas.openxmlformats.org/officeDocument/2006/math" xmlns:v="urn:schemas-microsoft-com:vml" xmlns:w10="urn:schemas-microsoft-com:office:word" xmlns:w="http://schemas.openxmlformats.org/wordprocessingml/2006/main" xmlns:w14="http://schemas.microsoft.com/office/word/2010/wordml" xmlns:w15="http://schemas.microsoft.com/office/word/2012/wordml" xmlns:w16cex="http://schemas.microsoft.com/office/word/2018/wordml/cex" xmlns:w16cid="http://schemas.microsoft.com/office/word/2016/wordml/cid" xmlns:w16="http://schemas.microsoft.com/office/word/2018/wordml" xmlns:w16sdtdh="http://schemas.microsoft.com/office/word/2020/wordml/sdtdatahash" xmlns:w16se="http://schemas.microsoft.com/office/word/2015/wordml/symex" xmlns:sl="http://schemas.openxmlformats.org/schemaLibrary/2006/main" mc:Ignorable="w14 w15 w16se w16cid w16 w16cex w16sdtdh">
+<w:settings xmlns:mc="http://schemas.openxmlformats.org/markup-compatibility/2006" xmlns:o="urn:schemas-microsoft-com:office:office" xmlns:r="http://schemas.openxmlformats.org/officeDocument/2006/relationships" xmlns:m="http://schemas.openxmlformats.org/officeDocument/2006/math" xmlns:v="urn:schemas-microsoft-com:vml" xmlns:w10="urn:schemas-microsoft-com:office:word" xmlns:w="http://schemas.openxmlformats.org/wordprocessingml/2006/main" xmlns:w14="http://schemas.microsoft.com/office/word/2010/wordml" xmlns:w15="http://schemas.microsoft.com/office/word/2012/wordml" xmlns:w16cex="http://schemas.microsoft.com/office/word/2018/wordml/cex" xmlns:w16cid="http://schemas.microsoft.com/office/word/2016/wordml/cid" xmlns:w16="http://schemas.microsoft.com/office/word/2018/wordml" xmlns:w16du="http://schemas.microsoft.com/office/word/2023/wordml/word16du" xmlns:w16sdtdh="http://schemas.microsoft.com/office/word/2020/wordml/sdtdatahash" xmlns:w16se="http://schemas.microsoft.com/office/word/2015/wordml/symex" xmlns:sl="http://schemas.openxmlformats.org/schemaLibrary/2006/main" mc:Ignorable="w14 w15 w16se w16cid w16 w16cex w16sdtdh w16du">
   <w:view w:val="normal"/>
   <w:revisionView w:formatting="0"/>
   <w:defaultTabStop w:val="720"/>
@@ -6921,6 +6936,8 @@
   </w:compat>
   <w:rsids>
     <w:rsidRoot w:val="00C33A07"/>
+    <w:rsid w:val="00A47B40"/>
+    <w:rsid w:val="00A8755B"/>
     <w:rsid w:val="00C33A07"/>
     <w:rsid w:val="00CC7CE7"/>
   </w:rsids>
@@ -6939,13 +6956,13 @@
   </m:mathPr>
   <w:themeFontLang w:val="en-CA"/>
   <w:clrSchemeMapping w:bg1="light1" w:t1="dark1" w:bg2="light2" w:t2="dark2" w:accent1="accent1" w:accent2="accent2" w:accent3="accent3" w:accent4="accent4" w:accent5="accent5" w:accent6="accent6" w:hyperlink="hyperlink" w:followedHyperlink="followedHyperlink"/>
-  <w:decimalSymbol w:val=","/>
-  <w:listSeparator w:val=";"/>
+  <w:decimalSymbol w:val="."/>
+  <w:listSeparator w:val=","/>
 </w:settings>
 </file>
 
 <file path=word/glossary/styles.xml><?xml version="1.0" encoding="utf-8"?>
-<w:styles xmlns:mc="http://schemas.openxmlformats.org/markup-compatibility/2006" xmlns:r="http://schemas.openxmlformats.org/officeDocument/2006/relationships" xmlns:w="http://schemas.openxmlformats.org/wordprocessingml/2006/main" xmlns:w14="http://schemas.microsoft.com/office/word/2010/wordml" xmlns:w15="http://schemas.microsoft.com/office/word/2012/wordml" xmlns:w16cex="http://schemas.microsoft.com/office/word/2018/wordml/cex" xmlns:w16cid="http://schemas.microsoft.com/office/word/2016/wordml/cid" xmlns:w16="http://schemas.microsoft.com/office/word/2018/wordml" xmlns:w16sdtdh="http://schemas.microsoft.com/office/word/2020/wordml/sdtdatahash" xmlns:w16se="http://schemas.microsoft.com/office/word/2015/wordml/symex" mc:Ignorable="w14 w15 w16se w16cid w16 w16cex w16sdtdh">
+<w:styles xmlns:mc="http://schemas.openxmlformats.org/markup-compatibility/2006" xmlns:r="http://schemas.openxmlformats.org/officeDocument/2006/relationships" xmlns:w="http://schemas.openxmlformats.org/wordprocessingml/2006/main" xmlns:w14="http://schemas.microsoft.com/office/word/2010/wordml" xmlns:w15="http://schemas.microsoft.com/office/word/2012/wordml" xmlns:w16cex="http://schemas.microsoft.com/office/word/2018/wordml/cex" xmlns:w16cid="http://schemas.microsoft.com/office/word/2016/wordml/cid" xmlns:w16="http://schemas.microsoft.com/office/word/2018/wordml" xmlns:w16du="http://schemas.microsoft.com/office/word/2023/wordml/word16du" xmlns:w16sdtdh="http://schemas.microsoft.com/office/word/2020/wordml/sdtdatahash" xmlns:w16se="http://schemas.microsoft.com/office/word/2015/wordml/symex" mc:Ignorable="w14 w15 w16se w16cid w16 w16cex w16sdtdh w16du">
   <w:docDefaults>
     <w:rPrDefault>
       <w:rPr>
@@ -7116,7 +7133,7 @@
     <w:lsdException w:name="Table Web 2" w:semiHidden="1" w:unhideWhenUsed="1"/>
     <w:lsdException w:name="Table Web 3" w:semiHidden="1" w:unhideWhenUsed="1"/>
     <w:lsdException w:name="Balloon Text" w:semiHidden="1" w:unhideWhenUsed="1"/>
-    <w:lsdException w:name="Table Grid" w:semiHidden="1" w:uiPriority="59" w:unhideWhenUsed="1"/>
+    <w:lsdException w:name="Table Grid" w:uiPriority="59"/>
     <w:lsdException w:name="Table Theme" w:semiHidden="1" w:unhideWhenUsed="1"/>
     <w:lsdException w:name="Placeholder Text" w:semiHidden="1"/>
     <w:lsdException w:name="No Spacing" w:uiPriority="1" w:qFormat="1"/>
@@ -7375,16 +7392,30 @@
     <w:basedOn w:val="Fuentedeprrafopredeter"/>
     <w:uiPriority w:val="99"/>
     <w:semiHidden/>
-    <w:rsid w:val="00C33A07"/>
+    <w:rsid w:val="00A47B40"/>
     <w:rPr>
       <w:color w:val="808080"/>
+    </w:rPr>
+  </w:style>
+  <w:style w:type="paragraph" w:customStyle="1" w:styleId="4BEDDA9F9574406791FD88A08665E1F1">
+    <w:name w:val="4BEDDA9F9574406791FD88A08665E1F1"/>
+    <w:rsid w:val="00A47B40"/>
+    <w:pPr>
+      <w:spacing w:after="160" w:line="278" w:lineRule="auto"/>
+    </w:pPr>
+    <w:rPr>
+      <w:kern w:val="2"/>
+      <w:sz w:val="24"/>
+      <w:szCs w:val="24"/>
+      <w:lang w:val="es-CO" w:eastAsia="es-CO"/>
+      <w14:ligatures w14:val="standardContextual"/>
     </w:rPr>
   </w:style>
 </w:styles>
 </file>
 
 <file path=word/glossary/webSettings.xml><?xml version="1.0" encoding="utf-8"?>
-<w:webSettings xmlns:mc="http://schemas.openxmlformats.org/markup-compatibility/2006" xmlns:r="http://schemas.openxmlformats.org/officeDocument/2006/relationships" xmlns:w="http://schemas.openxmlformats.org/wordprocessingml/2006/main" xmlns:w14="http://schemas.microsoft.com/office/word/2010/wordml" xmlns:w15="http://schemas.microsoft.com/office/word/2012/wordml" xmlns:w16cex="http://schemas.microsoft.com/office/word/2018/wordml/cex" xmlns:w16cid="http://schemas.microsoft.com/office/word/2016/wordml/cid" xmlns:w16="http://schemas.microsoft.com/office/word/2018/wordml" xmlns:w16sdtdh="http://schemas.microsoft.com/office/word/2020/wordml/sdtdatahash" xmlns:w16se="http://schemas.microsoft.com/office/word/2015/wordml/symex" mc:Ignorable="w14 w15 w16se w16cid w16 w16cex w16sdtdh">
+<w:webSettings xmlns:mc="http://schemas.openxmlformats.org/markup-compatibility/2006" xmlns:r="http://schemas.openxmlformats.org/officeDocument/2006/relationships" xmlns:w="http://schemas.openxmlformats.org/wordprocessingml/2006/main" xmlns:w14="http://schemas.microsoft.com/office/word/2010/wordml" xmlns:w15="http://schemas.microsoft.com/office/word/2012/wordml" xmlns:w16cex="http://schemas.microsoft.com/office/word/2018/wordml/cex" xmlns:w16cid="http://schemas.microsoft.com/office/word/2016/wordml/cid" xmlns:w16="http://schemas.microsoft.com/office/word/2018/wordml" xmlns:w16du="http://schemas.microsoft.com/office/word/2023/wordml/word16du" xmlns:w16sdtdh="http://schemas.microsoft.com/office/word/2020/wordml/sdtdatahash" xmlns:w16se="http://schemas.microsoft.com/office/word/2015/wordml/symex" mc:Ignorable="w14 w15 w16se w16cid w16 w16cex w16sdtdh w16du">
   <w:optimizeForBrowser/>
   <w:allowPNG/>
 </w:webSettings>
@@ -7685,6 +7716,68 @@
 </file>
 
 <file path=customXml/item2.xml><?xml version="1.0" encoding="utf-8"?>
+<p:properties xmlns:p="http://schemas.microsoft.com/office/2006/metadata/properties" xmlns:xsi="http://www.w3.org/2001/XMLSchema-instance" xmlns:pc="http://schemas.microsoft.com/office/infopath/2007/PartnerControls">
+  <documentManagement>
+    <_dlc_DocId xmlns="ddd86614-e075-45fd-ad75-7be4b83b486d">E7YEJEDTSY7N-616-142</_dlc_DocId>
+    <_dlc_DocIdUrl xmlns="ddd86614-e075-45fd-ad75-7be4b83b486d">
+      <Url>https://goto.oahpp.ca/areas/ricn/teamsite/Implementation_Science_Knowledge_Translation/_layouts/DocIdRedir.aspx?ID=E7YEJEDTSY7N-616-142</Url>
+      <Description>E7YEJEDTSY7N-616-142</Description>
+    </_dlc_DocIdUrl>
+  </documentManagement>
+</p:properties>
+</file>
+
+<file path=customXml/item3.xml><?xml version="1.0" encoding="utf-8"?>
+<?mso-contentType ?>
+<spe:Receivers xmlns:spe="http://schemas.microsoft.com/sharepoint/events">
+  <Receiver>
+    <Name>Document ID Generator</Name>
+    <Synchronization>Synchronous</Synchronization>
+    <Type>10001</Type>
+    <SequenceNumber>1000</SequenceNumber>
+    <Assembly>Microsoft.Office.DocumentManagement, Version=14.0.0.0, Culture=neutral, PublicKeyToken=71e9bce111e9429c</Assembly>
+    <Class>Microsoft.Office.DocumentManagement.Internal.DocIdHandler</Class>
+    <Data/>
+    <Filter/>
+  </Receiver>
+  <Receiver>
+    <Name>Document ID Generator</Name>
+    <Synchronization>Synchronous</Synchronization>
+    <Type>10002</Type>
+    <SequenceNumber>1001</SequenceNumber>
+    <Assembly>Microsoft.Office.DocumentManagement, Version=14.0.0.0, Culture=neutral, PublicKeyToken=71e9bce111e9429c</Assembly>
+    <Class>Microsoft.Office.DocumentManagement.Internal.DocIdHandler</Class>
+    <Data/>
+    <Filter/>
+  </Receiver>
+  <Receiver>
+    <Name>Document ID Generator</Name>
+    <Synchronization>Synchronous</Synchronization>
+    <Type>10004</Type>
+    <SequenceNumber>1002</SequenceNumber>
+    <Assembly>Microsoft.Office.DocumentManagement, Version=14.0.0.0, Culture=neutral, PublicKeyToken=71e9bce111e9429c</Assembly>
+    <Class>Microsoft.Office.DocumentManagement.Internal.DocIdHandler</Class>
+    <Data/>
+    <Filter/>
+  </Receiver>
+  <Receiver>
+    <Name>Document ID Generator</Name>
+    <Synchronization>Synchronous</Synchronization>
+    <Type>10006</Type>
+    <SequenceNumber>1003</SequenceNumber>
+    <Assembly>Microsoft.Office.DocumentManagement, Version=14.0.0.0, Culture=neutral, PublicKeyToken=71e9bce111e9429c</Assembly>
+    <Class>Microsoft.Office.DocumentManagement.Internal.DocIdHandler</Class>
+    <Data/>
+    <Filter/>
+  </Receiver>
+</spe:Receivers>
+</file>
+
+<file path=customXml/item4.xml><?xml version="1.0" encoding="utf-8"?>
+<b:Sources xmlns:b="http://schemas.openxmlformats.org/officeDocument/2006/bibliography" xmlns="http://schemas.openxmlformats.org/officeDocument/2006/bibliography" SelectedStyle="\APA.XSL" StyleName="APA"/>
+</file>
+
+<file path=customXml/item5.xml><?xml version="1.0" encoding="utf-8"?>
 <ct:contentTypeSchema xmlns:ct="http://schemas.microsoft.com/office/2006/metadata/contentType" xmlns:ma="http://schemas.microsoft.com/office/2006/metadata/properties/metaAttributes" ct:_="" ma:_="" ma:contentTypeName="Document" ma:contentTypeID="0x0101005C502226ABD20E419776EC59F13549DD" ma:contentTypeVersion="4" ma:contentTypeDescription="Create a new document." ma:contentTypeScope="" ma:versionID="6889fd06cac4880bbace2dbc8d93587f">
   <xsd:schema xmlns:xsd="http://www.w3.org/2001/XMLSchema" xmlns:xs="http://www.w3.org/2001/XMLSchema" xmlns:p="http://schemas.microsoft.com/office/2006/metadata/properties" xmlns:ns2="ddd86614-e075-45fd-ad75-7be4b83b486d" targetNamespace="http://schemas.microsoft.com/office/2006/metadata/properties" ma:root="true" ma:fieldsID="0d5952d3730e44bb7b599fd25b7a60a4" ns2:_="">
     <xsd:import namespace="ddd86614-e075-45fd-ad75-7be4b83b486d"/>
@@ -7829,68 +7922,6 @@
 </ct:contentTypeSchema>
 </file>
 
-<file path=customXml/item3.xml><?xml version="1.0" encoding="utf-8"?>
-<b:Sources xmlns:b="http://schemas.openxmlformats.org/officeDocument/2006/bibliography" xmlns="http://schemas.openxmlformats.org/officeDocument/2006/bibliography" SelectedStyle="\APA.XSL" StyleName="APA"/>
-</file>
-
-<file path=customXml/item4.xml><?xml version="1.0" encoding="utf-8"?>
-<?mso-contentType ?>
-<spe:Receivers xmlns:spe="http://schemas.microsoft.com/sharepoint/events">
-  <Receiver>
-    <Name>Document ID Generator</Name>
-    <Synchronization>Synchronous</Synchronization>
-    <Type>10001</Type>
-    <SequenceNumber>1000</SequenceNumber>
-    <Assembly>Microsoft.Office.DocumentManagement, Version=14.0.0.0, Culture=neutral, PublicKeyToken=71e9bce111e9429c</Assembly>
-    <Class>Microsoft.Office.DocumentManagement.Internal.DocIdHandler</Class>
-    <Data/>
-    <Filter/>
-  </Receiver>
-  <Receiver>
-    <Name>Document ID Generator</Name>
-    <Synchronization>Synchronous</Synchronization>
-    <Type>10002</Type>
-    <SequenceNumber>1001</SequenceNumber>
-    <Assembly>Microsoft.Office.DocumentManagement, Version=14.0.0.0, Culture=neutral, PublicKeyToken=71e9bce111e9429c</Assembly>
-    <Class>Microsoft.Office.DocumentManagement.Internal.DocIdHandler</Class>
-    <Data/>
-    <Filter/>
-  </Receiver>
-  <Receiver>
-    <Name>Document ID Generator</Name>
-    <Synchronization>Synchronous</Synchronization>
-    <Type>10004</Type>
-    <SequenceNumber>1002</SequenceNumber>
-    <Assembly>Microsoft.Office.DocumentManagement, Version=14.0.0.0, Culture=neutral, PublicKeyToken=71e9bce111e9429c</Assembly>
-    <Class>Microsoft.Office.DocumentManagement.Internal.DocIdHandler</Class>
-    <Data/>
-    <Filter/>
-  </Receiver>
-  <Receiver>
-    <Name>Document ID Generator</Name>
-    <Synchronization>Synchronous</Synchronization>
-    <Type>10006</Type>
-    <SequenceNumber>1003</SequenceNumber>
-    <Assembly>Microsoft.Office.DocumentManagement, Version=14.0.0.0, Culture=neutral, PublicKeyToken=71e9bce111e9429c</Assembly>
-    <Class>Microsoft.Office.DocumentManagement.Internal.DocIdHandler</Class>
-    <Data/>
-    <Filter/>
-  </Receiver>
-</spe:Receivers>
-</file>
-
-<file path=customXml/item5.xml><?xml version="1.0" encoding="utf-8"?>
-<p:properties xmlns:p="http://schemas.microsoft.com/office/2006/metadata/properties" xmlns:xsi="http://www.w3.org/2001/XMLSchema-instance" xmlns:pc="http://schemas.microsoft.com/office/infopath/2007/PartnerControls">
-  <documentManagement>
-    <_dlc_DocId xmlns="ddd86614-e075-45fd-ad75-7be4b83b486d">E7YEJEDTSY7N-616-142</_dlc_DocId>
-    <_dlc_DocIdUrl xmlns="ddd86614-e075-45fd-ad75-7be4b83b486d">
-      <Url>https://goto.oahpp.ca/areas/ricn/teamsite/Implementation_Science_Knowledge_Translation/_layouts/DocIdRedir.aspx?ID=E7YEJEDTSY7N-616-142</Url>
-      <Description>E7YEJEDTSY7N-616-142</Description>
-    </_dlc_DocIdUrl>
-  </documentManagement>
-</p:properties>
-</file>
-
 <file path=customXml/itemProps1.xml><?xml version="1.0" encoding="utf-8"?>
 <ds:datastoreItem xmlns:ds="http://schemas.openxmlformats.org/officeDocument/2006/customXml" ds:itemID="{8E05EF34-00C3-445C-85DA-F1DB0117F497}">
   <ds:schemaRefs>
@@ -7900,6 +7931,38 @@
 </file>
 
 <file path=customXml/itemProps2.xml><?xml version="1.0" encoding="utf-8"?>
+<ds:datastoreItem xmlns:ds="http://schemas.openxmlformats.org/officeDocument/2006/customXml" ds:itemID="{6EE38350-9134-45CE-9A81-881B472B5096}">
+  <ds:schemaRefs>
+    <ds:schemaRef ds:uri="http://schemas.microsoft.com/office/infopath/2007/PartnerControls"/>
+    <ds:schemaRef ds:uri="http://purl.org/dc/elements/1.1/"/>
+    <ds:schemaRef ds:uri="http://schemas.openxmlformats.org/package/2006/metadata/core-properties"/>
+    <ds:schemaRef ds:uri="http://schemas.microsoft.com/office/2006/metadata/properties"/>
+    <ds:schemaRef ds:uri="http://purl.org/dc/dcmitype/"/>
+    <ds:schemaRef ds:uri="http://purl.org/dc/terms/"/>
+    <ds:schemaRef ds:uri="http://schemas.microsoft.com/office/2006/documentManagement/types"/>
+    <ds:schemaRef ds:uri="http://www.w3.org/XML/1998/namespace"/>
+    <ds:schemaRef ds:uri="ddd86614-e075-45fd-ad75-7be4b83b486d"/>
+  </ds:schemaRefs>
+</ds:datastoreItem>
+</file>
+
+<file path=customXml/itemProps3.xml><?xml version="1.0" encoding="utf-8"?>
+<ds:datastoreItem xmlns:ds="http://schemas.openxmlformats.org/officeDocument/2006/customXml" ds:itemID="{2690EBB6-9E48-419F-B2B9-D05E3D04DA46}">
+  <ds:schemaRefs>
+    <ds:schemaRef ds:uri="http://schemas.microsoft.com/sharepoint/events"/>
+  </ds:schemaRefs>
+</ds:datastoreItem>
+</file>
+
+<file path=customXml/itemProps4.xml><?xml version="1.0" encoding="utf-8"?>
+<ds:datastoreItem xmlns:ds="http://schemas.openxmlformats.org/officeDocument/2006/customXml" ds:itemID="{6F78C9F1-F9EC-4C7A-AD57-4FE74BECF1CB}">
+  <ds:schemaRefs>
+    <ds:schemaRef ds:uri="http://schemas.openxmlformats.org/officeDocument/2006/bibliography"/>
+  </ds:schemaRefs>
+</ds:datastoreItem>
+</file>
+
+<file path=customXml/itemProps5.xml><?xml version="1.0" encoding="utf-8"?>
 <ds:datastoreItem xmlns:ds="http://schemas.openxmlformats.org/officeDocument/2006/customXml" ds:itemID="{10721A11-0898-4E01-9D8A-3EB7DCBF4A0E}">
   <ds:schemaRefs>
     <ds:schemaRef ds:uri="http://schemas.microsoft.com/office/2006/metadata/contentType"/>
@@ -7915,36 +7978,4 @@
     <ds:schemaRef ds:uri="http://schemas.microsoft.com/internal/obd"/>
   </ds:schemaRefs>
 </ds:datastoreItem>
-</file>
-
-<file path=customXml/itemProps3.xml><?xml version="1.0" encoding="utf-8"?>
-<ds:datastoreItem xmlns:ds="http://schemas.openxmlformats.org/officeDocument/2006/customXml" ds:itemID="{6F78C9F1-F9EC-4C7A-AD57-4FE74BECF1CB}">
-  <ds:schemaRefs>
-    <ds:schemaRef ds:uri="http://schemas.openxmlformats.org/officeDocument/2006/bibliography"/>
-  </ds:schemaRefs>
-</ds:datastoreItem>
-</file>
-
-<file path=customXml/itemProps4.xml><?xml version="1.0" encoding="utf-8"?>
-<ds:datastoreItem xmlns:ds="http://schemas.openxmlformats.org/officeDocument/2006/customXml" ds:itemID="{2690EBB6-9E48-419F-B2B9-D05E3D04DA46}">
-  <ds:schemaRefs>
-    <ds:schemaRef ds:uri="http://schemas.microsoft.com/sharepoint/events"/>
-  </ds:schemaRefs>
-</ds:datastoreItem>
-</file>
-
-<file path=customXml/itemProps5.xml><?xml version="1.0" encoding="utf-8"?>
-<ds:datastoreItem xmlns:ds="http://schemas.openxmlformats.org/officeDocument/2006/customXml" ds:itemID="{6EE38350-9134-45CE-9A81-881B472B5096}">
-  <ds:schemaRefs>
-    <ds:schemaRef ds:uri="http://schemas.microsoft.com/office/infopath/2007/PartnerControls"/>
-    <ds:schemaRef ds:uri="http://purl.org/dc/elements/1.1/"/>
-    <ds:schemaRef ds:uri="http://schemas.openxmlformats.org/package/2006/metadata/core-properties"/>
-    <ds:schemaRef ds:uri="http://schemas.microsoft.com/office/2006/metadata/properties"/>
-    <ds:schemaRef ds:uri="http://purl.org/dc/dcmitype/"/>
-    <ds:schemaRef ds:uri="http://purl.org/dc/terms/"/>
-    <ds:schemaRef ds:uri="http://schemas.microsoft.com/office/2006/documentManagement/types"/>
-    <ds:schemaRef ds:uri="http://www.w3.org/XML/1998/namespace"/>
-    <ds:schemaRef ds:uri="ddd86614-e075-45fd-ad75-7be4b83b486d"/>
-  </ds:schemaRefs>
-</ds:datastoreItem>
 </file>